--- a/document/references-document/einvoicehub_softz/By SoftZ/API INTEGRATION DOCUMENTATION.docx
+++ b/document/references-document/einvoicehub_softz/By SoftZ/API INTEGRATION DOCUMENTATION.docx
@@ -538,9 +538,10 @@
             </w:r>
             <w:r>
               <w:rPr>
-                <w:rStyle w:val="Hyperlink"/>
-              </w:rPr>
-              <w:t>3</w:t>
+                <w:rFonts w:hint="eastAsia"/>
+                <w:noProof/>
+              </w:rPr>
+              <w:t>4</w:t>
             </w:r>
             <w:r>
               <w:fldChar w:fldCharType="end"/>
@@ -592,7 +593,8 @@
             </w:r>
             <w:r>
               <w:rPr>
-                <w:rStyle w:val="Hyperlink"/>
+                <w:rFonts w:hint="eastAsia"/>
+                <w:noProof/>
               </w:rPr>
               <w:t>4</w:t>
             </w:r>
@@ -646,7 +648,8 @@
             </w:r>
             <w:r>
               <w:rPr>
-                <w:rStyle w:val="Hyperlink"/>
+                <w:rFonts w:hint="eastAsia"/>
+                <w:noProof/>
               </w:rPr>
               <w:t>4</w:t>
             </w:r>
@@ -700,7 +703,8 @@
             </w:r>
             <w:r>
               <w:rPr>
-                <w:rStyle w:val="Hyperlink"/>
+                <w:rFonts w:hint="eastAsia"/>
+                <w:noProof/>
               </w:rPr>
               <w:t>4</w:t>
             </w:r>
@@ -754,7 +758,8 @@
             </w:r>
             <w:r>
               <w:rPr>
-                <w:rStyle w:val="Hyperlink"/>
+                <w:rFonts w:hint="eastAsia"/>
+                <w:noProof/>
               </w:rPr>
               <w:t>4</w:t>
             </w:r>
@@ -808,7 +813,8 @@
             </w:r>
             <w:r>
               <w:rPr>
-                <w:rStyle w:val="Hyperlink"/>
+                <w:rFonts w:hint="eastAsia"/>
+                <w:noProof/>
               </w:rPr>
               <w:t>4</w:t>
             </w:r>
@@ -862,7 +868,8 @@
             </w:r>
             <w:r>
               <w:rPr>
-                <w:rStyle w:val="Hyperlink"/>
+                <w:rFonts w:hint="eastAsia"/>
+                <w:noProof/>
               </w:rPr>
               <w:t>5</w:t>
             </w:r>
@@ -916,7 +923,8 @@
             </w:r>
             <w:r>
               <w:rPr>
-                <w:rStyle w:val="Hyperlink"/>
+                <w:rFonts w:hint="eastAsia"/>
+                <w:noProof/>
               </w:rPr>
               <w:t>5</w:t>
             </w:r>
@@ -970,7 +978,8 @@
             </w:r>
             <w:r>
               <w:rPr>
-                <w:rStyle w:val="Hyperlink"/>
+                <w:rFonts w:hint="eastAsia"/>
+                <w:noProof/>
               </w:rPr>
               <w:t>5</w:t>
             </w:r>
@@ -1024,7 +1033,8 @@
             </w:r>
             <w:r>
               <w:rPr>
-                <w:rStyle w:val="Hyperlink"/>
+                <w:rFonts w:hint="eastAsia"/>
+                <w:noProof/>
               </w:rPr>
               <w:t>7</w:t>
             </w:r>
@@ -1078,9 +1088,10 @@
             </w:r>
             <w:r>
               <w:rPr>
-                <w:rStyle w:val="Hyperlink"/>
-              </w:rPr>
-              <w:t>7</w:t>
+                <w:rFonts w:hint="eastAsia"/>
+                <w:noProof/>
+              </w:rPr>
+              <w:t>9</w:t>
             </w:r>
             <w:r>
               <w:fldChar w:fldCharType="end"/>
@@ -1132,9 +1143,10 @@
             </w:r>
             <w:r>
               <w:rPr>
-                <w:rStyle w:val="Hyperlink"/>
-              </w:rPr>
-              <w:t>7</w:t>
+                <w:rFonts w:hint="eastAsia"/>
+                <w:noProof/>
+              </w:rPr>
+              <w:t>14</w:t>
             </w:r>
             <w:r>
               <w:fldChar w:fldCharType="end"/>
@@ -1186,9 +1198,10 @@
             </w:r>
             <w:r>
               <w:rPr>
-                <w:rStyle w:val="Hyperlink"/>
-              </w:rPr>
-              <w:t>7</w:t>
+                <w:rFonts w:hint="eastAsia"/>
+                <w:noProof/>
+              </w:rPr>
+              <w:t>14</w:t>
             </w:r>
             <w:r>
               <w:fldChar w:fldCharType="end"/>
@@ -1240,9 +1253,10 @@
             </w:r>
             <w:r>
               <w:rPr>
-                <w:rStyle w:val="Hyperlink"/>
-              </w:rPr>
-              <w:t>7</w:t>
+                <w:rFonts w:hint="eastAsia"/>
+                <w:noProof/>
+              </w:rPr>
+              <w:t>14</w:t>
             </w:r>
             <w:r>
               <w:fldChar w:fldCharType="end"/>
@@ -1294,9 +1308,10 @@
             </w:r>
             <w:r>
               <w:rPr>
-                <w:rStyle w:val="Hyperlink"/>
-              </w:rPr>
-              <w:t>7</w:t>
+                <w:rFonts w:hint="eastAsia"/>
+                <w:noProof/>
+              </w:rPr>
+              <w:t>14</w:t>
             </w:r>
             <w:r>
               <w:fldChar w:fldCharType="end"/>
@@ -1348,9 +1363,10 @@
             </w:r>
             <w:r>
               <w:rPr>
-                <w:rStyle w:val="Hyperlink"/>
-              </w:rPr>
-              <w:t>7</w:t>
+                <w:rFonts w:hint="eastAsia"/>
+                <w:noProof/>
+              </w:rPr>
+              <w:t>14</w:t>
             </w:r>
             <w:r>
               <w:fldChar w:fldCharType="end"/>
@@ -1402,9 +1418,10 @@
             </w:r>
             <w:r>
               <w:rPr>
-                <w:rStyle w:val="Hyperlink"/>
-              </w:rPr>
-              <w:t>7</w:t>
+                <w:rFonts w:hint="eastAsia"/>
+                <w:noProof/>
+              </w:rPr>
+              <w:t>14</w:t>
             </w:r>
             <w:r>
               <w:fldChar w:fldCharType="end"/>
@@ -1456,9 +1473,10 @@
             </w:r>
             <w:r>
               <w:rPr>
-                <w:rStyle w:val="Hyperlink"/>
-              </w:rPr>
-              <w:t>8</w:t>
+                <w:rFonts w:hint="eastAsia"/>
+                <w:noProof/>
+              </w:rPr>
+              <w:t>15</w:t>
             </w:r>
             <w:r>
               <w:fldChar w:fldCharType="end"/>
@@ -1510,9 +1528,10 @@
             </w:r>
             <w:r>
               <w:rPr>
-                <w:rStyle w:val="Hyperlink"/>
-              </w:rPr>
-              <w:t>8</w:t>
+                <w:rFonts w:hint="eastAsia"/>
+                <w:noProof/>
+              </w:rPr>
+              <w:t>15</w:t>
             </w:r>
             <w:r>
               <w:fldChar w:fldCharType="end"/>
@@ -1564,9 +1583,10 @@
             </w:r>
             <w:r>
               <w:rPr>
-                <w:rStyle w:val="Hyperlink"/>
-              </w:rPr>
-              <w:t>8</w:t>
+                <w:rFonts w:hint="eastAsia"/>
+                <w:noProof/>
+              </w:rPr>
+              <w:t>15</w:t>
             </w:r>
             <w:r>
               <w:fldChar w:fldCharType="end"/>
@@ -1618,9 +1638,10 @@
             </w:r>
             <w:r>
               <w:rPr>
-                <w:rStyle w:val="Hyperlink"/>
-              </w:rPr>
-              <w:t>8</w:t>
+                <w:rFonts w:hint="eastAsia"/>
+                <w:noProof/>
+              </w:rPr>
+              <w:t>15</w:t>
             </w:r>
             <w:r>
               <w:fldChar w:fldCharType="end"/>
@@ -1672,9 +1693,10 @@
             </w:r>
             <w:r>
               <w:rPr>
-                <w:rStyle w:val="Hyperlink"/>
-              </w:rPr>
-              <w:t>9</w:t>
+                <w:rFonts w:hint="eastAsia"/>
+                <w:noProof/>
+              </w:rPr>
+              <w:t>16</w:t>
             </w:r>
             <w:r>
               <w:fldChar w:fldCharType="end"/>
@@ -6974,14 +6996,12 @@
                 <w:rFonts w:ascii="Times New Roman" w:eastAsia="Times New Roman" w:hAnsi="Times New Roman" w:cs="Times New Roman"/>
               </w:rPr>
             </w:pPr>
-            <w:bookmarkStart w:id="26" w:name="_GoBack"/>
             <w:r>
               <w:rPr>
                 <w:rFonts w:ascii="Times New Roman" w:eastAsia="Times New Roman" w:hAnsi="Times New Roman" w:cs="Times New Roman"/>
               </w:rPr>
               <w:t>TaxAmount</w:t>
             </w:r>
-            <w:bookmarkEnd w:id="26"/>
           </w:p>
         </w:tc>
         <w:tc>
@@ -9288,8 +9308,8 @@
           <w:szCs w:val="28"/>
         </w:rPr>
       </w:pPr>
-      <w:bookmarkStart w:id="27" w:name="_Toc430063942"/>
-      <w:bookmarkStart w:id="28" w:name="_Toc1558641731"/>
+      <w:bookmarkStart w:id="26" w:name="_Toc430063942"/>
+      <w:bookmarkStart w:id="27" w:name="_Toc1558641731"/>
       <w:r>
         <w:rPr>
           <w:rFonts w:ascii="Times New Roman" w:eastAsia="Times New Roman" w:hAnsi="Times New Roman" w:cs="Times New Roman"/>
@@ -9320,8 +9340,8 @@
         </w:rPr>
         <w:t>s</w:t>
       </w:r>
+      <w:bookmarkEnd w:id="26"/>
       <w:bookmarkEnd w:id="27"/>
-      <w:bookmarkEnd w:id="28"/>
     </w:p>
     <w:p>
       <w:pPr>
@@ -12762,8 +12782,8 @@
           <w:szCs w:val="28"/>
         </w:rPr>
       </w:pPr>
-      <w:bookmarkStart w:id="29" w:name="_Toc1904764798"/>
-      <w:bookmarkStart w:id="30" w:name="_Toc1702154217"/>
+      <w:bookmarkStart w:id="28" w:name="_Toc1904764798"/>
+      <w:bookmarkStart w:id="29" w:name="_Toc1702154217"/>
       <w:r>
         <w:rPr>
           <w:rFonts w:ascii="Times New Roman" w:eastAsia="Times New Roman" w:hAnsi="Times New Roman" w:cs="Times New Roman"/>
@@ -12804,8 +12824,8 @@
         </w:rPr>
         <w:t>s</w:t>
       </w:r>
+      <w:bookmarkEnd w:id="28"/>
       <w:bookmarkEnd w:id="29"/>
-      <w:bookmarkEnd w:id="30"/>
     </w:p>
     <w:p>
       <w:pPr>
@@ -18825,6 +18845,16 @@
               <w:t>N</w:t>
             </w:r>
           </w:p>
+          <w:p>
+            <w:pPr>
+              <w:spacing w:after="0"/>
+              <w:rPr>
+                <w:rFonts w:ascii="Times New Roman" w:eastAsia="Times New Roman" w:hAnsi="Times New Roman" w:cs="Times New Roman"/>
+              </w:rPr>
+            </w:pPr>
+            <w:bookmarkStart w:id="30" w:name="_GoBack"/>
+            <w:bookmarkEnd w:id="30"/>
+          </w:p>
         </w:tc>
         <w:tc>
           <w:tcPr>
@@ -19853,6 +19883,7 @@
               <w:rPr>
                 <w:rFonts w:ascii="Times New Roman" w:eastAsia="Times New Roman" w:hAnsi="Times New Roman" w:cs="Times New Roman"/>
               </w:rPr>
+              <w:lastRenderedPageBreak/>
               <w:t>3</w:t>
             </w:r>
           </w:p>
@@ -19982,7 +20013,6 @@
               <w:rPr>
                 <w:rFonts w:ascii="Times New Roman" w:eastAsia="Times New Roman" w:hAnsi="Times New Roman" w:cs="Times New Roman"/>
               </w:rPr>
-              <w:lastRenderedPageBreak/>
               <w:t>3</w:t>
             </w:r>
           </w:p>
@@ -22284,6 +22314,7 @@
               <w:rPr>
                 <w:rFonts w:ascii="Times New Roman" w:eastAsia="Times New Roman" w:hAnsi="Times New Roman" w:cs="Times New Roman"/>
               </w:rPr>
+              <w:lastRenderedPageBreak/>
               <w:t>1</w:t>
             </w:r>
           </w:p>
@@ -22384,7 +22415,6 @@
               <w:rPr>
                 <w:rFonts w:ascii="Times New Roman" w:eastAsia="Times New Roman" w:hAnsi="Times New Roman" w:cs="Times New Roman"/>
               </w:rPr>
-              <w:lastRenderedPageBreak/>
               <w:t>1</w:t>
             </w:r>
           </w:p>
@@ -26613,7 +26643,7 @@
         <w:tc>
           <w:tcPr>
             <w:tcW w:w="1075" w:type="dxa"/>
-            <w:shd w:val="clear" w:color="auto" w:fill="FFFF00"/>
+            <w:shd w:val="clear" w:color="auto" w:fill="auto"/>
           </w:tcPr>
           <w:p>
             <w:pPr>
@@ -26633,7 +26663,7 @@
         <w:tc>
           <w:tcPr>
             <w:tcW w:w="2610" w:type="dxa"/>
-            <w:shd w:val="clear" w:color="auto" w:fill="FFFF00"/>
+            <w:shd w:val="clear" w:color="auto" w:fill="auto"/>
           </w:tcPr>
           <w:p>
             <w:pPr>
@@ -26654,7 +26684,7 @@
         <w:tc>
           <w:tcPr>
             <w:tcW w:w="975" w:type="dxa"/>
-            <w:shd w:val="clear" w:color="auto" w:fill="FFFF00"/>
+            <w:shd w:val="clear" w:color="auto" w:fill="auto"/>
           </w:tcPr>
           <w:p>
             <w:pPr>
@@ -26674,7 +26704,7 @@
         <w:tc>
           <w:tcPr>
             <w:tcW w:w="1485" w:type="dxa"/>
-            <w:shd w:val="clear" w:color="auto" w:fill="FFFF00"/>
+            <w:shd w:val="clear" w:color="auto" w:fill="auto"/>
           </w:tcPr>
           <w:p>
             <w:pPr>
@@ -26694,7 +26724,7 @@
         <w:tc>
           <w:tcPr>
             <w:tcW w:w="3645" w:type="dxa"/>
-            <w:shd w:val="clear" w:color="auto" w:fill="FFFF00"/>
+            <w:shd w:val="clear" w:color="auto" w:fill="auto"/>
           </w:tcPr>
           <w:p>
             <w:pPr>
@@ -26713,6 +26743,7 @@
         <w:tc>
           <w:tcPr>
             <w:tcW w:w="1075" w:type="dxa"/>
+            <w:shd w:val="clear" w:color="auto" w:fill="auto"/>
           </w:tcPr>
           <w:p>
             <w:pPr>
@@ -26732,6 +26763,7 @@
         <w:tc>
           <w:tcPr>
             <w:tcW w:w="2610" w:type="dxa"/>
+            <w:shd w:val="clear" w:color="auto" w:fill="auto"/>
           </w:tcPr>
           <w:p>
             <w:pPr>
@@ -26752,6 +26784,7 @@
         <w:tc>
           <w:tcPr>
             <w:tcW w:w="975" w:type="dxa"/>
+            <w:shd w:val="clear" w:color="auto" w:fill="auto"/>
           </w:tcPr>
           <w:p>
             <w:pPr>
@@ -26771,6 +26804,7 @@
         <w:tc>
           <w:tcPr>
             <w:tcW w:w="1485" w:type="dxa"/>
+            <w:shd w:val="clear" w:color="auto" w:fill="auto"/>
           </w:tcPr>
           <w:p>
             <w:pPr>
@@ -26790,6 +26824,7 @@
         <w:tc>
           <w:tcPr>
             <w:tcW w:w="3645" w:type="dxa"/>
+            <w:shd w:val="clear" w:color="auto" w:fill="auto"/>
           </w:tcPr>
           <w:p>
             <w:pPr>
@@ -26903,7 +26938,7 @@
         <w:tc>
           <w:tcPr>
             <w:tcW w:w="1075" w:type="dxa"/>
-            <w:shd w:val="clear" w:color="auto" w:fill="FFFF00"/>
+            <w:shd w:val="clear" w:color="auto" w:fill="auto"/>
           </w:tcPr>
           <w:p>
             <w:pPr>
@@ -26923,7 +26958,7 @@
         <w:tc>
           <w:tcPr>
             <w:tcW w:w="2610" w:type="dxa"/>
-            <w:shd w:val="clear" w:color="auto" w:fill="FFFF00"/>
+            <w:shd w:val="clear" w:color="auto" w:fill="auto"/>
           </w:tcPr>
           <w:p>
             <w:pPr>
@@ -26944,7 +26979,7 @@
         <w:tc>
           <w:tcPr>
             <w:tcW w:w="975" w:type="dxa"/>
-            <w:shd w:val="clear" w:color="auto" w:fill="FFFF00"/>
+            <w:shd w:val="clear" w:color="auto" w:fill="auto"/>
           </w:tcPr>
           <w:p>
             <w:pPr>
@@ -26964,7 +26999,7 @@
         <w:tc>
           <w:tcPr>
             <w:tcW w:w="1485" w:type="dxa"/>
-            <w:shd w:val="clear" w:color="auto" w:fill="FFFF00"/>
+            <w:shd w:val="clear" w:color="auto" w:fill="auto"/>
           </w:tcPr>
           <w:p>
             <w:pPr>
@@ -26984,7 +27019,7 @@
         <w:tc>
           <w:tcPr>
             <w:tcW w:w="3645" w:type="dxa"/>
-            <w:shd w:val="clear" w:color="auto" w:fill="FFFF00"/>
+            <w:shd w:val="clear" w:color="auto" w:fill="auto"/>
           </w:tcPr>
           <w:p>
             <w:pPr>
@@ -31795,7 +31830,7 @@
         <w:noProof/>
         <w:color w:val="156082" w:themeColor="accent1"/>
       </w:rPr>
-      <w:t>16</w:t>
+      <w:t>11</w:t>
     </w:r>
     <w:r>
       <w:rPr>
@@ -32958,7 +32993,7 @@
       <w:lvlText w:val="%1.%2."/>
       <w:lvlJc w:val="left"/>
       <w:pPr>
-        <w:ind w:left="1440" w:hanging="360"/>
+        <w:ind w:left="360" w:hanging="360"/>
       </w:pPr>
     </w:lvl>
     <w:lvl w:ilvl="2">
@@ -35862,7 +35897,7 @@
 </file>
 
 <file path=customXml/itemProps4.xml><?xml version="1.0" encoding="utf-8"?>
-<ds:datastoreItem xmlns:ds="http://schemas.openxmlformats.org/officeDocument/2006/customXml" ds:itemID="{F691789D-8B7E-457B-8421-010588E3A847}">
+<ds:datastoreItem xmlns:ds="http://schemas.openxmlformats.org/officeDocument/2006/customXml" ds:itemID="{E138D88C-870B-4D87-9DC6-D79B21AFF53E}">
   <ds:schemaRefs>
     <ds:schemaRef ds:uri="http://schemas.openxmlformats.org/officeDocument/2006/bibliography"/>
   </ds:schemaRefs>

--- a/document/references-document/einvoicehub_softz/By SoftZ/API INTEGRATION DOCUMENTATION.docx
+++ b/document/references-document/einvoicehub_softz/By SoftZ/API INTEGRATION DOCUMENTATION.docx
@@ -172,6 +172,18 @@
           <w:szCs w:val="48"/>
         </w:rPr>
         <w:t>E-INVOICE</w:t>
+      </w:r>
+      <w:r>
+        <w:rPr>
+          <w:rFonts w:ascii="Times New Roman" w:eastAsia="Times New Roman" w:hAnsi="Times New Roman" w:cs="Times New Roman"/>
+          <w:b/>
+          <w:bCs/>
+          <w:spacing w:val="-10"/>
+          <w:kern w:val="28"/>
+          <w:sz w:val="48"/>
+          <w:szCs w:val="48"/>
+        </w:rPr>
+        <w:t>R</w:t>
       </w:r>
     </w:p>
     <w:p>
@@ -4577,7 +4589,7 @@
         <w:tc>
           <w:tcPr>
             <w:tcW w:w="534" w:type="dxa"/>
-            <w:shd w:val="clear" w:color="auto" w:fill="FFFF00"/>
+            <w:shd w:val="clear" w:color="auto" w:fill="auto"/>
           </w:tcPr>
           <w:p>
             <w:pPr>
@@ -4598,7 +4610,7 @@
         <w:tc>
           <w:tcPr>
             <w:tcW w:w="3047" w:type="dxa"/>
-            <w:shd w:val="clear" w:color="auto" w:fill="FFFF00"/>
+            <w:shd w:val="clear" w:color="auto" w:fill="auto"/>
           </w:tcPr>
           <w:p>
             <w:pPr>
@@ -4619,7 +4631,7 @@
         <w:tc>
           <w:tcPr>
             <w:tcW w:w="630" w:type="dxa"/>
-            <w:shd w:val="clear" w:color="auto" w:fill="FFFF00"/>
+            <w:shd w:val="clear" w:color="auto" w:fill="auto"/>
           </w:tcPr>
           <w:p>
             <w:pPr>
@@ -4639,39 +4651,27 @@
         <w:tc>
           <w:tcPr>
             <w:tcW w:w="1710" w:type="dxa"/>
-            <w:shd w:val="clear" w:color="auto" w:fill="FFFF00"/>
-          </w:tcPr>
-          <w:p>
-            <w:pPr>
-              <w:spacing w:after="0" w:line="240" w:lineRule="auto"/>
-              <w:rPr>
-                <w:rFonts w:ascii="Times New Roman" w:eastAsia="Times New Roman" w:hAnsi="Times New Roman" w:cs="Times New Roman"/>
-              </w:rPr>
-            </w:pPr>
-            <w:r>
-              <w:rPr>
-                <w:rFonts w:ascii="Times New Roman" w:eastAsia="Times New Roman" w:hAnsi="Times New Roman" w:cs="Times New Roman"/>
-              </w:rPr>
-              <w:t>String(</w:t>
-            </w:r>
-            <w:r>
-              <w:rPr>
-                <w:rFonts w:ascii="Times New Roman" w:eastAsia="Times New Roman" w:hAnsi="Times New Roman" w:cs="Times New Roman"/>
-              </w:rPr>
-              <w:t>0,20</w:t>
-            </w:r>
-            <w:r>
-              <w:rPr>
-                <w:rFonts w:ascii="Times New Roman" w:eastAsia="Times New Roman" w:hAnsi="Times New Roman" w:cs="Times New Roman"/>
-              </w:rPr>
-              <w:t>)</w:t>
+            <w:shd w:val="clear" w:color="auto" w:fill="auto"/>
+          </w:tcPr>
+          <w:p>
+            <w:pPr>
+              <w:spacing w:after="0" w:line="240" w:lineRule="auto"/>
+              <w:rPr>
+                <w:rFonts w:ascii="Times New Roman" w:eastAsia="Times New Roman" w:hAnsi="Times New Roman" w:cs="Times New Roman"/>
+              </w:rPr>
+            </w:pPr>
+            <w:r>
+              <w:rPr>
+                <w:rFonts w:ascii="Times New Roman" w:eastAsia="Times New Roman" w:hAnsi="Times New Roman" w:cs="Times New Roman"/>
+              </w:rPr>
+              <w:t>String(0,20)</w:t>
             </w:r>
           </w:p>
         </w:tc>
         <w:tc>
           <w:tcPr>
             <w:tcW w:w="3855" w:type="dxa"/>
-            <w:shd w:val="clear" w:color="auto" w:fill="FFFF00"/>
+            <w:shd w:val="clear" w:color="auto" w:fill="auto"/>
           </w:tcPr>
           <w:p>
             <w:pPr>
@@ -4687,6 +4687,7 @@
         <w:tc>
           <w:tcPr>
             <w:tcW w:w="534" w:type="dxa"/>
+            <w:shd w:val="clear" w:color="auto" w:fill="auto"/>
           </w:tcPr>
           <w:p>
             <w:pPr>
@@ -4706,6 +4707,7 @@
         <w:tc>
           <w:tcPr>
             <w:tcW w:w="3047" w:type="dxa"/>
+            <w:shd w:val="clear" w:color="auto" w:fill="auto"/>
           </w:tcPr>
           <w:p>
             <w:pPr>
@@ -4726,6 +4728,7 @@
         <w:tc>
           <w:tcPr>
             <w:tcW w:w="630" w:type="dxa"/>
+            <w:shd w:val="clear" w:color="auto" w:fill="auto"/>
           </w:tcPr>
           <w:p>
             <w:pPr>
@@ -4745,37 +4748,27 @@
         <w:tc>
           <w:tcPr>
             <w:tcW w:w="1710" w:type="dxa"/>
-          </w:tcPr>
-          <w:p>
-            <w:pPr>
-              <w:spacing w:after="0" w:line="240" w:lineRule="auto"/>
-              <w:rPr>
-                <w:rFonts w:ascii="Times New Roman" w:eastAsia="Times New Roman" w:hAnsi="Times New Roman" w:cs="Times New Roman"/>
-              </w:rPr>
-            </w:pPr>
-            <w:r>
-              <w:rPr>
-                <w:rFonts w:ascii="Times New Roman" w:eastAsia="Times New Roman" w:hAnsi="Times New Roman" w:cs="Times New Roman"/>
-              </w:rPr>
-              <w:t>String(</w:t>
-            </w:r>
-            <w:r>
-              <w:rPr>
-                <w:rFonts w:ascii="Times New Roman" w:eastAsia="Times New Roman" w:hAnsi="Times New Roman" w:cs="Times New Roman"/>
-              </w:rPr>
-              <w:t>0,20</w:t>
-            </w:r>
-            <w:r>
-              <w:rPr>
-                <w:rFonts w:ascii="Times New Roman" w:eastAsia="Times New Roman" w:hAnsi="Times New Roman" w:cs="Times New Roman"/>
-              </w:rPr>
-              <w:t>)</w:t>
+            <w:shd w:val="clear" w:color="auto" w:fill="auto"/>
+          </w:tcPr>
+          <w:p>
+            <w:pPr>
+              <w:spacing w:after="0" w:line="240" w:lineRule="auto"/>
+              <w:rPr>
+                <w:rFonts w:ascii="Times New Roman" w:eastAsia="Times New Roman" w:hAnsi="Times New Roman" w:cs="Times New Roman"/>
+              </w:rPr>
+            </w:pPr>
+            <w:r>
+              <w:rPr>
+                <w:rFonts w:ascii="Times New Roman" w:eastAsia="Times New Roman" w:hAnsi="Times New Roman" w:cs="Times New Roman"/>
+              </w:rPr>
+              <w:t>String(0,20)</w:t>
             </w:r>
           </w:p>
         </w:tc>
         <w:tc>
           <w:tcPr>
             <w:tcW w:w="3855" w:type="dxa"/>
+            <w:shd w:val="clear" w:color="auto" w:fill="auto"/>
           </w:tcPr>
           <w:p>
             <w:pPr>
@@ -4794,7 +4787,7 @@
         <w:tc>
           <w:tcPr>
             <w:tcW w:w="534" w:type="dxa"/>
-            <w:shd w:val="clear" w:color="auto" w:fill="FFFF00"/>
+            <w:shd w:val="clear" w:color="auto" w:fill="auto"/>
           </w:tcPr>
           <w:p>
             <w:pPr>
@@ -4814,7 +4807,7 @@
         <w:tc>
           <w:tcPr>
             <w:tcW w:w="3047" w:type="dxa"/>
-            <w:shd w:val="clear" w:color="auto" w:fill="FFFF00"/>
+            <w:shd w:val="clear" w:color="auto" w:fill="auto"/>
           </w:tcPr>
           <w:p>
             <w:pPr>
@@ -4835,7 +4828,7 @@
         <w:tc>
           <w:tcPr>
             <w:tcW w:w="630" w:type="dxa"/>
-            <w:shd w:val="clear" w:color="auto" w:fill="FFFF00"/>
+            <w:shd w:val="clear" w:color="auto" w:fill="auto"/>
           </w:tcPr>
           <w:p>
             <w:pPr>
@@ -4855,39 +4848,27 @@
         <w:tc>
           <w:tcPr>
             <w:tcW w:w="1710" w:type="dxa"/>
-            <w:shd w:val="clear" w:color="auto" w:fill="FFFF00"/>
-          </w:tcPr>
-          <w:p>
-            <w:pPr>
-              <w:spacing w:after="0" w:line="240" w:lineRule="auto"/>
-              <w:rPr>
-                <w:rFonts w:ascii="Times New Roman" w:eastAsia="Times New Roman" w:hAnsi="Times New Roman" w:cs="Times New Roman"/>
-              </w:rPr>
-            </w:pPr>
-            <w:r>
-              <w:rPr>
-                <w:rFonts w:ascii="Times New Roman" w:eastAsia="Times New Roman" w:hAnsi="Times New Roman" w:cs="Times New Roman"/>
-              </w:rPr>
-              <w:t>String(</w:t>
-            </w:r>
-            <w:r>
-              <w:rPr>
-                <w:rFonts w:ascii="Times New Roman" w:eastAsia="Times New Roman" w:hAnsi="Times New Roman" w:cs="Times New Roman"/>
-              </w:rPr>
-              <w:t>0,20</w:t>
-            </w:r>
-            <w:r>
-              <w:rPr>
-                <w:rFonts w:ascii="Times New Roman" w:eastAsia="Times New Roman" w:hAnsi="Times New Roman" w:cs="Times New Roman"/>
-              </w:rPr>
-              <w:t>)</w:t>
+            <w:shd w:val="clear" w:color="auto" w:fill="auto"/>
+          </w:tcPr>
+          <w:p>
+            <w:pPr>
+              <w:spacing w:after="0" w:line="240" w:lineRule="auto"/>
+              <w:rPr>
+                <w:rFonts w:ascii="Times New Roman" w:eastAsia="Times New Roman" w:hAnsi="Times New Roman" w:cs="Times New Roman"/>
+              </w:rPr>
+            </w:pPr>
+            <w:r>
+              <w:rPr>
+                <w:rFonts w:ascii="Times New Roman" w:eastAsia="Times New Roman" w:hAnsi="Times New Roman" w:cs="Times New Roman"/>
+              </w:rPr>
+              <w:t>String(0,20)</w:t>
             </w:r>
           </w:p>
         </w:tc>
         <w:tc>
           <w:tcPr>
             <w:tcW w:w="3855" w:type="dxa"/>
-            <w:shd w:val="clear" w:color="auto" w:fill="FFFF00"/>
+            <w:shd w:val="clear" w:color="auto" w:fill="auto"/>
           </w:tcPr>
           <w:p>
             <w:pPr>
@@ -4903,7 +4884,7 @@
         <w:tc>
           <w:tcPr>
             <w:tcW w:w="534" w:type="dxa"/>
-            <w:shd w:val="clear" w:color="auto" w:fill="FFFF00"/>
+            <w:shd w:val="clear" w:color="auto" w:fill="auto"/>
           </w:tcPr>
           <w:p>
             <w:pPr>
@@ -4923,7 +4904,7 @@
         <w:tc>
           <w:tcPr>
             <w:tcW w:w="3047" w:type="dxa"/>
-            <w:shd w:val="clear" w:color="auto" w:fill="FFFF00"/>
+            <w:shd w:val="clear" w:color="auto" w:fill="auto"/>
           </w:tcPr>
           <w:p>
             <w:pPr>
@@ -4944,7 +4925,7 @@
         <w:tc>
           <w:tcPr>
             <w:tcW w:w="630" w:type="dxa"/>
-            <w:shd w:val="clear" w:color="auto" w:fill="FFFF00"/>
+            <w:shd w:val="clear" w:color="auto" w:fill="auto"/>
           </w:tcPr>
           <w:p>
             <w:pPr>
@@ -4964,39 +4945,27 @@
         <w:tc>
           <w:tcPr>
             <w:tcW w:w="1710" w:type="dxa"/>
-            <w:shd w:val="clear" w:color="auto" w:fill="FFFF00"/>
-          </w:tcPr>
-          <w:p>
-            <w:pPr>
-              <w:spacing w:after="0" w:line="240" w:lineRule="auto"/>
-              <w:rPr>
-                <w:rFonts w:ascii="Times New Roman" w:eastAsia="Times New Roman" w:hAnsi="Times New Roman" w:cs="Times New Roman"/>
-              </w:rPr>
-            </w:pPr>
-            <w:r>
-              <w:rPr>
-                <w:rFonts w:ascii="Times New Roman" w:eastAsia="Times New Roman" w:hAnsi="Times New Roman" w:cs="Times New Roman"/>
-              </w:rPr>
-              <w:t>String(</w:t>
-            </w:r>
-            <w:r>
-              <w:rPr>
-                <w:rFonts w:ascii="Times New Roman" w:eastAsia="Times New Roman" w:hAnsi="Times New Roman" w:cs="Times New Roman"/>
-              </w:rPr>
-              <w:t>0,200</w:t>
-            </w:r>
-            <w:r>
-              <w:rPr>
-                <w:rFonts w:ascii="Times New Roman" w:eastAsia="Times New Roman" w:hAnsi="Times New Roman" w:cs="Times New Roman"/>
-              </w:rPr>
-              <w:t>)</w:t>
+            <w:shd w:val="clear" w:color="auto" w:fill="auto"/>
+          </w:tcPr>
+          <w:p>
+            <w:pPr>
+              <w:spacing w:after="0" w:line="240" w:lineRule="auto"/>
+              <w:rPr>
+                <w:rFonts w:ascii="Times New Roman" w:eastAsia="Times New Roman" w:hAnsi="Times New Roman" w:cs="Times New Roman"/>
+              </w:rPr>
+            </w:pPr>
+            <w:r>
+              <w:rPr>
+                <w:rFonts w:ascii="Times New Roman" w:eastAsia="Times New Roman" w:hAnsi="Times New Roman" w:cs="Times New Roman"/>
+              </w:rPr>
+              <w:t>String(0,200)</w:t>
             </w:r>
           </w:p>
         </w:tc>
         <w:tc>
           <w:tcPr>
             <w:tcW w:w="3855" w:type="dxa"/>
-            <w:shd w:val="clear" w:color="auto" w:fill="FFFF00"/>
+            <w:shd w:val="clear" w:color="auto" w:fill="auto"/>
           </w:tcPr>
           <w:p>
             <w:pPr>
@@ -5012,7 +4981,7 @@
         <w:tc>
           <w:tcPr>
             <w:tcW w:w="534" w:type="dxa"/>
-            <w:shd w:val="clear" w:color="auto" w:fill="FFFF00"/>
+            <w:shd w:val="clear" w:color="auto" w:fill="auto"/>
           </w:tcPr>
           <w:p>
             <w:pPr>
@@ -5032,7 +5001,7 @@
         <w:tc>
           <w:tcPr>
             <w:tcW w:w="3047" w:type="dxa"/>
-            <w:shd w:val="clear" w:color="auto" w:fill="FFFF00"/>
+            <w:shd w:val="clear" w:color="auto" w:fill="auto"/>
           </w:tcPr>
           <w:p>
             <w:pPr>
@@ -5053,7 +5022,7 @@
         <w:tc>
           <w:tcPr>
             <w:tcW w:w="630" w:type="dxa"/>
-            <w:shd w:val="clear" w:color="auto" w:fill="FFFF00"/>
+            <w:shd w:val="clear" w:color="auto" w:fill="auto"/>
           </w:tcPr>
           <w:p>
             <w:pPr>
@@ -5073,39 +5042,27 @@
         <w:tc>
           <w:tcPr>
             <w:tcW w:w="1710" w:type="dxa"/>
-            <w:shd w:val="clear" w:color="auto" w:fill="FFFF00"/>
-          </w:tcPr>
-          <w:p>
-            <w:pPr>
-              <w:spacing w:after="0" w:line="240" w:lineRule="auto"/>
-              <w:rPr>
-                <w:rFonts w:ascii="Times New Roman" w:eastAsia="Times New Roman" w:hAnsi="Times New Roman" w:cs="Times New Roman"/>
-              </w:rPr>
-            </w:pPr>
-            <w:r>
-              <w:rPr>
-                <w:rFonts w:ascii="Times New Roman" w:eastAsia="Times New Roman" w:hAnsi="Times New Roman" w:cs="Times New Roman"/>
-              </w:rPr>
-              <w:t>String(</w:t>
-            </w:r>
-            <w:r>
-              <w:rPr>
-                <w:rFonts w:ascii="Times New Roman" w:eastAsia="Times New Roman" w:hAnsi="Times New Roman" w:cs="Times New Roman"/>
-              </w:rPr>
-              <w:t>0,20</w:t>
-            </w:r>
-            <w:r>
-              <w:rPr>
-                <w:rFonts w:ascii="Times New Roman" w:eastAsia="Times New Roman" w:hAnsi="Times New Roman" w:cs="Times New Roman"/>
-              </w:rPr>
-              <w:t>)</w:t>
+            <w:shd w:val="clear" w:color="auto" w:fill="auto"/>
+          </w:tcPr>
+          <w:p>
+            <w:pPr>
+              <w:spacing w:after="0" w:line="240" w:lineRule="auto"/>
+              <w:rPr>
+                <w:rFonts w:ascii="Times New Roman" w:eastAsia="Times New Roman" w:hAnsi="Times New Roman" w:cs="Times New Roman"/>
+              </w:rPr>
+            </w:pPr>
+            <w:r>
+              <w:rPr>
+                <w:rFonts w:ascii="Times New Roman" w:eastAsia="Times New Roman" w:hAnsi="Times New Roman" w:cs="Times New Roman"/>
+              </w:rPr>
+              <w:t>String(0,20)</w:t>
             </w:r>
           </w:p>
         </w:tc>
         <w:tc>
           <w:tcPr>
             <w:tcW w:w="3855" w:type="dxa"/>
-            <w:shd w:val="clear" w:color="auto" w:fill="FFFF00"/>
+            <w:shd w:val="clear" w:color="auto" w:fill="auto"/>
           </w:tcPr>
           <w:p>
             <w:pPr>
@@ -5121,7 +5078,7 @@
         <w:tc>
           <w:tcPr>
             <w:tcW w:w="534" w:type="dxa"/>
-            <w:shd w:val="clear" w:color="auto" w:fill="FFFF00"/>
+            <w:shd w:val="clear" w:color="auto" w:fill="auto"/>
           </w:tcPr>
           <w:p>
             <w:pPr>
@@ -5141,7 +5098,7 @@
         <w:tc>
           <w:tcPr>
             <w:tcW w:w="3047" w:type="dxa"/>
-            <w:shd w:val="clear" w:color="auto" w:fill="FFFF00"/>
+            <w:shd w:val="clear" w:color="auto" w:fill="auto"/>
           </w:tcPr>
           <w:p>
             <w:pPr>
@@ -5162,7 +5119,7 @@
         <w:tc>
           <w:tcPr>
             <w:tcW w:w="630" w:type="dxa"/>
-            <w:shd w:val="clear" w:color="auto" w:fill="FFFF00"/>
+            <w:shd w:val="clear" w:color="auto" w:fill="auto"/>
           </w:tcPr>
           <w:p>
             <w:pPr>
@@ -5182,7 +5139,7 @@
         <w:tc>
           <w:tcPr>
             <w:tcW w:w="1710" w:type="dxa"/>
-            <w:shd w:val="clear" w:color="auto" w:fill="FFFF00"/>
+            <w:shd w:val="clear" w:color="auto" w:fill="auto"/>
           </w:tcPr>
           <w:p>
             <w:pPr>
@@ -5202,7 +5159,7 @@
         <w:tc>
           <w:tcPr>
             <w:tcW w:w="3855" w:type="dxa"/>
-            <w:shd w:val="clear" w:color="auto" w:fill="FFFF00"/>
+            <w:shd w:val="clear" w:color="auto" w:fill="auto"/>
           </w:tcPr>
           <w:p>
             <w:pPr>
@@ -5217,15 +5174,7 @@
                 <w:i/>
                 <w:iCs/>
               </w:rPr>
-              <w:t xml:space="preserve">Xem bảng </w:t>
-            </w:r>
-            <w:r>
-              <w:rPr>
-                <w:rFonts w:ascii="Times New Roman" w:eastAsia="Times New Roman" w:hAnsi="Times New Roman" w:cs="Times New Roman"/>
-                <w:i/>
-                <w:iCs/>
-              </w:rPr>
-              <w:t>ReceiveTypeID</w:t>
+              <w:t>Xem bảng ReceiveTypeID</w:t>
             </w:r>
           </w:p>
         </w:tc>
@@ -5237,7 +5186,7 @@
         <w:tc>
           <w:tcPr>
             <w:tcW w:w="534" w:type="dxa"/>
-            <w:shd w:val="clear" w:color="auto" w:fill="FFFF00"/>
+            <w:shd w:val="clear" w:color="auto" w:fill="auto"/>
           </w:tcPr>
           <w:p>
             <w:pPr>
@@ -5257,7 +5206,7 @@
         <w:tc>
           <w:tcPr>
             <w:tcW w:w="3047" w:type="dxa"/>
-            <w:shd w:val="clear" w:color="auto" w:fill="FFFF00"/>
+            <w:shd w:val="clear" w:color="auto" w:fill="auto"/>
           </w:tcPr>
           <w:p>
             <w:pPr>
@@ -5278,7 +5227,7 @@
         <w:tc>
           <w:tcPr>
             <w:tcW w:w="630" w:type="dxa"/>
-            <w:shd w:val="clear" w:color="auto" w:fill="FFFF00"/>
+            <w:shd w:val="clear" w:color="auto" w:fill="auto"/>
           </w:tcPr>
           <w:p>
             <w:pPr>
@@ -5298,39 +5247,27 @@
         <w:tc>
           <w:tcPr>
             <w:tcW w:w="1710" w:type="dxa"/>
-            <w:shd w:val="clear" w:color="auto" w:fill="FFFF00"/>
-          </w:tcPr>
-          <w:p>
-            <w:pPr>
-              <w:spacing w:after="0" w:line="240" w:lineRule="auto"/>
-              <w:rPr>
-                <w:rFonts w:ascii="Times New Roman" w:eastAsia="Times New Roman" w:hAnsi="Times New Roman" w:cs="Times New Roman"/>
-              </w:rPr>
-            </w:pPr>
-            <w:r>
-              <w:rPr>
-                <w:rFonts w:ascii="Times New Roman" w:eastAsia="Times New Roman" w:hAnsi="Times New Roman" w:cs="Times New Roman"/>
-              </w:rPr>
-              <w:t>String(</w:t>
-            </w:r>
-            <w:r>
-              <w:rPr>
-                <w:rFonts w:ascii="Times New Roman" w:eastAsia="Times New Roman" w:hAnsi="Times New Roman" w:cs="Times New Roman"/>
-              </w:rPr>
-              <w:t>0,50</w:t>
-            </w:r>
-            <w:r>
-              <w:rPr>
-                <w:rFonts w:ascii="Times New Roman" w:eastAsia="Times New Roman" w:hAnsi="Times New Roman" w:cs="Times New Roman"/>
-              </w:rPr>
-              <w:t>)</w:t>
+            <w:shd w:val="clear" w:color="auto" w:fill="auto"/>
+          </w:tcPr>
+          <w:p>
+            <w:pPr>
+              <w:spacing w:after="0" w:line="240" w:lineRule="auto"/>
+              <w:rPr>
+                <w:rFonts w:ascii="Times New Roman" w:eastAsia="Times New Roman" w:hAnsi="Times New Roman" w:cs="Times New Roman"/>
+              </w:rPr>
+            </w:pPr>
+            <w:r>
+              <w:rPr>
+                <w:rFonts w:ascii="Times New Roman" w:eastAsia="Times New Roman" w:hAnsi="Times New Roman" w:cs="Times New Roman"/>
+              </w:rPr>
+              <w:t>String(0,50)</w:t>
             </w:r>
           </w:p>
         </w:tc>
         <w:tc>
           <w:tcPr>
             <w:tcW w:w="3855" w:type="dxa"/>
-            <w:shd w:val="clear" w:color="auto" w:fill="FFFF00"/>
+            <w:shd w:val="clear" w:color="auto" w:fill="auto"/>
           </w:tcPr>
           <w:p>
             <w:pPr>
@@ -5349,6 +5286,7 @@
         <w:tc>
           <w:tcPr>
             <w:tcW w:w="534" w:type="dxa"/>
+            <w:shd w:val="clear" w:color="auto" w:fill="auto"/>
           </w:tcPr>
           <w:p>
             <w:pPr>
@@ -5368,6 +5306,7 @@
         <w:tc>
           <w:tcPr>
             <w:tcW w:w="3047" w:type="dxa"/>
+            <w:shd w:val="clear" w:color="auto" w:fill="auto"/>
           </w:tcPr>
           <w:p>
             <w:pPr>
@@ -5388,6 +5327,7 @@
         <w:tc>
           <w:tcPr>
             <w:tcW w:w="630" w:type="dxa"/>
+            <w:shd w:val="clear" w:color="auto" w:fill="auto"/>
           </w:tcPr>
           <w:p>
             <w:pPr>
@@ -5407,6 +5347,7 @@
         <w:tc>
           <w:tcPr>
             <w:tcW w:w="1710" w:type="dxa"/>
+            <w:shd w:val="clear" w:color="auto" w:fill="auto"/>
           </w:tcPr>
           <w:p>
             <w:pPr>
@@ -5426,6 +5367,7 @@
         <w:tc>
           <w:tcPr>
             <w:tcW w:w="3855" w:type="dxa"/>
+            <w:shd w:val="clear" w:color="auto" w:fill="auto"/>
           </w:tcPr>
           <w:p>
             <w:pPr>
@@ -5450,6 +5392,7 @@
         <w:tc>
           <w:tcPr>
             <w:tcW w:w="534" w:type="dxa"/>
+            <w:shd w:val="clear" w:color="auto" w:fill="auto"/>
           </w:tcPr>
           <w:p>
             <w:pPr>
@@ -5469,6 +5412,7 @@
         <w:tc>
           <w:tcPr>
             <w:tcW w:w="3047" w:type="dxa"/>
+            <w:shd w:val="clear" w:color="auto" w:fill="auto"/>
           </w:tcPr>
           <w:p>
             <w:pPr>
@@ -5489,6 +5433,7 @@
         <w:tc>
           <w:tcPr>
             <w:tcW w:w="630" w:type="dxa"/>
+            <w:shd w:val="clear" w:color="auto" w:fill="auto"/>
           </w:tcPr>
           <w:p>
             <w:pPr>
@@ -5508,6 +5453,7 @@
         <w:tc>
           <w:tcPr>
             <w:tcW w:w="1710" w:type="dxa"/>
+            <w:shd w:val="clear" w:color="auto" w:fill="auto"/>
           </w:tcPr>
           <w:p>
             <w:pPr>
@@ -5527,6 +5473,7 @@
         <w:tc>
           <w:tcPr>
             <w:tcW w:w="3855" w:type="dxa"/>
+            <w:shd w:val="clear" w:color="auto" w:fill="auto"/>
           </w:tcPr>
           <w:p>
             <w:pPr>
@@ -5551,7 +5498,7 @@
         <w:tc>
           <w:tcPr>
             <w:tcW w:w="534" w:type="dxa"/>
-            <w:shd w:val="clear" w:color="auto" w:fill="FFFF00"/>
+            <w:shd w:val="clear" w:color="auto" w:fill="auto"/>
           </w:tcPr>
           <w:p>
             <w:pPr>
@@ -5571,7 +5518,7 @@
         <w:tc>
           <w:tcPr>
             <w:tcW w:w="3047" w:type="dxa"/>
-            <w:shd w:val="clear" w:color="auto" w:fill="FFFF00"/>
+            <w:shd w:val="clear" w:color="auto" w:fill="auto"/>
           </w:tcPr>
           <w:p>
             <w:pPr>
@@ -5592,7 +5539,7 @@
         <w:tc>
           <w:tcPr>
             <w:tcW w:w="630" w:type="dxa"/>
-            <w:shd w:val="clear" w:color="auto" w:fill="FFFF00"/>
+            <w:shd w:val="clear" w:color="auto" w:fill="auto"/>
           </w:tcPr>
           <w:p>
             <w:pPr>
@@ -5612,7 +5559,7 @@
         <w:tc>
           <w:tcPr>
             <w:tcW w:w="1710" w:type="dxa"/>
-            <w:shd w:val="clear" w:color="auto" w:fill="FFFF00"/>
+            <w:shd w:val="clear" w:color="auto" w:fill="auto"/>
           </w:tcPr>
           <w:p>
             <w:pPr>
@@ -5632,7 +5579,7 @@
         <w:tc>
           <w:tcPr>
             <w:tcW w:w="3855" w:type="dxa"/>
-            <w:shd w:val="clear" w:color="auto" w:fill="FFFF00"/>
+            <w:shd w:val="clear" w:color="auto" w:fill="auto"/>
           </w:tcPr>
           <w:p>
             <w:pPr>
@@ -5735,6 +5682,7 @@
         <w:tc>
           <w:tcPr>
             <w:tcW w:w="3855" w:type="dxa"/>
+            <w:shd w:val="clear" w:color="auto" w:fill="auto"/>
           </w:tcPr>
           <w:p>
             <w:pPr>
@@ -7773,7 +7721,7 @@
         <w:tc>
           <w:tcPr>
             <w:tcW w:w="1075" w:type="dxa"/>
-            <w:shd w:val="clear" w:color="auto" w:fill="FFFF00"/>
+            <w:shd w:val="clear" w:color="auto" w:fill="auto"/>
           </w:tcPr>
           <w:p>
             <w:pPr>
@@ -7793,7 +7741,7 @@
         <w:tc>
           <w:tcPr>
             <w:tcW w:w="2610" w:type="dxa"/>
-            <w:shd w:val="clear" w:color="auto" w:fill="FFFF00"/>
+            <w:shd w:val="clear" w:color="auto" w:fill="auto"/>
           </w:tcPr>
           <w:p>
             <w:pPr>
@@ -7814,7 +7762,7 @@
         <w:tc>
           <w:tcPr>
             <w:tcW w:w="975" w:type="dxa"/>
-            <w:shd w:val="clear" w:color="auto" w:fill="FFFF00"/>
+            <w:shd w:val="clear" w:color="auto" w:fill="auto"/>
           </w:tcPr>
           <w:p>
             <w:pPr>
@@ -7834,7 +7782,7 @@
         <w:tc>
           <w:tcPr>
             <w:tcW w:w="1485" w:type="dxa"/>
-            <w:shd w:val="clear" w:color="auto" w:fill="FFFF00"/>
+            <w:shd w:val="clear" w:color="auto" w:fill="auto"/>
           </w:tcPr>
           <w:p>
             <w:pPr>
@@ -7854,7 +7802,7 @@
         <w:tc>
           <w:tcPr>
             <w:tcW w:w="3645" w:type="dxa"/>
-            <w:shd w:val="clear" w:color="auto" w:fill="FFFF00"/>
+            <w:shd w:val="clear" w:color="auto" w:fill="auto"/>
           </w:tcPr>
           <w:p>
             <w:pPr>
@@ -7873,7 +7821,7 @@
         <w:tc>
           <w:tcPr>
             <w:tcW w:w="1075" w:type="dxa"/>
-            <w:shd w:val="clear" w:color="auto" w:fill="FFFF00"/>
+            <w:shd w:val="clear" w:color="auto" w:fill="auto"/>
           </w:tcPr>
           <w:p>
             <w:pPr>
@@ -7893,7 +7841,7 @@
         <w:tc>
           <w:tcPr>
             <w:tcW w:w="2610" w:type="dxa"/>
-            <w:shd w:val="clear" w:color="auto" w:fill="FFFF00"/>
+            <w:shd w:val="clear" w:color="auto" w:fill="auto"/>
           </w:tcPr>
           <w:p>
             <w:pPr>
@@ -7914,7 +7862,7 @@
         <w:tc>
           <w:tcPr>
             <w:tcW w:w="975" w:type="dxa"/>
-            <w:shd w:val="clear" w:color="auto" w:fill="FFFF00"/>
+            <w:shd w:val="clear" w:color="auto" w:fill="auto"/>
           </w:tcPr>
           <w:p>
             <w:pPr>
@@ -7934,7 +7882,7 @@
         <w:tc>
           <w:tcPr>
             <w:tcW w:w="1485" w:type="dxa"/>
-            <w:shd w:val="clear" w:color="auto" w:fill="FFFF00"/>
+            <w:shd w:val="clear" w:color="auto" w:fill="auto"/>
           </w:tcPr>
           <w:p>
             <w:pPr>
@@ -7954,7 +7902,7 @@
         <w:tc>
           <w:tcPr>
             <w:tcW w:w="3645" w:type="dxa"/>
-            <w:shd w:val="clear" w:color="auto" w:fill="FFFF00"/>
+            <w:shd w:val="clear" w:color="auto" w:fill="auto"/>
           </w:tcPr>
           <w:p>
             <w:pPr>
@@ -7973,6 +7921,7 @@
         <w:tc>
           <w:tcPr>
             <w:tcW w:w="1075" w:type="dxa"/>
+            <w:shd w:val="clear" w:color="auto" w:fill="auto"/>
           </w:tcPr>
           <w:p>
             <w:pPr>
@@ -7992,6 +7941,7 @@
         <w:tc>
           <w:tcPr>
             <w:tcW w:w="2610" w:type="dxa"/>
+            <w:shd w:val="clear" w:color="auto" w:fill="auto"/>
           </w:tcPr>
           <w:p>
             <w:pPr>
@@ -8012,6 +7962,7 @@
         <w:tc>
           <w:tcPr>
             <w:tcW w:w="975" w:type="dxa"/>
+            <w:shd w:val="clear" w:color="auto" w:fill="auto"/>
           </w:tcPr>
           <w:p>
             <w:pPr>
@@ -8031,6 +7982,7 @@
         <w:tc>
           <w:tcPr>
             <w:tcW w:w="1485" w:type="dxa"/>
+            <w:shd w:val="clear" w:color="auto" w:fill="auto"/>
           </w:tcPr>
           <w:p>
             <w:pPr>
@@ -8050,6 +8002,7 @@
         <w:tc>
           <w:tcPr>
             <w:tcW w:w="3645" w:type="dxa"/>
+            <w:shd w:val="clear" w:color="auto" w:fill="auto"/>
           </w:tcPr>
           <w:p>
             <w:pPr>
@@ -8068,7 +8021,7 @@
         <w:tc>
           <w:tcPr>
             <w:tcW w:w="1075" w:type="dxa"/>
-            <w:shd w:val="clear" w:color="auto" w:fill="FFFF00"/>
+            <w:shd w:val="clear" w:color="auto" w:fill="auto"/>
           </w:tcPr>
           <w:p>
             <w:pPr>
@@ -8088,7 +8041,7 @@
         <w:tc>
           <w:tcPr>
             <w:tcW w:w="2610" w:type="dxa"/>
-            <w:shd w:val="clear" w:color="auto" w:fill="FFFF00"/>
+            <w:shd w:val="clear" w:color="auto" w:fill="auto"/>
           </w:tcPr>
           <w:p>
             <w:pPr>
@@ -8109,7 +8062,7 @@
         <w:tc>
           <w:tcPr>
             <w:tcW w:w="975" w:type="dxa"/>
-            <w:shd w:val="clear" w:color="auto" w:fill="FFFF00"/>
+            <w:shd w:val="clear" w:color="auto" w:fill="auto"/>
           </w:tcPr>
           <w:p>
             <w:pPr>
@@ -8129,7 +8082,7 @@
         <w:tc>
           <w:tcPr>
             <w:tcW w:w="1485" w:type="dxa"/>
-            <w:shd w:val="clear" w:color="auto" w:fill="FFFF00"/>
+            <w:shd w:val="clear" w:color="auto" w:fill="auto"/>
           </w:tcPr>
           <w:p>
             <w:pPr>
@@ -8149,7 +8102,7 @@
         <w:tc>
           <w:tcPr>
             <w:tcW w:w="3645" w:type="dxa"/>
-            <w:shd w:val="clear" w:color="auto" w:fill="FFFF00"/>
+            <w:shd w:val="clear" w:color="auto" w:fill="auto"/>
           </w:tcPr>
           <w:p>
             <w:pPr>
@@ -8174,7 +8127,7 @@
         <w:tc>
           <w:tcPr>
             <w:tcW w:w="1075" w:type="dxa"/>
-            <w:shd w:val="clear" w:color="auto" w:fill="FFFF00"/>
+            <w:shd w:val="clear" w:color="auto" w:fill="auto"/>
           </w:tcPr>
           <w:p>
             <w:pPr>
@@ -8194,7 +8147,7 @@
         <w:tc>
           <w:tcPr>
             <w:tcW w:w="2610" w:type="dxa"/>
-            <w:shd w:val="clear" w:color="auto" w:fill="FFFF00"/>
+            <w:shd w:val="clear" w:color="auto" w:fill="auto"/>
           </w:tcPr>
           <w:p>
             <w:pPr>
@@ -8215,7 +8168,7 @@
         <w:tc>
           <w:tcPr>
             <w:tcW w:w="975" w:type="dxa"/>
-            <w:shd w:val="clear" w:color="auto" w:fill="FFFF00"/>
+            <w:shd w:val="clear" w:color="auto" w:fill="auto"/>
           </w:tcPr>
           <w:p>
             <w:pPr>
@@ -8235,7 +8188,7 @@
         <w:tc>
           <w:tcPr>
             <w:tcW w:w="1485" w:type="dxa"/>
-            <w:shd w:val="clear" w:color="auto" w:fill="FFFF00"/>
+            <w:shd w:val="clear" w:color="auto" w:fill="auto"/>
           </w:tcPr>
           <w:p>
             <w:pPr>
@@ -8255,7 +8208,7 @@
         <w:tc>
           <w:tcPr>
             <w:tcW w:w="3645" w:type="dxa"/>
-            <w:shd w:val="clear" w:color="auto" w:fill="FFFF00"/>
+            <w:shd w:val="clear" w:color="auto" w:fill="auto"/>
           </w:tcPr>
           <w:p>
             <w:pPr>
@@ -8280,7 +8233,7 @@
         <w:tc>
           <w:tcPr>
             <w:tcW w:w="1075" w:type="dxa"/>
-            <w:shd w:val="clear" w:color="auto" w:fill="FFFF00"/>
+            <w:shd w:val="clear" w:color="auto" w:fill="auto"/>
           </w:tcPr>
           <w:p>
             <w:pPr>
@@ -8300,7 +8253,7 @@
         <w:tc>
           <w:tcPr>
             <w:tcW w:w="2610" w:type="dxa"/>
-            <w:shd w:val="clear" w:color="auto" w:fill="FFFF00"/>
+            <w:shd w:val="clear" w:color="auto" w:fill="auto"/>
           </w:tcPr>
           <w:p>
             <w:pPr>
@@ -8321,7 +8274,7 @@
         <w:tc>
           <w:tcPr>
             <w:tcW w:w="975" w:type="dxa"/>
-            <w:shd w:val="clear" w:color="auto" w:fill="FFFF00"/>
+            <w:shd w:val="clear" w:color="auto" w:fill="auto"/>
           </w:tcPr>
           <w:p>
             <w:pPr>
@@ -8341,7 +8294,7 @@
         <w:tc>
           <w:tcPr>
             <w:tcW w:w="1485" w:type="dxa"/>
-            <w:shd w:val="clear" w:color="auto" w:fill="FFFF00"/>
+            <w:shd w:val="clear" w:color="auto" w:fill="auto"/>
           </w:tcPr>
           <w:p>
             <w:pPr>
@@ -8361,7 +8314,7 @@
         <w:tc>
           <w:tcPr>
             <w:tcW w:w="3645" w:type="dxa"/>
-            <w:shd w:val="clear" w:color="auto" w:fill="FFFF00"/>
+            <w:shd w:val="clear" w:color="auto" w:fill="auto"/>
           </w:tcPr>
           <w:p>
             <w:pPr>
@@ -8386,7 +8339,7 @@
         <w:tc>
           <w:tcPr>
             <w:tcW w:w="1075" w:type="dxa"/>
-            <w:shd w:val="clear" w:color="auto" w:fill="FFFF00"/>
+            <w:shd w:val="clear" w:color="auto" w:fill="auto"/>
           </w:tcPr>
           <w:p>
             <w:pPr>
@@ -8406,7 +8359,7 @@
         <w:tc>
           <w:tcPr>
             <w:tcW w:w="2610" w:type="dxa"/>
-            <w:shd w:val="clear" w:color="auto" w:fill="FFFF00"/>
+            <w:shd w:val="clear" w:color="auto" w:fill="auto"/>
           </w:tcPr>
           <w:p>
             <w:pPr>
@@ -8427,7 +8380,7 @@
         <w:tc>
           <w:tcPr>
             <w:tcW w:w="975" w:type="dxa"/>
-            <w:shd w:val="clear" w:color="auto" w:fill="FFFF00"/>
+            <w:shd w:val="clear" w:color="auto" w:fill="auto"/>
           </w:tcPr>
           <w:p>
             <w:pPr>
@@ -8447,7 +8400,7 @@
         <w:tc>
           <w:tcPr>
             <w:tcW w:w="1485" w:type="dxa"/>
-            <w:shd w:val="clear" w:color="auto" w:fill="FFFF00"/>
+            <w:shd w:val="clear" w:color="auto" w:fill="auto"/>
           </w:tcPr>
           <w:p>
             <w:pPr>
@@ -8467,7 +8420,7 @@
         <w:tc>
           <w:tcPr>
             <w:tcW w:w="3645" w:type="dxa"/>
-            <w:shd w:val="clear" w:color="auto" w:fill="FFFF00"/>
+            <w:shd w:val="clear" w:color="auto" w:fill="auto"/>
           </w:tcPr>
           <w:p>
             <w:pPr>
@@ -8498,7 +8451,7 @@
         <w:tc>
           <w:tcPr>
             <w:tcW w:w="1075" w:type="dxa"/>
-            <w:shd w:val="clear" w:color="auto" w:fill="FFFF00"/>
+            <w:shd w:val="clear" w:color="auto" w:fill="auto"/>
           </w:tcPr>
           <w:p>
             <w:pPr>
@@ -8518,7 +8471,7 @@
         <w:tc>
           <w:tcPr>
             <w:tcW w:w="2610" w:type="dxa"/>
-            <w:shd w:val="clear" w:color="auto" w:fill="FFFF00"/>
+            <w:shd w:val="clear" w:color="auto" w:fill="auto"/>
           </w:tcPr>
           <w:p>
             <w:pPr>
@@ -8540,7 +8493,7 @@
         <w:tc>
           <w:tcPr>
             <w:tcW w:w="975" w:type="dxa"/>
-            <w:shd w:val="clear" w:color="auto" w:fill="FFFF00"/>
+            <w:shd w:val="clear" w:color="auto" w:fill="auto"/>
           </w:tcPr>
           <w:p>
             <w:pPr>
@@ -8560,7 +8513,7 @@
         <w:tc>
           <w:tcPr>
             <w:tcW w:w="1485" w:type="dxa"/>
-            <w:shd w:val="clear" w:color="auto" w:fill="FFFF00"/>
+            <w:shd w:val="clear" w:color="auto" w:fill="auto"/>
           </w:tcPr>
           <w:p>
             <w:pPr>
@@ -8580,7 +8533,7 @@
         <w:tc>
           <w:tcPr>
             <w:tcW w:w="3645" w:type="dxa"/>
-            <w:shd w:val="clear" w:color="auto" w:fill="FFFF00"/>
+            <w:shd w:val="clear" w:color="auto" w:fill="auto"/>
           </w:tcPr>
           <w:p>
             <w:pPr>
@@ -10563,7 +10516,7 @@
         <w:tc>
           <w:tcPr>
             <w:tcW w:w="525" w:type="dxa"/>
-            <w:shd w:val="clear" w:color="auto" w:fill="FFFF00"/>
+            <w:shd w:val="clear" w:color="auto" w:fill="auto"/>
             <w:tcMar>
               <w:left w:w="105" w:type="dxa"/>
               <w:right w:w="105" w:type="dxa"/>
@@ -10587,7 +10540,7 @@
         <w:tc>
           <w:tcPr>
             <w:tcW w:w="3045" w:type="dxa"/>
-            <w:shd w:val="clear" w:color="auto" w:fill="FFFF00"/>
+            <w:shd w:val="clear" w:color="auto" w:fill="auto"/>
             <w:tcMar>
               <w:left w:w="105" w:type="dxa"/>
               <w:right w:w="105" w:type="dxa"/>
@@ -10618,7 +10571,7 @@
         <w:tc>
           <w:tcPr>
             <w:tcW w:w="630" w:type="dxa"/>
-            <w:shd w:val="clear" w:color="auto" w:fill="FFFF00"/>
+            <w:shd w:val="clear" w:color="auto" w:fill="auto"/>
             <w:tcMar>
               <w:left w:w="105" w:type="dxa"/>
               <w:right w:w="105" w:type="dxa"/>
@@ -10642,7 +10595,7 @@
         <w:tc>
           <w:tcPr>
             <w:tcW w:w="1710" w:type="dxa"/>
-            <w:shd w:val="clear" w:color="auto" w:fill="FFFF00"/>
+            <w:shd w:val="clear" w:color="auto" w:fill="auto"/>
             <w:tcMar>
               <w:left w:w="105" w:type="dxa"/>
               <w:right w:w="105" w:type="dxa"/>
@@ -10666,7 +10619,7 @@
         <w:tc>
           <w:tcPr>
             <w:tcW w:w="3840" w:type="dxa"/>
-            <w:shd w:val="clear" w:color="auto" w:fill="FFFF00"/>
+            <w:shd w:val="clear" w:color="auto" w:fill="auto"/>
             <w:tcMar>
               <w:left w:w="105" w:type="dxa"/>
               <w:right w:w="105" w:type="dxa"/>
@@ -10729,7 +10682,7 @@
         <w:tc>
           <w:tcPr>
             <w:tcW w:w="525" w:type="dxa"/>
-            <w:shd w:val="clear" w:color="auto" w:fill="FFFF00"/>
+            <w:shd w:val="clear" w:color="auto" w:fill="auto"/>
             <w:tcMar>
               <w:left w:w="105" w:type="dxa"/>
               <w:right w:w="105" w:type="dxa"/>
@@ -10753,7 +10706,7 @@
         <w:tc>
           <w:tcPr>
             <w:tcW w:w="3045" w:type="dxa"/>
-            <w:shd w:val="clear" w:color="auto" w:fill="FFFF00"/>
+            <w:shd w:val="clear" w:color="auto" w:fill="auto"/>
             <w:tcMar>
               <w:left w:w="105" w:type="dxa"/>
               <w:right w:w="105" w:type="dxa"/>
@@ -10778,7 +10731,7 @@
         <w:tc>
           <w:tcPr>
             <w:tcW w:w="630" w:type="dxa"/>
-            <w:shd w:val="clear" w:color="auto" w:fill="FFFF00"/>
+            <w:shd w:val="clear" w:color="auto" w:fill="auto"/>
             <w:tcMar>
               <w:left w:w="105" w:type="dxa"/>
               <w:right w:w="105" w:type="dxa"/>
@@ -10802,7 +10755,7 @@
         <w:tc>
           <w:tcPr>
             <w:tcW w:w="1710" w:type="dxa"/>
-            <w:shd w:val="clear" w:color="auto" w:fill="FFFF00"/>
+            <w:shd w:val="clear" w:color="auto" w:fill="auto"/>
             <w:tcMar>
               <w:left w:w="105" w:type="dxa"/>
               <w:right w:w="105" w:type="dxa"/>
@@ -10838,7 +10791,7 @@
         <w:tc>
           <w:tcPr>
             <w:tcW w:w="3840" w:type="dxa"/>
-            <w:shd w:val="clear" w:color="auto" w:fill="FFFF00"/>
+            <w:shd w:val="clear" w:color="auto" w:fill="auto"/>
             <w:tcMar>
               <w:left w:w="105" w:type="dxa"/>
               <w:right w:w="105" w:type="dxa"/>
@@ -11124,6 +11077,7 @@
         <w:tc>
           <w:tcPr>
             <w:tcW w:w="1065" w:type="dxa"/>
+            <w:shd w:val="clear" w:color="auto" w:fill="auto"/>
             <w:tcMar>
               <w:left w:w="105" w:type="dxa"/>
               <w:right w:w="105" w:type="dxa"/>
@@ -11147,6 +11101,7 @@
         <w:tc>
           <w:tcPr>
             <w:tcW w:w="2610" w:type="dxa"/>
+            <w:shd w:val="clear" w:color="auto" w:fill="auto"/>
             <w:tcMar>
               <w:left w:w="105" w:type="dxa"/>
               <w:right w:w="105" w:type="dxa"/>
@@ -11170,6 +11125,7 @@
         <w:tc>
           <w:tcPr>
             <w:tcW w:w="960" w:type="dxa"/>
+            <w:shd w:val="clear" w:color="auto" w:fill="auto"/>
             <w:tcMar>
               <w:left w:w="105" w:type="dxa"/>
               <w:right w:w="105" w:type="dxa"/>
@@ -11193,6 +11149,7 @@
         <w:tc>
           <w:tcPr>
             <w:tcW w:w="1485" w:type="dxa"/>
+            <w:shd w:val="clear" w:color="auto" w:fill="auto"/>
             <w:tcMar>
               <w:left w:w="105" w:type="dxa"/>
               <w:right w:w="105" w:type="dxa"/>
@@ -11216,6 +11173,7 @@
         <w:tc>
           <w:tcPr>
             <w:tcW w:w="3645" w:type="dxa"/>
+            <w:shd w:val="clear" w:color="auto" w:fill="auto"/>
             <w:tcMar>
               <w:left w:w="105" w:type="dxa"/>
               <w:right w:w="105" w:type="dxa"/>
@@ -11244,6 +11202,7 @@
         <w:tc>
           <w:tcPr>
             <w:tcW w:w="1065" w:type="dxa"/>
+            <w:shd w:val="clear" w:color="auto" w:fill="auto"/>
             <w:tcMar>
               <w:left w:w="105" w:type="dxa"/>
               <w:right w:w="105" w:type="dxa"/>
@@ -11267,6 +11226,7 @@
         <w:tc>
           <w:tcPr>
             <w:tcW w:w="2610" w:type="dxa"/>
+            <w:shd w:val="clear" w:color="auto" w:fill="auto"/>
             <w:tcMar>
               <w:left w:w="105" w:type="dxa"/>
               <w:right w:w="105" w:type="dxa"/>
@@ -11290,6 +11250,7 @@
         <w:tc>
           <w:tcPr>
             <w:tcW w:w="960" w:type="dxa"/>
+            <w:shd w:val="clear" w:color="auto" w:fill="auto"/>
             <w:tcMar>
               <w:left w:w="105" w:type="dxa"/>
               <w:right w:w="105" w:type="dxa"/>
@@ -11313,6 +11274,7 @@
         <w:tc>
           <w:tcPr>
             <w:tcW w:w="1485" w:type="dxa"/>
+            <w:shd w:val="clear" w:color="auto" w:fill="auto"/>
             <w:tcMar>
               <w:left w:w="105" w:type="dxa"/>
               <w:right w:w="105" w:type="dxa"/>
@@ -11336,6 +11298,7 @@
         <w:tc>
           <w:tcPr>
             <w:tcW w:w="3645" w:type="dxa"/>
+            <w:shd w:val="clear" w:color="auto" w:fill="auto"/>
             <w:tcMar>
               <w:left w:w="105" w:type="dxa"/>
               <w:right w:w="105" w:type="dxa"/>
@@ -11364,6 +11327,7 @@
         <w:tc>
           <w:tcPr>
             <w:tcW w:w="1065" w:type="dxa"/>
+            <w:shd w:val="clear" w:color="auto" w:fill="auto"/>
             <w:tcMar>
               <w:left w:w="105" w:type="dxa"/>
               <w:right w:w="105" w:type="dxa"/>
@@ -11387,6 +11351,7 @@
         <w:tc>
           <w:tcPr>
             <w:tcW w:w="2610" w:type="dxa"/>
+            <w:shd w:val="clear" w:color="auto" w:fill="auto"/>
             <w:tcMar>
               <w:left w:w="105" w:type="dxa"/>
               <w:right w:w="105" w:type="dxa"/>
@@ -11410,6 +11375,7 @@
         <w:tc>
           <w:tcPr>
             <w:tcW w:w="960" w:type="dxa"/>
+            <w:shd w:val="clear" w:color="auto" w:fill="auto"/>
             <w:tcMar>
               <w:left w:w="105" w:type="dxa"/>
               <w:right w:w="105" w:type="dxa"/>
@@ -11433,6 +11399,7 @@
         <w:tc>
           <w:tcPr>
             <w:tcW w:w="1485" w:type="dxa"/>
+            <w:shd w:val="clear" w:color="auto" w:fill="auto"/>
             <w:tcMar>
               <w:left w:w="105" w:type="dxa"/>
               <w:right w:w="105" w:type="dxa"/>
@@ -11456,6 +11423,7 @@
         <w:tc>
           <w:tcPr>
             <w:tcW w:w="3645" w:type="dxa"/>
+            <w:shd w:val="clear" w:color="auto" w:fill="auto"/>
             <w:tcMar>
               <w:left w:w="105" w:type="dxa"/>
               <w:right w:w="105" w:type="dxa"/>
@@ -11484,6 +11452,7 @@
         <w:tc>
           <w:tcPr>
             <w:tcW w:w="1065" w:type="dxa"/>
+            <w:shd w:val="clear" w:color="auto" w:fill="auto"/>
             <w:tcMar>
               <w:left w:w="105" w:type="dxa"/>
               <w:right w:w="105" w:type="dxa"/>
@@ -11507,6 +11476,7 @@
         <w:tc>
           <w:tcPr>
             <w:tcW w:w="2610" w:type="dxa"/>
+            <w:shd w:val="clear" w:color="auto" w:fill="auto"/>
             <w:tcMar>
               <w:left w:w="105" w:type="dxa"/>
               <w:right w:w="105" w:type="dxa"/>
@@ -11532,6 +11502,7 @@
         <w:tc>
           <w:tcPr>
             <w:tcW w:w="960" w:type="dxa"/>
+            <w:shd w:val="clear" w:color="auto" w:fill="auto"/>
             <w:tcMar>
               <w:left w:w="105" w:type="dxa"/>
               <w:right w:w="105" w:type="dxa"/>
@@ -11555,6 +11526,7 @@
         <w:tc>
           <w:tcPr>
             <w:tcW w:w="1485" w:type="dxa"/>
+            <w:shd w:val="clear" w:color="auto" w:fill="auto"/>
             <w:tcMar>
               <w:left w:w="105" w:type="dxa"/>
               <w:right w:w="105" w:type="dxa"/>
@@ -11578,6 +11550,7 @@
         <w:tc>
           <w:tcPr>
             <w:tcW w:w="3645" w:type="dxa"/>
+            <w:shd w:val="clear" w:color="auto" w:fill="auto"/>
             <w:tcMar>
               <w:left w:w="105" w:type="dxa"/>
               <w:right w:w="105" w:type="dxa"/>
@@ -11606,6 +11579,7 @@
         <w:tc>
           <w:tcPr>
             <w:tcW w:w="1065" w:type="dxa"/>
+            <w:shd w:val="clear" w:color="auto" w:fill="auto"/>
             <w:tcMar>
               <w:left w:w="105" w:type="dxa"/>
               <w:right w:w="105" w:type="dxa"/>
@@ -11629,6 +11603,7 @@
         <w:tc>
           <w:tcPr>
             <w:tcW w:w="2610" w:type="dxa"/>
+            <w:shd w:val="clear" w:color="auto" w:fill="auto"/>
             <w:tcMar>
               <w:left w:w="105" w:type="dxa"/>
               <w:right w:w="105" w:type="dxa"/>
@@ -11653,6 +11628,7 @@
         <w:tc>
           <w:tcPr>
             <w:tcW w:w="960" w:type="dxa"/>
+            <w:shd w:val="clear" w:color="auto" w:fill="auto"/>
             <w:tcMar>
               <w:left w:w="105" w:type="dxa"/>
               <w:right w:w="105" w:type="dxa"/>
@@ -11676,6 +11652,7 @@
         <w:tc>
           <w:tcPr>
             <w:tcW w:w="1485" w:type="dxa"/>
+            <w:shd w:val="clear" w:color="auto" w:fill="auto"/>
             <w:tcMar>
               <w:left w:w="105" w:type="dxa"/>
               <w:right w:w="105" w:type="dxa"/>
@@ -11699,6 +11676,7 @@
         <w:tc>
           <w:tcPr>
             <w:tcW w:w="3645" w:type="dxa"/>
+            <w:shd w:val="clear" w:color="auto" w:fill="auto"/>
             <w:tcMar>
               <w:left w:w="105" w:type="dxa"/>
               <w:right w:w="105" w:type="dxa"/>
@@ -11721,6 +11699,7 @@
         <w:tc>
           <w:tcPr>
             <w:tcW w:w="1065" w:type="dxa"/>
+            <w:shd w:val="clear" w:color="auto" w:fill="auto"/>
             <w:tcMar>
               <w:left w:w="105" w:type="dxa"/>
               <w:right w:w="105" w:type="dxa"/>
@@ -11744,6 +11723,7 @@
         <w:tc>
           <w:tcPr>
             <w:tcW w:w="2610" w:type="dxa"/>
+            <w:shd w:val="clear" w:color="auto" w:fill="auto"/>
             <w:tcMar>
               <w:left w:w="105" w:type="dxa"/>
               <w:right w:w="105" w:type="dxa"/>
@@ -11768,6 +11748,7 @@
         <w:tc>
           <w:tcPr>
             <w:tcW w:w="960" w:type="dxa"/>
+            <w:shd w:val="clear" w:color="auto" w:fill="auto"/>
             <w:tcMar>
               <w:left w:w="105" w:type="dxa"/>
               <w:right w:w="105" w:type="dxa"/>
@@ -11791,6 +11772,7 @@
         <w:tc>
           <w:tcPr>
             <w:tcW w:w="1485" w:type="dxa"/>
+            <w:shd w:val="clear" w:color="auto" w:fill="auto"/>
             <w:tcMar>
               <w:left w:w="105" w:type="dxa"/>
               <w:right w:w="105" w:type="dxa"/>
@@ -11814,6 +11796,7 @@
         <w:tc>
           <w:tcPr>
             <w:tcW w:w="3645" w:type="dxa"/>
+            <w:shd w:val="clear" w:color="auto" w:fill="auto"/>
             <w:tcMar>
               <w:left w:w="105" w:type="dxa"/>
               <w:right w:w="105" w:type="dxa"/>
@@ -11836,7 +11819,7 @@
         <w:tc>
           <w:tcPr>
             <w:tcW w:w="1065" w:type="dxa"/>
-            <w:shd w:val="clear" w:color="auto" w:fill="FFFF00"/>
+            <w:shd w:val="clear" w:color="auto" w:fill="auto"/>
             <w:tcMar>
               <w:left w:w="105" w:type="dxa"/>
               <w:right w:w="105" w:type="dxa"/>
@@ -11860,7 +11843,7 @@
         <w:tc>
           <w:tcPr>
             <w:tcW w:w="2610" w:type="dxa"/>
-            <w:shd w:val="clear" w:color="auto" w:fill="FFFF00"/>
+            <w:shd w:val="clear" w:color="auto" w:fill="auto"/>
             <w:tcMar>
               <w:left w:w="105" w:type="dxa"/>
               <w:right w:w="105" w:type="dxa"/>
@@ -11885,7 +11868,7 @@
         <w:tc>
           <w:tcPr>
             <w:tcW w:w="960" w:type="dxa"/>
-            <w:shd w:val="clear" w:color="auto" w:fill="FFFF00"/>
+            <w:shd w:val="clear" w:color="auto" w:fill="auto"/>
             <w:tcMar>
               <w:left w:w="105" w:type="dxa"/>
               <w:right w:w="105" w:type="dxa"/>
@@ -11909,7 +11892,7 @@
         <w:tc>
           <w:tcPr>
             <w:tcW w:w="1485" w:type="dxa"/>
-            <w:shd w:val="clear" w:color="auto" w:fill="FFFF00"/>
+            <w:shd w:val="clear" w:color="auto" w:fill="auto"/>
             <w:tcMar>
               <w:left w:w="105" w:type="dxa"/>
               <w:right w:w="105" w:type="dxa"/>
@@ -11933,7 +11916,7 @@
         <w:tc>
           <w:tcPr>
             <w:tcW w:w="3645" w:type="dxa"/>
-            <w:shd w:val="clear" w:color="auto" w:fill="FFFF00"/>
+            <w:shd w:val="clear" w:color="auto" w:fill="auto"/>
             <w:tcMar>
               <w:left w:w="105" w:type="dxa"/>
               <w:right w:w="105" w:type="dxa"/>
@@ -12009,11 +11992,11 @@
         <w:tblLook w:val="04A0" w:firstRow="1" w:lastRow="0" w:firstColumn="1" w:lastColumn="0" w:noHBand="0" w:noVBand="1"/>
       </w:tblPr>
       <w:tblGrid>
-        <w:gridCol w:w="1058"/>
-        <w:gridCol w:w="2325"/>
-        <w:gridCol w:w="1255"/>
-        <w:gridCol w:w="1470"/>
-        <w:gridCol w:w="3596"/>
+        <w:gridCol w:w="1052"/>
+        <w:gridCol w:w="2605"/>
+        <w:gridCol w:w="1037"/>
+        <w:gridCol w:w="1457"/>
+        <w:gridCol w:w="3553"/>
       </w:tblGrid>
       <w:tr>
         <w:trPr>
@@ -12021,7 +12004,7 @@
         </w:trPr>
         <w:tc>
           <w:tcPr>
-            <w:tcW w:w="1065" w:type="dxa"/>
+            <w:tcW w:w="1058" w:type="dxa"/>
             <w:shd w:val="clear" w:color="auto" w:fill="BFBFBF" w:themeFill="background1" w:themeFillShade="BF"/>
             <w:tcMar>
               <w:left w:w="105" w:type="dxa"/>
@@ -12047,7 +12030,7 @@
         </w:tc>
         <w:tc>
           <w:tcPr>
-            <w:tcW w:w="2340" w:type="dxa"/>
+            <w:tcW w:w="2624" w:type="dxa"/>
             <w:shd w:val="clear" w:color="auto" w:fill="BFBFBF" w:themeFill="background1" w:themeFillShade="BF"/>
             <w:tcMar>
               <w:left w:w="105" w:type="dxa"/>
@@ -12073,7 +12056,7 @@
         </w:tc>
         <w:tc>
           <w:tcPr>
-            <w:tcW w:w="1260" w:type="dxa"/>
+            <w:tcW w:w="956" w:type="dxa"/>
             <w:shd w:val="clear" w:color="auto" w:fill="BFBFBF" w:themeFill="background1" w:themeFillShade="BF"/>
             <w:tcMar>
               <w:left w:w="105" w:type="dxa"/>
@@ -12099,7 +12082,7 @@
         </w:tc>
         <w:tc>
           <w:tcPr>
-            <w:tcW w:w="1485" w:type="dxa"/>
+            <w:tcW w:w="1470" w:type="dxa"/>
             <w:shd w:val="clear" w:color="auto" w:fill="BFBFBF" w:themeFill="background1" w:themeFillShade="BF"/>
             <w:tcMar>
               <w:left w:w="105" w:type="dxa"/>
@@ -12125,7 +12108,7 @@
         </w:tc>
         <w:tc>
           <w:tcPr>
-            <w:tcW w:w="3645" w:type="dxa"/>
+            <w:tcW w:w="3596" w:type="dxa"/>
             <w:shd w:val="clear" w:color="auto" w:fill="BFBFBF" w:themeFill="background1" w:themeFillShade="BF"/>
             <w:tcMar>
               <w:left w:w="105" w:type="dxa"/>
@@ -12156,7 +12139,7 @@
         </w:trPr>
         <w:tc>
           <w:tcPr>
-            <w:tcW w:w="1065" w:type="dxa"/>
+            <w:tcW w:w="1058" w:type="dxa"/>
             <w:tcMar>
               <w:left w:w="105" w:type="dxa"/>
               <w:right w:w="105" w:type="dxa"/>
@@ -12179,7 +12162,7 @@
         </w:tc>
         <w:tc>
           <w:tcPr>
-            <w:tcW w:w="2340" w:type="dxa"/>
+            <w:tcW w:w="2624" w:type="dxa"/>
             <w:tcMar>
               <w:left w:w="105" w:type="dxa"/>
               <w:right w:w="105" w:type="dxa"/>
@@ -12202,7 +12185,7 @@
         </w:tc>
         <w:tc>
           <w:tcPr>
-            <w:tcW w:w="1260" w:type="dxa"/>
+            <w:tcW w:w="956" w:type="dxa"/>
             <w:tcMar>
               <w:left w:w="105" w:type="dxa"/>
               <w:right w:w="105" w:type="dxa"/>
@@ -12225,7 +12208,7 @@
         </w:tc>
         <w:tc>
           <w:tcPr>
-            <w:tcW w:w="1485" w:type="dxa"/>
+            <w:tcW w:w="1470" w:type="dxa"/>
             <w:tcMar>
               <w:left w:w="105" w:type="dxa"/>
               <w:right w:w="105" w:type="dxa"/>
@@ -12248,7 +12231,7 @@
         </w:tc>
         <w:tc>
           <w:tcPr>
-            <w:tcW w:w="3645" w:type="dxa"/>
+            <w:tcW w:w="3596" w:type="dxa"/>
             <w:tcMar>
               <w:left w:w="105" w:type="dxa"/>
               <w:right w:w="105" w:type="dxa"/>
@@ -12276,7 +12259,7 @@
         </w:trPr>
         <w:tc>
           <w:tcPr>
-            <w:tcW w:w="1065" w:type="dxa"/>
+            <w:tcW w:w="1058" w:type="dxa"/>
             <w:tcMar>
               <w:left w:w="105" w:type="dxa"/>
               <w:right w:w="105" w:type="dxa"/>
@@ -12299,7 +12282,7 @@
         </w:tc>
         <w:tc>
           <w:tcPr>
-            <w:tcW w:w="2340" w:type="dxa"/>
+            <w:tcW w:w="2624" w:type="dxa"/>
             <w:tcMar>
               <w:left w:w="105" w:type="dxa"/>
               <w:right w:w="105" w:type="dxa"/>
@@ -12322,7 +12305,7 @@
         </w:tc>
         <w:tc>
           <w:tcPr>
-            <w:tcW w:w="1260" w:type="dxa"/>
+            <w:tcW w:w="956" w:type="dxa"/>
             <w:tcMar>
               <w:left w:w="105" w:type="dxa"/>
               <w:right w:w="105" w:type="dxa"/>
@@ -12345,7 +12328,7 @@
         </w:tc>
         <w:tc>
           <w:tcPr>
-            <w:tcW w:w="1485" w:type="dxa"/>
+            <w:tcW w:w="1470" w:type="dxa"/>
             <w:tcMar>
               <w:left w:w="105" w:type="dxa"/>
               <w:right w:w="105" w:type="dxa"/>
@@ -12368,7 +12351,7 @@
         </w:tc>
         <w:tc>
           <w:tcPr>
-            <w:tcW w:w="3645" w:type="dxa"/>
+            <w:tcW w:w="3596" w:type="dxa"/>
             <w:tcMar>
               <w:left w:w="105" w:type="dxa"/>
               <w:right w:w="105" w:type="dxa"/>
@@ -12396,7 +12379,7 @@
         </w:trPr>
         <w:tc>
           <w:tcPr>
-            <w:tcW w:w="1065" w:type="dxa"/>
+            <w:tcW w:w="1058" w:type="dxa"/>
             <w:tcMar>
               <w:left w:w="105" w:type="dxa"/>
               <w:right w:w="105" w:type="dxa"/>
@@ -12419,7 +12402,7 @@
         </w:tc>
         <w:tc>
           <w:tcPr>
-            <w:tcW w:w="2340" w:type="dxa"/>
+            <w:tcW w:w="2624" w:type="dxa"/>
             <w:tcMar>
               <w:left w:w="105" w:type="dxa"/>
               <w:right w:w="105" w:type="dxa"/>
@@ -12442,7 +12425,7 @@
         </w:tc>
         <w:tc>
           <w:tcPr>
-            <w:tcW w:w="1260" w:type="dxa"/>
+            <w:tcW w:w="956" w:type="dxa"/>
             <w:tcMar>
               <w:left w:w="105" w:type="dxa"/>
               <w:right w:w="105" w:type="dxa"/>
@@ -12465,7 +12448,7 @@
         </w:tc>
         <w:tc>
           <w:tcPr>
-            <w:tcW w:w="1485" w:type="dxa"/>
+            <w:tcW w:w="1470" w:type="dxa"/>
             <w:tcMar>
               <w:left w:w="105" w:type="dxa"/>
               <w:right w:w="105" w:type="dxa"/>
@@ -12488,7 +12471,7 @@
         </w:tc>
         <w:tc>
           <w:tcPr>
-            <w:tcW w:w="3645" w:type="dxa"/>
+            <w:tcW w:w="3596" w:type="dxa"/>
             <w:tcMar>
               <w:left w:w="105" w:type="dxa"/>
               <w:right w:w="105" w:type="dxa"/>
@@ -12516,7 +12499,7 @@
         </w:trPr>
         <w:tc>
           <w:tcPr>
-            <w:tcW w:w="1065" w:type="dxa"/>
+            <w:tcW w:w="1058" w:type="dxa"/>
             <w:tcMar>
               <w:left w:w="105" w:type="dxa"/>
               <w:right w:w="105" w:type="dxa"/>
@@ -12539,7 +12522,7 @@
         </w:tc>
         <w:tc>
           <w:tcPr>
-            <w:tcW w:w="2340" w:type="dxa"/>
+            <w:tcW w:w="2624" w:type="dxa"/>
             <w:tcMar>
               <w:left w:w="105" w:type="dxa"/>
               <w:right w:w="105" w:type="dxa"/>
@@ -12562,7 +12545,7 @@
         </w:tc>
         <w:tc>
           <w:tcPr>
-            <w:tcW w:w="1260" w:type="dxa"/>
+            <w:tcW w:w="956" w:type="dxa"/>
             <w:tcMar>
               <w:left w:w="105" w:type="dxa"/>
               <w:right w:w="105" w:type="dxa"/>
@@ -12585,7 +12568,7 @@
         </w:tc>
         <w:tc>
           <w:tcPr>
-            <w:tcW w:w="1485" w:type="dxa"/>
+            <w:tcW w:w="1470" w:type="dxa"/>
             <w:tcMar>
               <w:left w:w="105" w:type="dxa"/>
               <w:right w:w="105" w:type="dxa"/>
@@ -12608,7 +12591,7 @@
         </w:tc>
         <w:tc>
           <w:tcPr>
-            <w:tcW w:w="3645" w:type="dxa"/>
+            <w:tcW w:w="3596" w:type="dxa"/>
             <w:tcMar>
               <w:left w:w="105" w:type="dxa"/>
               <w:right w:w="105" w:type="dxa"/>
@@ -12636,7 +12619,7 @@
         </w:trPr>
         <w:tc>
           <w:tcPr>
-            <w:tcW w:w="1065" w:type="dxa"/>
+            <w:tcW w:w="1058" w:type="dxa"/>
             <w:tcMar>
               <w:left w:w="105" w:type="dxa"/>
               <w:right w:w="105" w:type="dxa"/>
@@ -12659,7 +12642,7 @@
         </w:tc>
         <w:tc>
           <w:tcPr>
-            <w:tcW w:w="2340" w:type="dxa"/>
+            <w:tcW w:w="2624" w:type="dxa"/>
             <w:tcMar>
               <w:left w:w="105" w:type="dxa"/>
               <w:right w:w="105" w:type="dxa"/>
@@ -12682,7 +12665,7 @@
         </w:tc>
         <w:tc>
           <w:tcPr>
-            <w:tcW w:w="1260" w:type="dxa"/>
+            <w:tcW w:w="956" w:type="dxa"/>
             <w:tcMar>
               <w:left w:w="105" w:type="dxa"/>
               <w:right w:w="105" w:type="dxa"/>
@@ -12705,7 +12688,7 @@
         </w:tc>
         <w:tc>
           <w:tcPr>
-            <w:tcW w:w="1485" w:type="dxa"/>
+            <w:tcW w:w="1470" w:type="dxa"/>
             <w:tcMar>
               <w:left w:w="105" w:type="dxa"/>
               <w:right w:w="105" w:type="dxa"/>
@@ -12728,7 +12711,7 @@
         </w:tc>
         <w:tc>
           <w:tcPr>
-            <w:tcW w:w="3645" w:type="dxa"/>
+            <w:tcW w:w="3596" w:type="dxa"/>
             <w:tcMar>
               <w:left w:w="105" w:type="dxa"/>
               <w:right w:w="105" w:type="dxa"/>
@@ -14045,7 +14028,7 @@
         <w:tc>
           <w:tcPr>
             <w:tcW w:w="525" w:type="dxa"/>
-            <w:shd w:val="clear" w:color="auto" w:fill="FFFF00"/>
+            <w:shd w:val="clear" w:color="auto" w:fill="auto"/>
             <w:tcMar>
               <w:left w:w="105" w:type="dxa"/>
               <w:right w:w="105" w:type="dxa"/>
@@ -14069,7 +14052,7 @@
         <w:tc>
           <w:tcPr>
             <w:tcW w:w="3045" w:type="dxa"/>
-            <w:shd w:val="clear" w:color="auto" w:fill="FFFF00"/>
+            <w:shd w:val="clear" w:color="auto" w:fill="auto"/>
             <w:tcMar>
               <w:left w:w="105" w:type="dxa"/>
               <w:right w:w="105" w:type="dxa"/>
@@ -14094,7 +14077,7 @@
         <w:tc>
           <w:tcPr>
             <w:tcW w:w="630" w:type="dxa"/>
-            <w:shd w:val="clear" w:color="auto" w:fill="FFFF00"/>
+            <w:shd w:val="clear" w:color="auto" w:fill="auto"/>
             <w:tcMar>
               <w:left w:w="105" w:type="dxa"/>
               <w:right w:w="105" w:type="dxa"/>
@@ -14118,7 +14101,7 @@
         <w:tc>
           <w:tcPr>
             <w:tcW w:w="1710" w:type="dxa"/>
-            <w:shd w:val="clear" w:color="auto" w:fill="FFFF00"/>
+            <w:shd w:val="clear" w:color="auto" w:fill="auto"/>
             <w:tcMar>
               <w:left w:w="105" w:type="dxa"/>
               <w:right w:w="105" w:type="dxa"/>
@@ -14142,7 +14125,7 @@
         <w:tc>
           <w:tcPr>
             <w:tcW w:w="3840" w:type="dxa"/>
-            <w:shd w:val="clear" w:color="auto" w:fill="FFFF00"/>
+            <w:shd w:val="clear" w:color="auto" w:fill="auto"/>
             <w:tcMar>
               <w:left w:w="105" w:type="dxa"/>
               <w:right w:w="105" w:type="dxa"/>
@@ -14199,7 +14182,7 @@
         <w:tc>
           <w:tcPr>
             <w:tcW w:w="525" w:type="dxa"/>
-            <w:shd w:val="clear" w:color="auto" w:fill="FFFF00"/>
+            <w:shd w:val="clear" w:color="auto" w:fill="auto"/>
             <w:tcMar>
               <w:left w:w="105" w:type="dxa"/>
               <w:right w:w="105" w:type="dxa"/>
@@ -14223,7 +14206,7 @@
         <w:tc>
           <w:tcPr>
             <w:tcW w:w="3045" w:type="dxa"/>
-            <w:shd w:val="clear" w:color="auto" w:fill="FFFF00"/>
+            <w:shd w:val="clear" w:color="auto" w:fill="auto"/>
             <w:tcMar>
               <w:left w:w="105" w:type="dxa"/>
               <w:right w:w="105" w:type="dxa"/>
@@ -14248,7 +14231,7 @@
         <w:tc>
           <w:tcPr>
             <w:tcW w:w="630" w:type="dxa"/>
-            <w:shd w:val="clear" w:color="auto" w:fill="FFFF00"/>
+            <w:shd w:val="clear" w:color="auto" w:fill="auto"/>
             <w:tcMar>
               <w:left w:w="105" w:type="dxa"/>
               <w:right w:w="105" w:type="dxa"/>
@@ -14272,7 +14255,7 @@
         <w:tc>
           <w:tcPr>
             <w:tcW w:w="1710" w:type="dxa"/>
-            <w:shd w:val="clear" w:color="auto" w:fill="FFFF00"/>
+            <w:shd w:val="clear" w:color="auto" w:fill="auto"/>
             <w:tcMar>
               <w:left w:w="105" w:type="dxa"/>
               <w:right w:w="105" w:type="dxa"/>
@@ -14296,7 +14279,7 @@
         <w:tc>
           <w:tcPr>
             <w:tcW w:w="3840" w:type="dxa"/>
-            <w:shd w:val="clear" w:color="auto" w:fill="FFFF00"/>
+            <w:shd w:val="clear" w:color="auto" w:fill="auto"/>
             <w:tcMar>
               <w:left w:w="105" w:type="dxa"/>
               <w:right w:w="105" w:type="dxa"/>
@@ -15131,7 +15114,7 @@
         <w:tc>
           <w:tcPr>
             <w:tcW w:w="1065" w:type="dxa"/>
-            <w:shd w:val="clear" w:color="auto" w:fill="FFFF00"/>
+            <w:shd w:val="clear" w:color="auto" w:fill="auto"/>
             <w:tcMar>
               <w:left w:w="105" w:type="dxa"/>
               <w:right w:w="105" w:type="dxa"/>
@@ -15156,7 +15139,7 @@
         <w:tc>
           <w:tcPr>
             <w:tcW w:w="2610" w:type="dxa"/>
-            <w:shd w:val="clear" w:color="auto" w:fill="FFFF00"/>
+            <w:shd w:val="clear" w:color="auto" w:fill="auto"/>
             <w:tcMar>
               <w:left w:w="105" w:type="dxa"/>
               <w:right w:w="105" w:type="dxa"/>
@@ -15181,7 +15164,7 @@
         <w:tc>
           <w:tcPr>
             <w:tcW w:w="960" w:type="dxa"/>
-            <w:shd w:val="clear" w:color="auto" w:fill="FFFF00"/>
+            <w:shd w:val="clear" w:color="auto" w:fill="auto"/>
             <w:tcMar>
               <w:left w:w="105" w:type="dxa"/>
               <w:right w:w="105" w:type="dxa"/>
@@ -15205,7 +15188,7 @@
         <w:tc>
           <w:tcPr>
             <w:tcW w:w="1485" w:type="dxa"/>
-            <w:shd w:val="clear" w:color="auto" w:fill="FFFF00"/>
+            <w:shd w:val="clear" w:color="auto" w:fill="auto"/>
             <w:tcMar>
               <w:left w:w="105" w:type="dxa"/>
               <w:right w:w="105" w:type="dxa"/>
@@ -15229,7 +15212,7 @@
         <w:tc>
           <w:tcPr>
             <w:tcW w:w="3645" w:type="dxa"/>
-            <w:shd w:val="clear" w:color="auto" w:fill="FFFF00"/>
+            <w:shd w:val="clear" w:color="auto" w:fill="auto"/>
             <w:tcMar>
               <w:left w:w="105" w:type="dxa"/>
               <w:right w:w="105" w:type="dxa"/>
@@ -15252,6 +15235,7 @@
         <w:tc>
           <w:tcPr>
             <w:tcW w:w="1065" w:type="dxa"/>
+            <w:shd w:val="clear" w:color="auto" w:fill="auto"/>
             <w:tcMar>
               <w:left w:w="105" w:type="dxa"/>
               <w:right w:w="105" w:type="dxa"/>
@@ -15275,6 +15259,7 @@
         <w:tc>
           <w:tcPr>
             <w:tcW w:w="2610" w:type="dxa"/>
+            <w:shd w:val="clear" w:color="auto" w:fill="auto"/>
             <w:tcMar>
               <w:left w:w="105" w:type="dxa"/>
               <w:right w:w="105" w:type="dxa"/>
@@ -15311,6 +15296,7 @@
         <w:tc>
           <w:tcPr>
             <w:tcW w:w="960" w:type="dxa"/>
+            <w:shd w:val="clear" w:color="auto" w:fill="auto"/>
             <w:tcMar>
               <w:left w:w="105" w:type="dxa"/>
               <w:right w:w="105" w:type="dxa"/>
@@ -15334,6 +15320,7 @@
         <w:tc>
           <w:tcPr>
             <w:tcW w:w="1485" w:type="dxa"/>
+            <w:shd w:val="clear" w:color="auto" w:fill="auto"/>
             <w:tcMar>
               <w:left w:w="105" w:type="dxa"/>
               <w:right w:w="105" w:type="dxa"/>
@@ -15357,6 +15344,7 @@
         <w:tc>
           <w:tcPr>
             <w:tcW w:w="3645" w:type="dxa"/>
+            <w:shd w:val="clear" w:color="auto" w:fill="auto"/>
             <w:tcMar>
               <w:left w:w="105" w:type="dxa"/>
               <w:right w:w="105" w:type="dxa"/>
@@ -16466,22 +16454,24 @@
         <w:tc>
           <w:tcPr>
             <w:tcW w:w="1065" w:type="dxa"/>
-            <w:shd w:val="clear" w:color="auto" w:fill="FFFF00"/>
-            <w:tcMar>
-              <w:left w:w="105" w:type="dxa"/>
-              <w:right w:w="105" w:type="dxa"/>
-            </w:tcMar>
-          </w:tcPr>
-          <w:p>
-            <w:pPr>
-              <w:spacing w:after="0" w:line="240" w:lineRule="auto"/>
-              <w:rPr>
-                <w:rFonts w:ascii="Times New Roman" w:eastAsia="Times New Roman" w:hAnsi="Times New Roman" w:cs="Times New Roman"/>
-              </w:rPr>
-            </w:pPr>
-            <w:r>
-              <w:rPr>
-                <w:rFonts w:ascii="Times New Roman" w:eastAsia="Times New Roman" w:hAnsi="Times New Roman" w:cs="Times New Roman"/>
+            <w:shd w:val="clear" w:color="auto" w:fill="auto"/>
+            <w:tcMar>
+              <w:left w:w="105" w:type="dxa"/>
+              <w:right w:w="105" w:type="dxa"/>
+            </w:tcMar>
+          </w:tcPr>
+          <w:p>
+            <w:pPr>
+              <w:spacing w:after="0" w:line="240" w:lineRule="auto"/>
+              <w:rPr>
+                <w:rFonts w:ascii="Times New Roman" w:eastAsia="Times New Roman" w:hAnsi="Times New Roman" w:cs="Times New Roman"/>
+                <w:color w:val="000000" w:themeColor="text1"/>
+              </w:rPr>
+            </w:pPr>
+            <w:r>
+              <w:rPr>
+                <w:rFonts w:ascii="Times New Roman" w:eastAsia="Times New Roman" w:hAnsi="Times New Roman" w:cs="Times New Roman"/>
+                <w:color w:val="000000" w:themeColor="text1"/>
               </w:rPr>
               <w:t>2</w:t>
             </w:r>
@@ -16490,7 +16480,7 @@
         <w:tc>
           <w:tcPr>
             <w:tcW w:w="2610" w:type="dxa"/>
-            <w:shd w:val="clear" w:color="auto" w:fill="FFFF00"/>
+            <w:shd w:val="clear" w:color="auto" w:fill="auto"/>
             <w:tcMar>
               <w:left w:w="105" w:type="dxa"/>
               <w:right w:w="105" w:type="dxa"/>
@@ -16502,11 +16492,13 @@
               <w:ind w:left="270"/>
               <w:rPr>
                 <w:rFonts w:ascii="Times New Roman" w:eastAsia="Times New Roman" w:hAnsi="Times New Roman" w:cs="Times New Roman"/>
-              </w:rPr>
-            </w:pPr>
-            <w:r>
-              <w:rPr>
-                <w:rFonts w:ascii="Times New Roman" w:eastAsia="Times New Roman" w:hAnsi="Times New Roman" w:cs="Times New Roman"/>
+                <w:color w:val="000000" w:themeColor="text1"/>
+              </w:rPr>
+            </w:pPr>
+            <w:r>
+              <w:rPr>
+                <w:rFonts w:ascii="Times New Roman" w:eastAsia="Times New Roman" w:hAnsi="Times New Roman" w:cs="Times New Roman"/>
+                <w:color w:val="000000" w:themeColor="text1"/>
               </w:rPr>
               <w:t>BuyerIDNo</w:t>
             </w:r>
@@ -16515,7 +16507,7 @@
         <w:tc>
           <w:tcPr>
             <w:tcW w:w="960" w:type="dxa"/>
-            <w:shd w:val="clear" w:color="auto" w:fill="FFFF00"/>
+            <w:shd w:val="clear" w:color="auto" w:fill="auto"/>
             <w:tcMar>
               <w:left w:w="105" w:type="dxa"/>
               <w:right w:w="105" w:type="dxa"/>
@@ -16526,11 +16518,13 @@
               <w:spacing w:after="0"/>
               <w:rPr>
                 <w:rFonts w:ascii="Times New Roman" w:eastAsia="Times New Roman" w:hAnsi="Times New Roman" w:cs="Times New Roman"/>
-              </w:rPr>
-            </w:pPr>
-            <w:r>
-              <w:rPr>
-                <w:rFonts w:ascii="Times New Roman" w:eastAsia="Times New Roman" w:hAnsi="Times New Roman" w:cs="Times New Roman"/>
+                <w:color w:val="000000" w:themeColor="text1"/>
+              </w:rPr>
+            </w:pPr>
+            <w:r>
+              <w:rPr>
+                <w:rFonts w:ascii="Times New Roman" w:eastAsia="Times New Roman" w:hAnsi="Times New Roman" w:cs="Times New Roman"/>
+                <w:color w:val="000000" w:themeColor="text1"/>
               </w:rPr>
               <w:t>N</w:t>
             </w:r>
@@ -16539,22 +16533,24 @@
         <w:tc>
           <w:tcPr>
             <w:tcW w:w="1485" w:type="dxa"/>
-            <w:shd w:val="clear" w:color="auto" w:fill="FFFF00"/>
-            <w:tcMar>
-              <w:left w:w="105" w:type="dxa"/>
-              <w:right w:w="105" w:type="dxa"/>
-            </w:tcMar>
-          </w:tcPr>
-          <w:p>
-            <w:pPr>
-              <w:spacing w:after="0" w:line="240" w:lineRule="auto"/>
-              <w:rPr>
-                <w:rFonts w:ascii="Times New Roman" w:eastAsia="Times New Roman" w:hAnsi="Times New Roman" w:cs="Times New Roman"/>
-              </w:rPr>
-            </w:pPr>
-            <w:r>
-              <w:rPr>
-                <w:rFonts w:ascii="Times New Roman" w:eastAsia="Times New Roman" w:hAnsi="Times New Roman" w:cs="Times New Roman"/>
+            <w:shd w:val="clear" w:color="auto" w:fill="auto"/>
+            <w:tcMar>
+              <w:left w:w="105" w:type="dxa"/>
+              <w:right w:w="105" w:type="dxa"/>
+            </w:tcMar>
+          </w:tcPr>
+          <w:p>
+            <w:pPr>
+              <w:spacing w:after="0" w:line="240" w:lineRule="auto"/>
+              <w:rPr>
+                <w:rFonts w:ascii="Times New Roman" w:eastAsia="Times New Roman" w:hAnsi="Times New Roman" w:cs="Times New Roman"/>
+                <w:color w:val="000000" w:themeColor="text1"/>
+              </w:rPr>
+            </w:pPr>
+            <w:r>
+              <w:rPr>
+                <w:rFonts w:ascii="Times New Roman" w:eastAsia="Times New Roman" w:hAnsi="Times New Roman" w:cs="Times New Roman"/>
+                <w:color w:val="000000" w:themeColor="text1"/>
               </w:rPr>
               <w:t xml:space="preserve">String  </w:t>
             </w:r>
@@ -16563,17 +16559,18 @@
         <w:tc>
           <w:tcPr>
             <w:tcW w:w="3645" w:type="dxa"/>
-            <w:shd w:val="clear" w:color="auto" w:fill="FFFF00"/>
-            <w:tcMar>
-              <w:left w:w="105" w:type="dxa"/>
-              <w:right w:w="105" w:type="dxa"/>
-            </w:tcMar>
-          </w:tcPr>
-          <w:p>
-            <w:pPr>
-              <w:spacing w:after="0" w:line="240" w:lineRule="auto"/>
-              <w:rPr>
-                <w:rFonts w:ascii="Times New Roman" w:eastAsia="Times New Roman" w:hAnsi="Times New Roman" w:cs="Times New Roman"/>
+            <w:shd w:val="clear" w:color="auto" w:fill="auto"/>
+            <w:tcMar>
+              <w:left w:w="105" w:type="dxa"/>
+              <w:right w:w="105" w:type="dxa"/>
+            </w:tcMar>
+          </w:tcPr>
+          <w:p>
+            <w:pPr>
+              <w:spacing w:after="0" w:line="240" w:lineRule="auto"/>
+              <w:rPr>
+                <w:rFonts w:ascii="Times New Roman" w:eastAsia="Times New Roman" w:hAnsi="Times New Roman" w:cs="Times New Roman"/>
+                <w:color w:val="000000" w:themeColor="text1"/>
               </w:rPr>
             </w:pPr>
           </w:p>
@@ -16586,21 +16583,24 @@
         <w:tc>
           <w:tcPr>
             <w:tcW w:w="1065" w:type="dxa"/>
-            <w:tcMar>
-              <w:left w:w="105" w:type="dxa"/>
-              <w:right w:w="105" w:type="dxa"/>
-            </w:tcMar>
-          </w:tcPr>
-          <w:p>
-            <w:pPr>
-              <w:spacing w:after="0" w:line="240" w:lineRule="auto"/>
-              <w:rPr>
-                <w:rFonts w:ascii="Times New Roman" w:eastAsia="Times New Roman" w:hAnsi="Times New Roman" w:cs="Times New Roman"/>
-              </w:rPr>
-            </w:pPr>
-            <w:r>
-              <w:rPr>
-                <w:rFonts w:ascii="Times New Roman" w:eastAsia="Times New Roman" w:hAnsi="Times New Roman" w:cs="Times New Roman"/>
+            <w:shd w:val="clear" w:color="auto" w:fill="auto"/>
+            <w:tcMar>
+              <w:left w:w="105" w:type="dxa"/>
+              <w:right w:w="105" w:type="dxa"/>
+            </w:tcMar>
+          </w:tcPr>
+          <w:p>
+            <w:pPr>
+              <w:spacing w:after="0" w:line="240" w:lineRule="auto"/>
+              <w:rPr>
+                <w:rFonts w:ascii="Times New Roman" w:eastAsia="Times New Roman" w:hAnsi="Times New Roman" w:cs="Times New Roman"/>
+                <w:color w:val="000000" w:themeColor="text1"/>
+              </w:rPr>
+            </w:pPr>
+            <w:r>
+              <w:rPr>
+                <w:rFonts w:ascii="Times New Roman" w:eastAsia="Times New Roman" w:hAnsi="Times New Roman" w:cs="Times New Roman"/>
+                <w:color w:val="000000" w:themeColor="text1"/>
               </w:rPr>
               <w:t>2</w:t>
             </w:r>
@@ -16609,6 +16609,7 @@
         <w:tc>
           <w:tcPr>
             <w:tcW w:w="2610" w:type="dxa"/>
+            <w:shd w:val="clear" w:color="auto" w:fill="auto"/>
             <w:tcMar>
               <w:left w:w="105" w:type="dxa"/>
               <w:right w:w="105" w:type="dxa"/>
@@ -16620,11 +16621,13 @@
               <w:ind w:left="270"/>
               <w:rPr>
                 <w:rFonts w:ascii="Times New Roman" w:eastAsia="Times New Roman" w:hAnsi="Times New Roman" w:cs="Times New Roman"/>
-              </w:rPr>
-            </w:pPr>
-            <w:r>
-              <w:rPr>
-                <w:rFonts w:ascii="Times New Roman" w:eastAsia="Times New Roman" w:hAnsi="Times New Roman" w:cs="Times New Roman"/>
+                <w:color w:val="000000" w:themeColor="text1"/>
+              </w:rPr>
+            </w:pPr>
+            <w:r>
+              <w:rPr>
+                <w:rFonts w:ascii="Times New Roman" w:eastAsia="Times New Roman" w:hAnsi="Times New Roman" w:cs="Times New Roman"/>
+                <w:color w:val="000000" w:themeColor="text1"/>
               </w:rPr>
               <w:t>BuyerMobile</w:t>
             </w:r>
@@ -16633,21 +16636,24 @@
         <w:tc>
           <w:tcPr>
             <w:tcW w:w="960" w:type="dxa"/>
-            <w:tcMar>
-              <w:left w:w="105" w:type="dxa"/>
-              <w:right w:w="105" w:type="dxa"/>
-            </w:tcMar>
-          </w:tcPr>
-          <w:p>
-            <w:pPr>
-              <w:spacing w:after="0" w:line="240" w:lineRule="auto"/>
-              <w:rPr>
-                <w:rFonts w:ascii="Times New Roman" w:eastAsia="Times New Roman" w:hAnsi="Times New Roman" w:cs="Times New Roman"/>
-              </w:rPr>
-            </w:pPr>
-            <w:r>
-              <w:rPr>
-                <w:rFonts w:ascii="Times New Roman" w:eastAsia="Times New Roman" w:hAnsi="Times New Roman" w:cs="Times New Roman"/>
+            <w:shd w:val="clear" w:color="auto" w:fill="auto"/>
+            <w:tcMar>
+              <w:left w:w="105" w:type="dxa"/>
+              <w:right w:w="105" w:type="dxa"/>
+            </w:tcMar>
+          </w:tcPr>
+          <w:p>
+            <w:pPr>
+              <w:spacing w:after="0" w:line="240" w:lineRule="auto"/>
+              <w:rPr>
+                <w:rFonts w:ascii="Times New Roman" w:eastAsia="Times New Roman" w:hAnsi="Times New Roman" w:cs="Times New Roman"/>
+                <w:color w:val="000000" w:themeColor="text1"/>
+              </w:rPr>
+            </w:pPr>
+            <w:r>
+              <w:rPr>
+                <w:rFonts w:ascii="Times New Roman" w:eastAsia="Times New Roman" w:hAnsi="Times New Roman" w:cs="Times New Roman"/>
+                <w:color w:val="000000" w:themeColor="text1"/>
               </w:rPr>
               <w:t>N</w:t>
             </w:r>
@@ -16656,21 +16662,24 @@
         <w:tc>
           <w:tcPr>
             <w:tcW w:w="1485" w:type="dxa"/>
-            <w:tcMar>
-              <w:left w:w="105" w:type="dxa"/>
-              <w:right w:w="105" w:type="dxa"/>
-            </w:tcMar>
-          </w:tcPr>
-          <w:p>
-            <w:pPr>
-              <w:spacing w:after="0" w:line="240" w:lineRule="auto"/>
-              <w:rPr>
-                <w:rFonts w:ascii="Times New Roman" w:eastAsia="Times New Roman" w:hAnsi="Times New Roman" w:cs="Times New Roman"/>
-              </w:rPr>
-            </w:pPr>
-            <w:r>
-              <w:rPr>
-                <w:rFonts w:ascii="Times New Roman" w:eastAsia="Times New Roman" w:hAnsi="Times New Roman" w:cs="Times New Roman"/>
+            <w:shd w:val="clear" w:color="auto" w:fill="auto"/>
+            <w:tcMar>
+              <w:left w:w="105" w:type="dxa"/>
+              <w:right w:w="105" w:type="dxa"/>
+            </w:tcMar>
+          </w:tcPr>
+          <w:p>
+            <w:pPr>
+              <w:spacing w:after="0" w:line="240" w:lineRule="auto"/>
+              <w:rPr>
+                <w:rFonts w:ascii="Times New Roman" w:eastAsia="Times New Roman" w:hAnsi="Times New Roman" w:cs="Times New Roman"/>
+                <w:color w:val="000000" w:themeColor="text1"/>
+              </w:rPr>
+            </w:pPr>
+            <w:r>
+              <w:rPr>
+                <w:rFonts w:ascii="Times New Roman" w:eastAsia="Times New Roman" w:hAnsi="Times New Roman" w:cs="Times New Roman"/>
+                <w:color w:val="000000" w:themeColor="text1"/>
               </w:rPr>
               <w:t xml:space="preserve">String  </w:t>
             </w:r>
@@ -16679,16 +16688,18 @@
         <w:tc>
           <w:tcPr>
             <w:tcW w:w="3645" w:type="dxa"/>
-            <w:tcMar>
-              <w:left w:w="105" w:type="dxa"/>
-              <w:right w:w="105" w:type="dxa"/>
-            </w:tcMar>
-          </w:tcPr>
-          <w:p>
-            <w:pPr>
-              <w:spacing w:after="0" w:line="240" w:lineRule="auto"/>
-              <w:rPr>
-                <w:rFonts w:ascii="Times New Roman" w:eastAsia="Times New Roman" w:hAnsi="Times New Roman" w:cs="Times New Roman"/>
+            <w:shd w:val="clear" w:color="auto" w:fill="auto"/>
+            <w:tcMar>
+              <w:left w:w="105" w:type="dxa"/>
+              <w:right w:w="105" w:type="dxa"/>
+            </w:tcMar>
+          </w:tcPr>
+          <w:p>
+            <w:pPr>
+              <w:spacing w:after="0" w:line="240" w:lineRule="auto"/>
+              <w:rPr>
+                <w:rFonts w:ascii="Times New Roman" w:eastAsia="Times New Roman" w:hAnsi="Times New Roman" w:cs="Times New Roman"/>
+                <w:color w:val="000000" w:themeColor="text1"/>
               </w:rPr>
             </w:pPr>
           </w:p>
@@ -16701,22 +16712,24 @@
         <w:tc>
           <w:tcPr>
             <w:tcW w:w="1065" w:type="dxa"/>
-            <w:shd w:val="clear" w:color="auto" w:fill="FFFF00"/>
-            <w:tcMar>
-              <w:left w:w="105" w:type="dxa"/>
-              <w:right w:w="105" w:type="dxa"/>
-            </w:tcMar>
-          </w:tcPr>
-          <w:p>
-            <w:pPr>
-              <w:spacing w:after="0" w:line="240" w:lineRule="auto"/>
-              <w:rPr>
-                <w:rFonts w:ascii="Times New Roman" w:eastAsia="Times New Roman" w:hAnsi="Times New Roman" w:cs="Times New Roman"/>
-              </w:rPr>
-            </w:pPr>
-            <w:r>
-              <w:rPr>
-                <w:rFonts w:ascii="Times New Roman" w:eastAsia="Times New Roman" w:hAnsi="Times New Roman" w:cs="Times New Roman"/>
+            <w:shd w:val="clear" w:color="auto" w:fill="auto"/>
+            <w:tcMar>
+              <w:left w:w="105" w:type="dxa"/>
+              <w:right w:w="105" w:type="dxa"/>
+            </w:tcMar>
+          </w:tcPr>
+          <w:p>
+            <w:pPr>
+              <w:spacing w:after="0" w:line="240" w:lineRule="auto"/>
+              <w:rPr>
+                <w:rFonts w:ascii="Times New Roman" w:eastAsia="Times New Roman" w:hAnsi="Times New Roman" w:cs="Times New Roman"/>
+                <w:color w:val="000000" w:themeColor="text1"/>
+              </w:rPr>
+            </w:pPr>
+            <w:r>
+              <w:rPr>
+                <w:rFonts w:ascii="Times New Roman" w:eastAsia="Times New Roman" w:hAnsi="Times New Roman" w:cs="Times New Roman"/>
+                <w:color w:val="000000" w:themeColor="text1"/>
               </w:rPr>
               <w:t>2</w:t>
             </w:r>
@@ -16725,7 +16738,7 @@
         <w:tc>
           <w:tcPr>
             <w:tcW w:w="2610" w:type="dxa"/>
-            <w:shd w:val="clear" w:color="auto" w:fill="FFFF00"/>
+            <w:shd w:val="clear" w:color="auto" w:fill="auto"/>
             <w:tcMar>
               <w:left w:w="105" w:type="dxa"/>
               <w:right w:w="105" w:type="dxa"/>
@@ -16737,11 +16750,13 @@
               <w:ind w:left="270"/>
               <w:rPr>
                 <w:rFonts w:ascii="Times New Roman" w:eastAsia="Times New Roman" w:hAnsi="Times New Roman" w:cs="Times New Roman"/>
-              </w:rPr>
-            </w:pPr>
-            <w:r>
-              <w:rPr>
-                <w:rFonts w:ascii="Times New Roman" w:eastAsia="Times New Roman" w:hAnsi="Times New Roman" w:cs="Times New Roman"/>
+                <w:color w:val="000000" w:themeColor="text1"/>
+              </w:rPr>
+            </w:pPr>
+            <w:r>
+              <w:rPr>
+                <w:rFonts w:ascii="Times New Roman" w:eastAsia="Times New Roman" w:hAnsi="Times New Roman" w:cs="Times New Roman"/>
+                <w:color w:val="000000" w:themeColor="text1"/>
               </w:rPr>
               <w:t>BuyerBankAccount</w:t>
             </w:r>
@@ -16750,22 +16765,24 @@
         <w:tc>
           <w:tcPr>
             <w:tcW w:w="960" w:type="dxa"/>
-            <w:shd w:val="clear" w:color="auto" w:fill="FFFF00"/>
-            <w:tcMar>
-              <w:left w:w="105" w:type="dxa"/>
-              <w:right w:w="105" w:type="dxa"/>
-            </w:tcMar>
-          </w:tcPr>
-          <w:p>
-            <w:pPr>
-              <w:spacing w:after="0" w:line="240" w:lineRule="auto"/>
-              <w:rPr>
-                <w:rFonts w:ascii="Times New Roman" w:eastAsia="Times New Roman" w:hAnsi="Times New Roman" w:cs="Times New Roman"/>
-              </w:rPr>
-            </w:pPr>
-            <w:r>
-              <w:rPr>
-                <w:rFonts w:ascii="Times New Roman" w:eastAsia="Times New Roman" w:hAnsi="Times New Roman" w:cs="Times New Roman"/>
+            <w:shd w:val="clear" w:color="auto" w:fill="auto"/>
+            <w:tcMar>
+              <w:left w:w="105" w:type="dxa"/>
+              <w:right w:w="105" w:type="dxa"/>
+            </w:tcMar>
+          </w:tcPr>
+          <w:p>
+            <w:pPr>
+              <w:spacing w:after="0" w:line="240" w:lineRule="auto"/>
+              <w:rPr>
+                <w:rFonts w:ascii="Times New Roman" w:eastAsia="Times New Roman" w:hAnsi="Times New Roman" w:cs="Times New Roman"/>
+                <w:color w:val="000000" w:themeColor="text1"/>
+              </w:rPr>
+            </w:pPr>
+            <w:r>
+              <w:rPr>
+                <w:rFonts w:ascii="Times New Roman" w:eastAsia="Times New Roman" w:hAnsi="Times New Roman" w:cs="Times New Roman"/>
+                <w:color w:val="000000" w:themeColor="text1"/>
               </w:rPr>
               <w:t>N</w:t>
             </w:r>
@@ -16774,22 +16791,24 @@
         <w:tc>
           <w:tcPr>
             <w:tcW w:w="1485" w:type="dxa"/>
-            <w:shd w:val="clear" w:color="auto" w:fill="FFFF00"/>
-            <w:tcMar>
-              <w:left w:w="105" w:type="dxa"/>
-              <w:right w:w="105" w:type="dxa"/>
-            </w:tcMar>
-          </w:tcPr>
-          <w:p>
-            <w:pPr>
-              <w:spacing w:after="0" w:line="240" w:lineRule="auto"/>
-              <w:rPr>
-                <w:rFonts w:ascii="Times New Roman" w:eastAsia="Times New Roman" w:hAnsi="Times New Roman" w:cs="Times New Roman"/>
-              </w:rPr>
-            </w:pPr>
-            <w:r>
-              <w:rPr>
-                <w:rFonts w:ascii="Times New Roman" w:eastAsia="Times New Roman" w:hAnsi="Times New Roman" w:cs="Times New Roman"/>
+            <w:shd w:val="clear" w:color="auto" w:fill="auto"/>
+            <w:tcMar>
+              <w:left w:w="105" w:type="dxa"/>
+              <w:right w:w="105" w:type="dxa"/>
+            </w:tcMar>
+          </w:tcPr>
+          <w:p>
+            <w:pPr>
+              <w:spacing w:after="0" w:line="240" w:lineRule="auto"/>
+              <w:rPr>
+                <w:rFonts w:ascii="Times New Roman" w:eastAsia="Times New Roman" w:hAnsi="Times New Roman" w:cs="Times New Roman"/>
+                <w:color w:val="000000" w:themeColor="text1"/>
+              </w:rPr>
+            </w:pPr>
+            <w:r>
+              <w:rPr>
+                <w:rFonts w:ascii="Times New Roman" w:eastAsia="Times New Roman" w:hAnsi="Times New Roman" w:cs="Times New Roman"/>
+                <w:color w:val="000000" w:themeColor="text1"/>
               </w:rPr>
               <w:t xml:space="preserve">String  </w:t>
             </w:r>
@@ -16798,17 +16817,18 @@
         <w:tc>
           <w:tcPr>
             <w:tcW w:w="3645" w:type="dxa"/>
-            <w:shd w:val="clear" w:color="auto" w:fill="FFFF00"/>
-            <w:tcMar>
-              <w:left w:w="105" w:type="dxa"/>
-              <w:right w:w="105" w:type="dxa"/>
-            </w:tcMar>
-          </w:tcPr>
-          <w:p>
-            <w:pPr>
-              <w:spacing w:after="0" w:line="240" w:lineRule="auto"/>
-              <w:rPr>
-                <w:rFonts w:ascii="Times New Roman" w:eastAsia="Times New Roman" w:hAnsi="Times New Roman" w:cs="Times New Roman"/>
+            <w:shd w:val="clear" w:color="auto" w:fill="auto"/>
+            <w:tcMar>
+              <w:left w:w="105" w:type="dxa"/>
+              <w:right w:w="105" w:type="dxa"/>
+            </w:tcMar>
+          </w:tcPr>
+          <w:p>
+            <w:pPr>
+              <w:spacing w:after="0" w:line="240" w:lineRule="auto"/>
+              <w:rPr>
+                <w:rFonts w:ascii="Times New Roman" w:eastAsia="Times New Roman" w:hAnsi="Times New Roman" w:cs="Times New Roman"/>
+                <w:color w:val="000000" w:themeColor="text1"/>
               </w:rPr>
             </w:pPr>
           </w:p>
@@ -16821,22 +16841,24 @@
         <w:tc>
           <w:tcPr>
             <w:tcW w:w="1065" w:type="dxa"/>
-            <w:shd w:val="clear" w:color="auto" w:fill="FFFF00"/>
-            <w:tcMar>
-              <w:left w:w="105" w:type="dxa"/>
-              <w:right w:w="105" w:type="dxa"/>
-            </w:tcMar>
-          </w:tcPr>
-          <w:p>
-            <w:pPr>
-              <w:spacing w:after="0" w:line="240" w:lineRule="auto"/>
-              <w:rPr>
-                <w:rFonts w:ascii="Times New Roman" w:eastAsia="Times New Roman" w:hAnsi="Times New Roman" w:cs="Times New Roman"/>
-              </w:rPr>
-            </w:pPr>
-            <w:r>
-              <w:rPr>
-                <w:rFonts w:ascii="Times New Roman" w:eastAsia="Times New Roman" w:hAnsi="Times New Roman" w:cs="Times New Roman"/>
+            <w:shd w:val="clear" w:color="auto" w:fill="auto"/>
+            <w:tcMar>
+              <w:left w:w="105" w:type="dxa"/>
+              <w:right w:w="105" w:type="dxa"/>
+            </w:tcMar>
+          </w:tcPr>
+          <w:p>
+            <w:pPr>
+              <w:spacing w:after="0" w:line="240" w:lineRule="auto"/>
+              <w:rPr>
+                <w:rFonts w:ascii="Times New Roman" w:eastAsia="Times New Roman" w:hAnsi="Times New Roman" w:cs="Times New Roman"/>
+                <w:color w:val="000000" w:themeColor="text1"/>
+              </w:rPr>
+            </w:pPr>
+            <w:r>
+              <w:rPr>
+                <w:rFonts w:ascii="Times New Roman" w:eastAsia="Times New Roman" w:hAnsi="Times New Roman" w:cs="Times New Roman"/>
+                <w:color w:val="000000" w:themeColor="text1"/>
               </w:rPr>
               <w:t>2</w:t>
             </w:r>
@@ -16845,7 +16867,7 @@
         <w:tc>
           <w:tcPr>
             <w:tcW w:w="2610" w:type="dxa"/>
-            <w:shd w:val="clear" w:color="auto" w:fill="FFFF00"/>
+            <w:shd w:val="clear" w:color="auto" w:fill="auto"/>
             <w:tcMar>
               <w:left w:w="105" w:type="dxa"/>
               <w:right w:w="105" w:type="dxa"/>
@@ -16857,11 +16879,13 @@
               <w:ind w:left="270"/>
               <w:rPr>
                 <w:rFonts w:ascii="Times New Roman" w:eastAsia="Times New Roman" w:hAnsi="Times New Roman" w:cs="Times New Roman"/>
-              </w:rPr>
-            </w:pPr>
-            <w:r>
-              <w:rPr>
-                <w:rFonts w:ascii="Times New Roman" w:eastAsia="Times New Roman" w:hAnsi="Times New Roman" w:cs="Times New Roman"/>
+                <w:color w:val="000000" w:themeColor="text1"/>
+              </w:rPr>
+            </w:pPr>
+            <w:r>
+              <w:rPr>
+                <w:rFonts w:ascii="Times New Roman" w:eastAsia="Times New Roman" w:hAnsi="Times New Roman" w:cs="Times New Roman"/>
+                <w:color w:val="000000" w:themeColor="text1"/>
               </w:rPr>
               <w:t>BuyerBankName</w:t>
             </w:r>
@@ -16870,7 +16894,7 @@
         <w:tc>
           <w:tcPr>
             <w:tcW w:w="960" w:type="dxa"/>
-            <w:shd w:val="clear" w:color="auto" w:fill="FFFF00"/>
+            <w:shd w:val="clear" w:color="auto" w:fill="auto"/>
             <w:tcMar>
               <w:left w:w="105" w:type="dxa"/>
               <w:right w:w="105" w:type="dxa"/>
@@ -16881,11 +16905,13 @@
               <w:spacing w:after="0"/>
               <w:rPr>
                 <w:rFonts w:ascii="Times New Roman" w:eastAsia="Times New Roman" w:hAnsi="Times New Roman" w:cs="Times New Roman"/>
-              </w:rPr>
-            </w:pPr>
-            <w:r>
-              <w:rPr>
-                <w:rFonts w:ascii="Times New Roman" w:eastAsia="Times New Roman" w:hAnsi="Times New Roman" w:cs="Times New Roman"/>
+                <w:color w:val="000000" w:themeColor="text1"/>
+              </w:rPr>
+            </w:pPr>
+            <w:r>
+              <w:rPr>
+                <w:rFonts w:ascii="Times New Roman" w:eastAsia="Times New Roman" w:hAnsi="Times New Roman" w:cs="Times New Roman"/>
+                <w:color w:val="000000" w:themeColor="text1"/>
               </w:rPr>
               <w:t>N</w:t>
             </w:r>
@@ -16894,22 +16920,24 @@
         <w:tc>
           <w:tcPr>
             <w:tcW w:w="1485" w:type="dxa"/>
-            <w:shd w:val="clear" w:color="auto" w:fill="FFFF00"/>
-            <w:tcMar>
-              <w:left w:w="105" w:type="dxa"/>
-              <w:right w:w="105" w:type="dxa"/>
-            </w:tcMar>
-          </w:tcPr>
-          <w:p>
-            <w:pPr>
-              <w:spacing w:after="0" w:line="240" w:lineRule="auto"/>
-              <w:rPr>
-                <w:rFonts w:ascii="Times New Roman" w:eastAsia="Times New Roman" w:hAnsi="Times New Roman" w:cs="Times New Roman"/>
-              </w:rPr>
-            </w:pPr>
-            <w:r>
-              <w:rPr>
-                <w:rFonts w:ascii="Times New Roman" w:eastAsia="Times New Roman" w:hAnsi="Times New Roman" w:cs="Times New Roman"/>
+            <w:shd w:val="clear" w:color="auto" w:fill="auto"/>
+            <w:tcMar>
+              <w:left w:w="105" w:type="dxa"/>
+              <w:right w:w="105" w:type="dxa"/>
+            </w:tcMar>
+          </w:tcPr>
+          <w:p>
+            <w:pPr>
+              <w:spacing w:after="0" w:line="240" w:lineRule="auto"/>
+              <w:rPr>
+                <w:rFonts w:ascii="Times New Roman" w:eastAsia="Times New Roman" w:hAnsi="Times New Roman" w:cs="Times New Roman"/>
+                <w:color w:val="000000" w:themeColor="text1"/>
+              </w:rPr>
+            </w:pPr>
+            <w:r>
+              <w:rPr>
+                <w:rFonts w:ascii="Times New Roman" w:eastAsia="Times New Roman" w:hAnsi="Times New Roman" w:cs="Times New Roman"/>
+                <w:color w:val="000000" w:themeColor="text1"/>
               </w:rPr>
               <w:t xml:space="preserve">String  </w:t>
             </w:r>
@@ -16918,17 +16946,18 @@
         <w:tc>
           <w:tcPr>
             <w:tcW w:w="3645" w:type="dxa"/>
-            <w:shd w:val="clear" w:color="auto" w:fill="FFFF00"/>
-            <w:tcMar>
-              <w:left w:w="105" w:type="dxa"/>
-              <w:right w:w="105" w:type="dxa"/>
-            </w:tcMar>
-          </w:tcPr>
-          <w:p>
-            <w:pPr>
-              <w:spacing w:after="0" w:line="240" w:lineRule="auto"/>
-              <w:rPr>
-                <w:rFonts w:ascii="Times New Roman" w:eastAsia="Times New Roman" w:hAnsi="Times New Roman" w:cs="Times New Roman"/>
+            <w:shd w:val="clear" w:color="auto" w:fill="auto"/>
+            <w:tcMar>
+              <w:left w:w="105" w:type="dxa"/>
+              <w:right w:w="105" w:type="dxa"/>
+            </w:tcMar>
+          </w:tcPr>
+          <w:p>
+            <w:pPr>
+              <w:spacing w:after="0" w:line="240" w:lineRule="auto"/>
+              <w:rPr>
+                <w:rFonts w:ascii="Times New Roman" w:eastAsia="Times New Roman" w:hAnsi="Times New Roman" w:cs="Times New Roman"/>
+                <w:color w:val="000000" w:themeColor="text1"/>
               </w:rPr>
             </w:pPr>
           </w:p>
@@ -16941,22 +16970,24 @@
         <w:tc>
           <w:tcPr>
             <w:tcW w:w="1065" w:type="dxa"/>
-            <w:shd w:val="clear" w:color="auto" w:fill="FFFF00"/>
-            <w:tcMar>
-              <w:left w:w="105" w:type="dxa"/>
-              <w:right w:w="105" w:type="dxa"/>
-            </w:tcMar>
-          </w:tcPr>
-          <w:p>
-            <w:pPr>
-              <w:spacing w:after="0" w:line="240" w:lineRule="auto"/>
-              <w:rPr>
-                <w:rFonts w:ascii="Times New Roman" w:eastAsia="Times New Roman" w:hAnsi="Times New Roman" w:cs="Times New Roman"/>
-              </w:rPr>
-            </w:pPr>
-            <w:r>
-              <w:rPr>
-                <w:rFonts w:ascii="Times New Roman" w:eastAsia="Times New Roman" w:hAnsi="Times New Roman" w:cs="Times New Roman"/>
+            <w:shd w:val="clear" w:color="auto" w:fill="auto"/>
+            <w:tcMar>
+              <w:left w:w="105" w:type="dxa"/>
+              <w:right w:w="105" w:type="dxa"/>
+            </w:tcMar>
+          </w:tcPr>
+          <w:p>
+            <w:pPr>
+              <w:spacing w:after="0" w:line="240" w:lineRule="auto"/>
+              <w:rPr>
+                <w:rFonts w:ascii="Times New Roman" w:eastAsia="Times New Roman" w:hAnsi="Times New Roman" w:cs="Times New Roman"/>
+                <w:color w:val="000000" w:themeColor="text1"/>
+              </w:rPr>
+            </w:pPr>
+            <w:r>
+              <w:rPr>
+                <w:rFonts w:ascii="Times New Roman" w:eastAsia="Times New Roman" w:hAnsi="Times New Roman" w:cs="Times New Roman"/>
+                <w:color w:val="000000" w:themeColor="text1"/>
               </w:rPr>
               <w:t>2</w:t>
             </w:r>
@@ -16965,7 +16996,7 @@
         <w:tc>
           <w:tcPr>
             <w:tcW w:w="2610" w:type="dxa"/>
-            <w:shd w:val="clear" w:color="auto" w:fill="FFFF00"/>
+            <w:shd w:val="clear" w:color="auto" w:fill="auto"/>
             <w:tcMar>
               <w:left w:w="105" w:type="dxa"/>
               <w:right w:w="105" w:type="dxa"/>
@@ -16977,11 +17008,13 @@
               <w:ind w:left="270"/>
               <w:rPr>
                 <w:rFonts w:ascii="Times New Roman" w:eastAsia="Times New Roman" w:hAnsi="Times New Roman" w:cs="Times New Roman"/>
-              </w:rPr>
-            </w:pPr>
-            <w:r>
-              <w:rPr>
-                <w:rFonts w:ascii="Times New Roman" w:eastAsia="Times New Roman" w:hAnsi="Times New Roman" w:cs="Times New Roman"/>
+                <w:color w:val="000000" w:themeColor="text1"/>
+              </w:rPr>
+            </w:pPr>
+            <w:r>
+              <w:rPr>
+                <w:rFonts w:ascii="Times New Roman" w:eastAsia="Times New Roman" w:hAnsi="Times New Roman" w:cs="Times New Roman"/>
+                <w:color w:val="000000" w:themeColor="text1"/>
               </w:rPr>
               <w:t>BuyerBudgetCode</w:t>
             </w:r>
@@ -16990,22 +17023,24 @@
         <w:tc>
           <w:tcPr>
             <w:tcW w:w="960" w:type="dxa"/>
-            <w:shd w:val="clear" w:color="auto" w:fill="FFFF00"/>
-            <w:tcMar>
-              <w:left w:w="105" w:type="dxa"/>
-              <w:right w:w="105" w:type="dxa"/>
-            </w:tcMar>
-          </w:tcPr>
-          <w:p>
-            <w:pPr>
-              <w:spacing w:after="0" w:line="240" w:lineRule="auto"/>
-              <w:rPr>
-                <w:rFonts w:ascii="Times New Roman" w:eastAsia="Times New Roman" w:hAnsi="Times New Roman" w:cs="Times New Roman"/>
-              </w:rPr>
-            </w:pPr>
-            <w:r>
-              <w:rPr>
-                <w:rFonts w:ascii="Times New Roman" w:eastAsia="Times New Roman" w:hAnsi="Times New Roman" w:cs="Times New Roman"/>
+            <w:shd w:val="clear" w:color="auto" w:fill="auto"/>
+            <w:tcMar>
+              <w:left w:w="105" w:type="dxa"/>
+              <w:right w:w="105" w:type="dxa"/>
+            </w:tcMar>
+          </w:tcPr>
+          <w:p>
+            <w:pPr>
+              <w:spacing w:after="0" w:line="240" w:lineRule="auto"/>
+              <w:rPr>
+                <w:rFonts w:ascii="Times New Roman" w:eastAsia="Times New Roman" w:hAnsi="Times New Roman" w:cs="Times New Roman"/>
+                <w:color w:val="000000" w:themeColor="text1"/>
+              </w:rPr>
+            </w:pPr>
+            <w:r>
+              <w:rPr>
+                <w:rFonts w:ascii="Times New Roman" w:eastAsia="Times New Roman" w:hAnsi="Times New Roman" w:cs="Times New Roman"/>
+                <w:color w:val="000000" w:themeColor="text1"/>
               </w:rPr>
               <w:t>N</w:t>
             </w:r>
@@ -17014,22 +17049,24 @@
         <w:tc>
           <w:tcPr>
             <w:tcW w:w="1485" w:type="dxa"/>
-            <w:shd w:val="clear" w:color="auto" w:fill="FFFF00"/>
-            <w:tcMar>
-              <w:left w:w="105" w:type="dxa"/>
-              <w:right w:w="105" w:type="dxa"/>
-            </w:tcMar>
-          </w:tcPr>
-          <w:p>
-            <w:pPr>
-              <w:spacing w:after="0" w:line="240" w:lineRule="auto"/>
-              <w:rPr>
-                <w:rFonts w:ascii="Times New Roman" w:eastAsia="Times New Roman" w:hAnsi="Times New Roman" w:cs="Times New Roman"/>
-              </w:rPr>
-            </w:pPr>
-            <w:r>
-              <w:rPr>
-                <w:rFonts w:ascii="Times New Roman" w:eastAsia="Times New Roman" w:hAnsi="Times New Roman" w:cs="Times New Roman"/>
+            <w:shd w:val="clear" w:color="auto" w:fill="auto"/>
+            <w:tcMar>
+              <w:left w:w="105" w:type="dxa"/>
+              <w:right w:w="105" w:type="dxa"/>
+            </w:tcMar>
+          </w:tcPr>
+          <w:p>
+            <w:pPr>
+              <w:spacing w:after="0" w:line="240" w:lineRule="auto"/>
+              <w:rPr>
+                <w:rFonts w:ascii="Times New Roman" w:eastAsia="Times New Roman" w:hAnsi="Times New Roman" w:cs="Times New Roman"/>
+                <w:color w:val="000000" w:themeColor="text1"/>
+              </w:rPr>
+            </w:pPr>
+            <w:r>
+              <w:rPr>
+                <w:rFonts w:ascii="Times New Roman" w:eastAsia="Times New Roman" w:hAnsi="Times New Roman" w:cs="Times New Roman"/>
+                <w:color w:val="000000" w:themeColor="text1"/>
               </w:rPr>
               <w:t xml:space="preserve">String  </w:t>
             </w:r>
@@ -17038,17 +17075,18 @@
         <w:tc>
           <w:tcPr>
             <w:tcW w:w="3645" w:type="dxa"/>
-            <w:shd w:val="clear" w:color="auto" w:fill="FFFF00"/>
-            <w:tcMar>
-              <w:left w:w="105" w:type="dxa"/>
-              <w:right w:w="105" w:type="dxa"/>
-            </w:tcMar>
-          </w:tcPr>
-          <w:p>
-            <w:pPr>
-              <w:spacing w:after="0" w:line="240" w:lineRule="auto"/>
-              <w:rPr>
-                <w:rFonts w:ascii="Times New Roman" w:eastAsia="Times New Roman" w:hAnsi="Times New Roman" w:cs="Times New Roman"/>
+            <w:shd w:val="clear" w:color="auto" w:fill="auto"/>
+            <w:tcMar>
+              <w:left w:w="105" w:type="dxa"/>
+              <w:right w:w="105" w:type="dxa"/>
+            </w:tcMar>
+          </w:tcPr>
+          <w:p>
+            <w:pPr>
+              <w:spacing w:after="0" w:line="240" w:lineRule="auto"/>
+              <w:rPr>
+                <w:rFonts w:ascii="Times New Roman" w:eastAsia="Times New Roman" w:hAnsi="Times New Roman" w:cs="Times New Roman"/>
+                <w:color w:val="000000" w:themeColor="text1"/>
               </w:rPr>
             </w:pPr>
           </w:p>
@@ -17061,24 +17099,24 @@
         <w:tc>
           <w:tcPr>
             <w:tcW w:w="1065" w:type="dxa"/>
-            <w:shd w:val="clear" w:color="auto" w:fill="FFFF00"/>
-            <w:tcMar>
-              <w:left w:w="105" w:type="dxa"/>
-              <w:right w:w="105" w:type="dxa"/>
-            </w:tcMar>
-          </w:tcPr>
-          <w:p>
-            <w:pPr>
-              <w:spacing w:after="0" w:line="240" w:lineRule="auto"/>
-              <w:rPr>
-                <w:rFonts w:ascii="Times New Roman" w:eastAsia="Times New Roman" w:hAnsi="Times New Roman" w:cs="Times New Roman"/>
-                <w:highlight w:val="yellow"/>
-              </w:rPr>
-            </w:pPr>
-            <w:r>
-              <w:rPr>
-                <w:rFonts w:ascii="Times New Roman" w:eastAsia="Times New Roman" w:hAnsi="Times New Roman" w:cs="Times New Roman"/>
-                <w:highlight w:val="yellow"/>
+            <w:shd w:val="clear" w:color="auto" w:fill="auto"/>
+            <w:tcMar>
+              <w:left w:w="105" w:type="dxa"/>
+              <w:right w:w="105" w:type="dxa"/>
+            </w:tcMar>
+          </w:tcPr>
+          <w:p>
+            <w:pPr>
+              <w:spacing w:after="0" w:line="240" w:lineRule="auto"/>
+              <w:rPr>
+                <w:rFonts w:ascii="Times New Roman" w:eastAsia="Times New Roman" w:hAnsi="Times New Roman" w:cs="Times New Roman"/>
+                <w:color w:val="000000" w:themeColor="text1"/>
+              </w:rPr>
+            </w:pPr>
+            <w:r>
+              <w:rPr>
+                <w:rFonts w:ascii="Times New Roman" w:eastAsia="Times New Roman" w:hAnsi="Times New Roman" w:cs="Times New Roman"/>
+                <w:color w:val="000000" w:themeColor="text1"/>
               </w:rPr>
               <w:t>2</w:t>
             </w:r>
@@ -17087,7 +17125,7 @@
         <w:tc>
           <w:tcPr>
             <w:tcW w:w="2610" w:type="dxa"/>
-            <w:shd w:val="clear" w:color="auto" w:fill="FFFF00"/>
+            <w:shd w:val="clear" w:color="auto" w:fill="auto"/>
             <w:tcMar>
               <w:left w:w="105" w:type="dxa"/>
               <w:right w:w="105" w:type="dxa"/>
@@ -17099,13 +17137,13 @@
               <w:ind w:left="270"/>
               <w:rPr>
                 <w:rFonts w:ascii="Times New Roman" w:eastAsia="Times New Roman" w:hAnsi="Times New Roman" w:cs="Times New Roman"/>
-                <w:highlight w:val="yellow"/>
-              </w:rPr>
-            </w:pPr>
-            <w:r>
-              <w:rPr>
-                <w:rFonts w:ascii="Times New Roman" w:eastAsia="Times New Roman" w:hAnsi="Times New Roman" w:cs="Times New Roman"/>
-                <w:highlight w:val="yellow"/>
+                <w:color w:val="000000" w:themeColor="text1"/>
+              </w:rPr>
+            </w:pPr>
+            <w:r>
+              <w:rPr>
+                <w:rFonts w:ascii="Times New Roman" w:eastAsia="Times New Roman" w:hAnsi="Times New Roman" w:cs="Times New Roman"/>
+                <w:color w:val="000000" w:themeColor="text1"/>
               </w:rPr>
               <w:t>ReceiveTypeID</w:t>
             </w:r>
@@ -17114,24 +17152,24 @@
         <w:tc>
           <w:tcPr>
             <w:tcW w:w="960" w:type="dxa"/>
-            <w:shd w:val="clear" w:color="auto" w:fill="FFFF00"/>
-            <w:tcMar>
-              <w:left w:w="105" w:type="dxa"/>
-              <w:right w:w="105" w:type="dxa"/>
-            </w:tcMar>
-          </w:tcPr>
-          <w:p>
-            <w:pPr>
-              <w:spacing w:after="0" w:line="240" w:lineRule="auto"/>
-              <w:rPr>
-                <w:rFonts w:ascii="Times New Roman" w:eastAsia="Times New Roman" w:hAnsi="Times New Roman" w:cs="Times New Roman"/>
-                <w:highlight w:val="yellow"/>
-              </w:rPr>
-            </w:pPr>
-            <w:r>
-              <w:rPr>
-                <w:rFonts w:ascii="Times New Roman" w:eastAsia="Times New Roman" w:hAnsi="Times New Roman" w:cs="Times New Roman"/>
-                <w:highlight w:val="yellow"/>
+            <w:shd w:val="clear" w:color="auto" w:fill="auto"/>
+            <w:tcMar>
+              <w:left w:w="105" w:type="dxa"/>
+              <w:right w:w="105" w:type="dxa"/>
+            </w:tcMar>
+          </w:tcPr>
+          <w:p>
+            <w:pPr>
+              <w:spacing w:after="0" w:line="240" w:lineRule="auto"/>
+              <w:rPr>
+                <w:rFonts w:ascii="Times New Roman" w:eastAsia="Times New Roman" w:hAnsi="Times New Roman" w:cs="Times New Roman"/>
+                <w:color w:val="000000" w:themeColor="text1"/>
+              </w:rPr>
+            </w:pPr>
+            <w:r>
+              <w:rPr>
+                <w:rFonts w:ascii="Times New Roman" w:eastAsia="Times New Roman" w:hAnsi="Times New Roman" w:cs="Times New Roman"/>
+                <w:color w:val="000000" w:themeColor="text1"/>
               </w:rPr>
               <w:t>Y</w:t>
             </w:r>
@@ -17140,24 +17178,24 @@
         <w:tc>
           <w:tcPr>
             <w:tcW w:w="1485" w:type="dxa"/>
-            <w:shd w:val="clear" w:color="auto" w:fill="FFFF00"/>
-            <w:tcMar>
-              <w:left w:w="105" w:type="dxa"/>
-              <w:right w:w="105" w:type="dxa"/>
-            </w:tcMar>
-          </w:tcPr>
-          <w:p>
-            <w:pPr>
-              <w:spacing w:after="0" w:line="240" w:lineRule="auto"/>
-              <w:rPr>
-                <w:rFonts w:ascii="Times New Roman" w:eastAsia="Times New Roman" w:hAnsi="Times New Roman" w:cs="Times New Roman"/>
-                <w:highlight w:val="yellow"/>
-              </w:rPr>
-            </w:pPr>
-            <w:r>
-              <w:rPr>
-                <w:rFonts w:ascii="Times New Roman" w:eastAsia="Times New Roman" w:hAnsi="Times New Roman" w:cs="Times New Roman"/>
-                <w:highlight w:val="yellow"/>
+            <w:shd w:val="clear" w:color="auto" w:fill="auto"/>
+            <w:tcMar>
+              <w:left w:w="105" w:type="dxa"/>
+              <w:right w:w="105" w:type="dxa"/>
+            </w:tcMar>
+          </w:tcPr>
+          <w:p>
+            <w:pPr>
+              <w:spacing w:after="0" w:line="240" w:lineRule="auto"/>
+              <w:rPr>
+                <w:rFonts w:ascii="Times New Roman" w:eastAsia="Times New Roman" w:hAnsi="Times New Roman" w:cs="Times New Roman"/>
+                <w:color w:val="000000" w:themeColor="text1"/>
+              </w:rPr>
+            </w:pPr>
+            <w:r>
+              <w:rPr>
+                <w:rFonts w:ascii="Times New Roman" w:eastAsia="Times New Roman" w:hAnsi="Times New Roman" w:cs="Times New Roman"/>
+                <w:color w:val="000000" w:themeColor="text1"/>
               </w:rPr>
               <w:t>Number</w:t>
             </w:r>
@@ -17166,17 +17204,18 @@
         <w:tc>
           <w:tcPr>
             <w:tcW w:w="3645" w:type="dxa"/>
-            <w:shd w:val="clear" w:color="auto" w:fill="FFFF00"/>
-            <w:tcMar>
-              <w:left w:w="105" w:type="dxa"/>
-              <w:right w:w="105" w:type="dxa"/>
-            </w:tcMar>
-          </w:tcPr>
-          <w:p>
-            <w:pPr>
-              <w:spacing w:after="0" w:line="240" w:lineRule="auto"/>
-              <w:rPr>
-                <w:rFonts w:ascii="Times New Roman" w:eastAsia="Times New Roman" w:hAnsi="Times New Roman" w:cs="Times New Roman"/>
+            <w:shd w:val="clear" w:color="auto" w:fill="auto"/>
+            <w:tcMar>
+              <w:left w:w="105" w:type="dxa"/>
+              <w:right w:w="105" w:type="dxa"/>
+            </w:tcMar>
+          </w:tcPr>
+          <w:p>
+            <w:pPr>
+              <w:spacing w:after="0" w:line="240" w:lineRule="auto"/>
+              <w:rPr>
+                <w:rFonts w:ascii="Times New Roman" w:eastAsia="Times New Roman" w:hAnsi="Times New Roman" w:cs="Times New Roman"/>
+                <w:color w:val="000000" w:themeColor="text1"/>
               </w:rPr>
             </w:pPr>
             <w:r>
@@ -17184,6 +17223,7 @@
                 <w:rFonts w:ascii="Times New Roman" w:eastAsia="Times New Roman" w:hAnsi="Times New Roman" w:cs="Times New Roman"/>
                 <w:i/>
                 <w:iCs/>
+                <w:color w:val="000000" w:themeColor="text1"/>
               </w:rPr>
               <w:t>Xem bảng ReceiveTypeID</w:t>
             </w:r>
@@ -17197,24 +17237,24 @@
         <w:tc>
           <w:tcPr>
             <w:tcW w:w="1065" w:type="dxa"/>
-            <w:shd w:val="clear" w:color="auto" w:fill="FFFF00"/>
-            <w:tcMar>
-              <w:left w:w="105" w:type="dxa"/>
-              <w:right w:w="105" w:type="dxa"/>
-            </w:tcMar>
-          </w:tcPr>
-          <w:p>
-            <w:pPr>
-              <w:spacing w:after="0" w:line="240" w:lineRule="auto"/>
-              <w:rPr>
-                <w:rFonts w:ascii="Times New Roman" w:eastAsia="Times New Roman" w:hAnsi="Times New Roman" w:cs="Times New Roman"/>
-                <w:highlight w:val="yellow"/>
-              </w:rPr>
-            </w:pPr>
-            <w:r>
-              <w:rPr>
-                <w:rFonts w:ascii="Times New Roman" w:eastAsia="Times New Roman" w:hAnsi="Times New Roman" w:cs="Times New Roman"/>
-                <w:highlight w:val="yellow"/>
+            <w:shd w:val="clear" w:color="auto" w:fill="auto"/>
+            <w:tcMar>
+              <w:left w:w="105" w:type="dxa"/>
+              <w:right w:w="105" w:type="dxa"/>
+            </w:tcMar>
+          </w:tcPr>
+          <w:p>
+            <w:pPr>
+              <w:spacing w:after="0" w:line="240" w:lineRule="auto"/>
+              <w:rPr>
+                <w:rFonts w:ascii="Times New Roman" w:eastAsia="Times New Roman" w:hAnsi="Times New Roman" w:cs="Times New Roman"/>
+                <w:color w:val="000000" w:themeColor="text1"/>
+              </w:rPr>
+            </w:pPr>
+            <w:r>
+              <w:rPr>
+                <w:rFonts w:ascii="Times New Roman" w:eastAsia="Times New Roman" w:hAnsi="Times New Roman" w:cs="Times New Roman"/>
+                <w:color w:val="000000" w:themeColor="text1"/>
               </w:rPr>
               <w:t>2</w:t>
             </w:r>
@@ -17223,7 +17263,7 @@
         <w:tc>
           <w:tcPr>
             <w:tcW w:w="2610" w:type="dxa"/>
-            <w:shd w:val="clear" w:color="auto" w:fill="FFFF00"/>
+            <w:shd w:val="clear" w:color="auto" w:fill="auto"/>
             <w:tcMar>
               <w:left w:w="105" w:type="dxa"/>
               <w:right w:w="105" w:type="dxa"/>
@@ -17235,13 +17275,13 @@
               <w:ind w:left="270"/>
               <w:rPr>
                 <w:rFonts w:ascii="Times New Roman" w:eastAsia="Times New Roman" w:hAnsi="Times New Roman" w:cs="Times New Roman"/>
-                <w:highlight w:val="yellow"/>
-              </w:rPr>
-            </w:pPr>
-            <w:r>
-              <w:rPr>
-                <w:rFonts w:ascii="Times New Roman" w:eastAsia="Times New Roman" w:hAnsi="Times New Roman" w:cs="Times New Roman"/>
-                <w:highlight w:val="yellow"/>
+                <w:color w:val="000000" w:themeColor="text1"/>
+              </w:rPr>
+            </w:pPr>
+            <w:r>
+              <w:rPr>
+                <w:rFonts w:ascii="Times New Roman" w:eastAsia="Times New Roman" w:hAnsi="Times New Roman" w:cs="Times New Roman"/>
+                <w:color w:val="000000" w:themeColor="text1"/>
               </w:rPr>
               <w:t>ReceiverEmail</w:t>
             </w:r>
@@ -17250,24 +17290,24 @@
         <w:tc>
           <w:tcPr>
             <w:tcW w:w="960" w:type="dxa"/>
-            <w:shd w:val="clear" w:color="auto" w:fill="FFFF00"/>
-            <w:tcMar>
-              <w:left w:w="105" w:type="dxa"/>
-              <w:right w:w="105" w:type="dxa"/>
-            </w:tcMar>
-          </w:tcPr>
-          <w:p>
-            <w:pPr>
-              <w:spacing w:after="0" w:line="240" w:lineRule="auto"/>
-              <w:rPr>
-                <w:rFonts w:ascii="Times New Roman" w:eastAsia="Times New Roman" w:hAnsi="Times New Roman" w:cs="Times New Roman"/>
-                <w:highlight w:val="yellow"/>
-              </w:rPr>
-            </w:pPr>
-            <w:r>
-              <w:rPr>
-                <w:rFonts w:ascii="Times New Roman" w:eastAsia="Times New Roman" w:hAnsi="Times New Roman" w:cs="Times New Roman"/>
-                <w:highlight w:val="yellow"/>
+            <w:shd w:val="clear" w:color="auto" w:fill="auto"/>
+            <w:tcMar>
+              <w:left w:w="105" w:type="dxa"/>
+              <w:right w:w="105" w:type="dxa"/>
+            </w:tcMar>
+          </w:tcPr>
+          <w:p>
+            <w:pPr>
+              <w:spacing w:after="0" w:line="240" w:lineRule="auto"/>
+              <w:rPr>
+                <w:rFonts w:ascii="Times New Roman" w:eastAsia="Times New Roman" w:hAnsi="Times New Roman" w:cs="Times New Roman"/>
+                <w:color w:val="000000" w:themeColor="text1"/>
+              </w:rPr>
+            </w:pPr>
+            <w:r>
+              <w:rPr>
+                <w:rFonts w:ascii="Times New Roman" w:eastAsia="Times New Roman" w:hAnsi="Times New Roman" w:cs="Times New Roman"/>
+                <w:color w:val="000000" w:themeColor="text1"/>
               </w:rPr>
               <w:t>N</w:t>
             </w:r>
@@ -17276,24 +17316,24 @@
         <w:tc>
           <w:tcPr>
             <w:tcW w:w="1485" w:type="dxa"/>
-            <w:shd w:val="clear" w:color="auto" w:fill="FFFF00"/>
-            <w:tcMar>
-              <w:left w:w="105" w:type="dxa"/>
-              <w:right w:w="105" w:type="dxa"/>
-            </w:tcMar>
-          </w:tcPr>
-          <w:p>
-            <w:pPr>
-              <w:spacing w:after="0" w:line="240" w:lineRule="auto"/>
-              <w:rPr>
-                <w:rFonts w:ascii="Times New Roman" w:eastAsia="Times New Roman" w:hAnsi="Times New Roman" w:cs="Times New Roman"/>
-                <w:highlight w:val="yellow"/>
-              </w:rPr>
-            </w:pPr>
-            <w:r>
-              <w:rPr>
-                <w:rFonts w:ascii="Times New Roman" w:eastAsia="Times New Roman" w:hAnsi="Times New Roman" w:cs="Times New Roman"/>
-                <w:highlight w:val="yellow"/>
+            <w:shd w:val="clear" w:color="auto" w:fill="auto"/>
+            <w:tcMar>
+              <w:left w:w="105" w:type="dxa"/>
+              <w:right w:w="105" w:type="dxa"/>
+            </w:tcMar>
+          </w:tcPr>
+          <w:p>
+            <w:pPr>
+              <w:spacing w:after="0" w:line="240" w:lineRule="auto"/>
+              <w:rPr>
+                <w:rFonts w:ascii="Times New Roman" w:eastAsia="Times New Roman" w:hAnsi="Times New Roman" w:cs="Times New Roman"/>
+                <w:color w:val="000000" w:themeColor="text1"/>
+              </w:rPr>
+            </w:pPr>
+            <w:r>
+              <w:rPr>
+                <w:rFonts w:ascii="Times New Roman" w:eastAsia="Times New Roman" w:hAnsi="Times New Roman" w:cs="Times New Roman"/>
+                <w:color w:val="000000" w:themeColor="text1"/>
               </w:rPr>
               <w:t xml:space="preserve">String  </w:t>
             </w:r>
@@ -17302,17 +17342,18 @@
         <w:tc>
           <w:tcPr>
             <w:tcW w:w="3645" w:type="dxa"/>
-            <w:shd w:val="clear" w:color="auto" w:fill="FFFF00"/>
-            <w:tcMar>
-              <w:left w:w="105" w:type="dxa"/>
-              <w:right w:w="105" w:type="dxa"/>
-            </w:tcMar>
-          </w:tcPr>
-          <w:p>
-            <w:pPr>
-              <w:spacing w:after="0" w:line="240" w:lineRule="auto"/>
-              <w:rPr>
-                <w:rFonts w:ascii="Times New Roman" w:eastAsia="Times New Roman" w:hAnsi="Times New Roman" w:cs="Times New Roman"/>
+            <w:shd w:val="clear" w:color="auto" w:fill="auto"/>
+            <w:tcMar>
+              <w:left w:w="105" w:type="dxa"/>
+              <w:right w:w="105" w:type="dxa"/>
+            </w:tcMar>
+          </w:tcPr>
+          <w:p>
+            <w:pPr>
+              <w:spacing w:after="0" w:line="240" w:lineRule="auto"/>
+              <w:rPr>
+                <w:rFonts w:ascii="Times New Roman" w:eastAsia="Times New Roman" w:hAnsi="Times New Roman" w:cs="Times New Roman"/>
+                <w:color w:val="000000" w:themeColor="text1"/>
               </w:rPr>
             </w:pPr>
           </w:p>
@@ -17325,21 +17366,24 @@
         <w:tc>
           <w:tcPr>
             <w:tcW w:w="1065" w:type="dxa"/>
-            <w:tcMar>
-              <w:left w:w="105" w:type="dxa"/>
-              <w:right w:w="105" w:type="dxa"/>
-            </w:tcMar>
-          </w:tcPr>
-          <w:p>
-            <w:pPr>
-              <w:spacing w:after="0" w:line="240" w:lineRule="auto"/>
-              <w:rPr>
-                <w:rFonts w:ascii="Times New Roman" w:eastAsia="Times New Roman" w:hAnsi="Times New Roman" w:cs="Times New Roman"/>
-              </w:rPr>
-            </w:pPr>
-            <w:r>
-              <w:rPr>
-                <w:rFonts w:ascii="Times New Roman" w:eastAsia="Times New Roman" w:hAnsi="Times New Roman" w:cs="Times New Roman"/>
+            <w:shd w:val="clear" w:color="auto" w:fill="auto"/>
+            <w:tcMar>
+              <w:left w:w="105" w:type="dxa"/>
+              <w:right w:w="105" w:type="dxa"/>
+            </w:tcMar>
+          </w:tcPr>
+          <w:p>
+            <w:pPr>
+              <w:spacing w:after="0" w:line="240" w:lineRule="auto"/>
+              <w:rPr>
+                <w:rFonts w:ascii="Times New Roman" w:eastAsia="Times New Roman" w:hAnsi="Times New Roman" w:cs="Times New Roman"/>
+                <w:color w:val="000000" w:themeColor="text1"/>
+              </w:rPr>
+            </w:pPr>
+            <w:r>
+              <w:rPr>
+                <w:rFonts w:ascii="Times New Roman" w:eastAsia="Times New Roman" w:hAnsi="Times New Roman" w:cs="Times New Roman"/>
+                <w:color w:val="000000" w:themeColor="text1"/>
               </w:rPr>
               <w:t>2</w:t>
             </w:r>
@@ -17348,6 +17392,7 @@
         <w:tc>
           <w:tcPr>
             <w:tcW w:w="2610" w:type="dxa"/>
+            <w:shd w:val="clear" w:color="auto" w:fill="auto"/>
             <w:tcMar>
               <w:left w:w="105" w:type="dxa"/>
               <w:right w:w="105" w:type="dxa"/>
@@ -17359,11 +17404,13 @@
               <w:ind w:left="270"/>
               <w:rPr>
                 <w:rFonts w:ascii="Times New Roman" w:eastAsia="Times New Roman" w:hAnsi="Times New Roman" w:cs="Times New Roman"/>
-              </w:rPr>
-            </w:pPr>
-            <w:r>
-              <w:rPr>
-                <w:rFonts w:ascii="Times New Roman" w:eastAsia="Times New Roman" w:hAnsi="Times New Roman" w:cs="Times New Roman"/>
+                <w:color w:val="000000" w:themeColor="text1"/>
+              </w:rPr>
+            </w:pPr>
+            <w:r>
+              <w:rPr>
+                <w:rFonts w:ascii="Times New Roman" w:eastAsia="Times New Roman" w:hAnsi="Times New Roman" w:cs="Times New Roman"/>
+                <w:color w:val="000000" w:themeColor="text1"/>
               </w:rPr>
               <w:t>CurrencyCode</w:t>
             </w:r>
@@ -17372,6 +17419,7 @@
         <w:tc>
           <w:tcPr>
             <w:tcW w:w="960" w:type="dxa"/>
+            <w:shd w:val="clear" w:color="auto" w:fill="auto"/>
             <w:tcMar>
               <w:left w:w="105" w:type="dxa"/>
               <w:right w:w="105" w:type="dxa"/>
@@ -17382,11 +17430,13 @@
               <w:spacing w:after="0"/>
               <w:rPr>
                 <w:rFonts w:ascii="Times New Roman" w:eastAsia="Times New Roman" w:hAnsi="Times New Roman" w:cs="Times New Roman"/>
-              </w:rPr>
-            </w:pPr>
-            <w:r>
-              <w:rPr>
-                <w:rFonts w:ascii="Times New Roman" w:eastAsia="Times New Roman" w:hAnsi="Times New Roman" w:cs="Times New Roman"/>
+                <w:color w:val="000000" w:themeColor="text1"/>
+              </w:rPr>
+            </w:pPr>
+            <w:r>
+              <w:rPr>
+                <w:rFonts w:ascii="Times New Roman" w:eastAsia="Times New Roman" w:hAnsi="Times New Roman" w:cs="Times New Roman"/>
+                <w:color w:val="000000" w:themeColor="text1"/>
               </w:rPr>
               <w:t>N</w:t>
             </w:r>
@@ -17395,21 +17445,24 @@
         <w:tc>
           <w:tcPr>
             <w:tcW w:w="1485" w:type="dxa"/>
-            <w:tcMar>
-              <w:left w:w="105" w:type="dxa"/>
-              <w:right w:w="105" w:type="dxa"/>
-            </w:tcMar>
-          </w:tcPr>
-          <w:p>
-            <w:pPr>
-              <w:spacing w:after="0" w:line="240" w:lineRule="auto"/>
-              <w:rPr>
-                <w:rFonts w:ascii="Times New Roman" w:eastAsia="Times New Roman" w:hAnsi="Times New Roman" w:cs="Times New Roman"/>
-              </w:rPr>
-            </w:pPr>
-            <w:r>
-              <w:rPr>
-                <w:rFonts w:ascii="Times New Roman" w:eastAsia="Times New Roman" w:hAnsi="Times New Roman" w:cs="Times New Roman"/>
+            <w:shd w:val="clear" w:color="auto" w:fill="auto"/>
+            <w:tcMar>
+              <w:left w:w="105" w:type="dxa"/>
+              <w:right w:w="105" w:type="dxa"/>
+            </w:tcMar>
+          </w:tcPr>
+          <w:p>
+            <w:pPr>
+              <w:spacing w:after="0" w:line="240" w:lineRule="auto"/>
+              <w:rPr>
+                <w:rFonts w:ascii="Times New Roman" w:eastAsia="Times New Roman" w:hAnsi="Times New Roman" w:cs="Times New Roman"/>
+                <w:color w:val="000000" w:themeColor="text1"/>
+              </w:rPr>
+            </w:pPr>
+            <w:r>
+              <w:rPr>
+                <w:rFonts w:ascii="Times New Roman" w:eastAsia="Times New Roman" w:hAnsi="Times New Roman" w:cs="Times New Roman"/>
+                <w:color w:val="000000" w:themeColor="text1"/>
               </w:rPr>
               <w:t xml:space="preserve">String  </w:t>
             </w:r>
@@ -17418,16 +17471,18 @@
         <w:tc>
           <w:tcPr>
             <w:tcW w:w="3645" w:type="dxa"/>
-            <w:tcMar>
-              <w:left w:w="105" w:type="dxa"/>
-              <w:right w:w="105" w:type="dxa"/>
-            </w:tcMar>
-          </w:tcPr>
-          <w:p>
-            <w:pPr>
-              <w:spacing w:after="0" w:line="240" w:lineRule="auto"/>
-              <w:rPr>
-                <w:rFonts w:ascii="Times New Roman" w:eastAsia="Times New Roman" w:hAnsi="Times New Roman" w:cs="Times New Roman"/>
+            <w:shd w:val="clear" w:color="auto" w:fill="auto"/>
+            <w:tcMar>
+              <w:left w:w="105" w:type="dxa"/>
+              <w:right w:w="105" w:type="dxa"/>
+            </w:tcMar>
+          </w:tcPr>
+          <w:p>
+            <w:pPr>
+              <w:spacing w:after="0" w:line="240" w:lineRule="auto"/>
+              <w:rPr>
+                <w:rFonts w:ascii="Times New Roman" w:eastAsia="Times New Roman" w:hAnsi="Times New Roman" w:cs="Times New Roman"/>
+                <w:color w:val="000000" w:themeColor="text1"/>
               </w:rPr>
             </w:pPr>
           </w:p>
@@ -17440,21 +17495,24 @@
         <w:tc>
           <w:tcPr>
             <w:tcW w:w="1065" w:type="dxa"/>
-            <w:tcMar>
-              <w:left w:w="105" w:type="dxa"/>
-              <w:right w:w="105" w:type="dxa"/>
-            </w:tcMar>
-          </w:tcPr>
-          <w:p>
-            <w:pPr>
-              <w:spacing w:after="0" w:line="240" w:lineRule="auto"/>
-              <w:rPr>
-                <w:rFonts w:ascii="Times New Roman" w:eastAsia="Times New Roman" w:hAnsi="Times New Roman" w:cs="Times New Roman"/>
-              </w:rPr>
-            </w:pPr>
-            <w:r>
-              <w:rPr>
-                <w:rFonts w:ascii="Times New Roman" w:eastAsia="Times New Roman" w:hAnsi="Times New Roman" w:cs="Times New Roman"/>
+            <w:shd w:val="clear" w:color="auto" w:fill="auto"/>
+            <w:tcMar>
+              <w:left w:w="105" w:type="dxa"/>
+              <w:right w:w="105" w:type="dxa"/>
+            </w:tcMar>
+          </w:tcPr>
+          <w:p>
+            <w:pPr>
+              <w:spacing w:after="0" w:line="240" w:lineRule="auto"/>
+              <w:rPr>
+                <w:rFonts w:ascii="Times New Roman" w:eastAsia="Times New Roman" w:hAnsi="Times New Roman" w:cs="Times New Roman"/>
+                <w:color w:val="000000" w:themeColor="text1"/>
+              </w:rPr>
+            </w:pPr>
+            <w:r>
+              <w:rPr>
+                <w:rFonts w:ascii="Times New Roman" w:eastAsia="Times New Roman" w:hAnsi="Times New Roman" w:cs="Times New Roman"/>
+                <w:color w:val="000000" w:themeColor="text1"/>
               </w:rPr>
               <w:t>2</w:t>
             </w:r>
@@ -17463,6 +17521,7 @@
         <w:tc>
           <w:tcPr>
             <w:tcW w:w="2610" w:type="dxa"/>
+            <w:shd w:val="clear" w:color="auto" w:fill="auto"/>
             <w:tcMar>
               <w:left w:w="105" w:type="dxa"/>
               <w:right w:w="105" w:type="dxa"/>
@@ -17474,11 +17533,13 @@
               <w:ind w:left="270"/>
               <w:rPr>
                 <w:rFonts w:ascii="Times New Roman" w:eastAsia="Times New Roman" w:hAnsi="Times New Roman" w:cs="Times New Roman"/>
-              </w:rPr>
-            </w:pPr>
-            <w:r>
-              <w:rPr>
-                <w:rFonts w:ascii="Times New Roman" w:eastAsia="Times New Roman" w:hAnsi="Times New Roman" w:cs="Times New Roman"/>
+                <w:color w:val="000000" w:themeColor="text1"/>
+              </w:rPr>
+            </w:pPr>
+            <w:r>
+              <w:rPr>
+                <w:rFonts w:ascii="Times New Roman" w:eastAsia="Times New Roman" w:hAnsi="Times New Roman" w:cs="Times New Roman"/>
+                <w:color w:val="000000" w:themeColor="text1"/>
               </w:rPr>
               <w:t>ExchangeRate</w:t>
             </w:r>
@@ -17487,6 +17548,7 @@
         <w:tc>
           <w:tcPr>
             <w:tcW w:w="960" w:type="dxa"/>
+            <w:shd w:val="clear" w:color="auto" w:fill="auto"/>
             <w:tcMar>
               <w:left w:w="105" w:type="dxa"/>
               <w:right w:w="105" w:type="dxa"/>
@@ -17497,11 +17559,13 @@
               <w:spacing w:after="0"/>
               <w:rPr>
                 <w:rFonts w:ascii="Times New Roman" w:eastAsia="Times New Roman" w:hAnsi="Times New Roman" w:cs="Times New Roman"/>
-              </w:rPr>
-            </w:pPr>
-            <w:r>
-              <w:rPr>
-                <w:rFonts w:ascii="Times New Roman" w:eastAsia="Times New Roman" w:hAnsi="Times New Roman" w:cs="Times New Roman"/>
+                <w:color w:val="000000" w:themeColor="text1"/>
+              </w:rPr>
+            </w:pPr>
+            <w:r>
+              <w:rPr>
+                <w:rFonts w:ascii="Times New Roman" w:eastAsia="Times New Roman" w:hAnsi="Times New Roman" w:cs="Times New Roman"/>
+                <w:color w:val="000000" w:themeColor="text1"/>
               </w:rPr>
               <w:t>N</w:t>
             </w:r>
@@ -17510,21 +17574,24 @@
         <w:tc>
           <w:tcPr>
             <w:tcW w:w="1485" w:type="dxa"/>
-            <w:tcMar>
-              <w:left w:w="105" w:type="dxa"/>
-              <w:right w:w="105" w:type="dxa"/>
-            </w:tcMar>
-          </w:tcPr>
-          <w:p>
-            <w:pPr>
-              <w:spacing w:after="0" w:line="240" w:lineRule="auto"/>
-              <w:rPr>
-                <w:rFonts w:ascii="Times New Roman" w:eastAsia="Times New Roman" w:hAnsi="Times New Roman" w:cs="Times New Roman"/>
-              </w:rPr>
-            </w:pPr>
-            <w:r>
-              <w:rPr>
-                <w:rFonts w:ascii="Times New Roman" w:eastAsia="Times New Roman" w:hAnsi="Times New Roman" w:cs="Times New Roman"/>
+            <w:shd w:val="clear" w:color="auto" w:fill="auto"/>
+            <w:tcMar>
+              <w:left w:w="105" w:type="dxa"/>
+              <w:right w:w="105" w:type="dxa"/>
+            </w:tcMar>
+          </w:tcPr>
+          <w:p>
+            <w:pPr>
+              <w:spacing w:after="0" w:line="240" w:lineRule="auto"/>
+              <w:rPr>
+                <w:rFonts w:ascii="Times New Roman" w:eastAsia="Times New Roman" w:hAnsi="Times New Roman" w:cs="Times New Roman"/>
+                <w:color w:val="000000" w:themeColor="text1"/>
+              </w:rPr>
+            </w:pPr>
+            <w:r>
+              <w:rPr>
+                <w:rFonts w:ascii="Times New Roman" w:eastAsia="Times New Roman" w:hAnsi="Times New Roman" w:cs="Times New Roman"/>
+                <w:color w:val="000000" w:themeColor="text1"/>
               </w:rPr>
               <w:t>Number</w:t>
             </w:r>
@@ -17533,16 +17600,18 @@
         <w:tc>
           <w:tcPr>
             <w:tcW w:w="3645" w:type="dxa"/>
-            <w:tcMar>
-              <w:left w:w="105" w:type="dxa"/>
-              <w:right w:w="105" w:type="dxa"/>
-            </w:tcMar>
-          </w:tcPr>
-          <w:p>
-            <w:pPr>
-              <w:spacing w:after="0" w:line="240" w:lineRule="auto"/>
-              <w:rPr>
-                <w:rFonts w:ascii="Times New Roman" w:eastAsia="Times New Roman" w:hAnsi="Times New Roman" w:cs="Times New Roman"/>
+            <w:shd w:val="clear" w:color="auto" w:fill="auto"/>
+            <w:tcMar>
+              <w:left w:w="105" w:type="dxa"/>
+              <w:right w:w="105" w:type="dxa"/>
+            </w:tcMar>
+          </w:tcPr>
+          <w:p>
+            <w:pPr>
+              <w:spacing w:after="0" w:line="240" w:lineRule="auto"/>
+              <w:rPr>
+                <w:rFonts w:ascii="Times New Roman" w:eastAsia="Times New Roman" w:hAnsi="Times New Roman" w:cs="Times New Roman"/>
+                <w:color w:val="000000" w:themeColor="text1"/>
               </w:rPr>
             </w:pPr>
           </w:p>
@@ -17555,22 +17624,24 @@
         <w:tc>
           <w:tcPr>
             <w:tcW w:w="1065" w:type="dxa"/>
-            <w:shd w:val="clear" w:color="auto" w:fill="FFFF00"/>
-            <w:tcMar>
-              <w:left w:w="105" w:type="dxa"/>
-              <w:right w:w="105" w:type="dxa"/>
-            </w:tcMar>
-          </w:tcPr>
-          <w:p>
-            <w:pPr>
-              <w:spacing w:after="0" w:line="240" w:lineRule="auto"/>
-              <w:rPr>
-                <w:rFonts w:ascii="Times New Roman" w:eastAsia="Times New Roman" w:hAnsi="Times New Roman" w:cs="Times New Roman"/>
-              </w:rPr>
-            </w:pPr>
-            <w:r>
-              <w:rPr>
-                <w:rFonts w:ascii="Times New Roman" w:eastAsia="Times New Roman" w:hAnsi="Times New Roman" w:cs="Times New Roman"/>
+            <w:shd w:val="clear" w:color="auto" w:fill="auto"/>
+            <w:tcMar>
+              <w:left w:w="105" w:type="dxa"/>
+              <w:right w:w="105" w:type="dxa"/>
+            </w:tcMar>
+          </w:tcPr>
+          <w:p>
+            <w:pPr>
+              <w:spacing w:after="0" w:line="240" w:lineRule="auto"/>
+              <w:rPr>
+                <w:rFonts w:ascii="Times New Roman" w:eastAsia="Times New Roman" w:hAnsi="Times New Roman" w:cs="Times New Roman"/>
+                <w:color w:val="000000" w:themeColor="text1"/>
+              </w:rPr>
+            </w:pPr>
+            <w:r>
+              <w:rPr>
+                <w:rFonts w:ascii="Times New Roman" w:eastAsia="Times New Roman" w:hAnsi="Times New Roman" w:cs="Times New Roman"/>
+                <w:color w:val="000000" w:themeColor="text1"/>
               </w:rPr>
               <w:t>2</w:t>
             </w:r>
@@ -17579,7 +17650,7 @@
         <w:tc>
           <w:tcPr>
             <w:tcW w:w="2610" w:type="dxa"/>
-            <w:shd w:val="clear" w:color="auto" w:fill="FFFF00"/>
+            <w:shd w:val="clear" w:color="auto" w:fill="auto"/>
             <w:tcMar>
               <w:left w:w="105" w:type="dxa"/>
               <w:right w:w="105" w:type="dxa"/>
@@ -17591,11 +17662,13 @@
               <w:ind w:left="270"/>
               <w:rPr>
                 <w:rFonts w:hint="eastAsia"/>
-              </w:rPr>
-            </w:pPr>
-            <w:r>
-              <w:rPr>
-                <w:rFonts w:ascii="Times New Roman" w:eastAsia="Times New Roman" w:hAnsi="Times New Roman" w:cs="Times New Roman"/>
+                <w:color w:val="000000" w:themeColor="text1"/>
+              </w:rPr>
+            </w:pPr>
+            <w:r>
+              <w:rPr>
+                <w:rFonts w:ascii="Times New Roman" w:eastAsia="Times New Roman" w:hAnsi="Times New Roman" w:cs="Times New Roman"/>
+                <w:color w:val="000000" w:themeColor="text1"/>
               </w:rPr>
               <w:t xml:space="preserve">InvoiceLookupCode </w:t>
             </w:r>
@@ -17604,22 +17677,24 @@
         <w:tc>
           <w:tcPr>
             <w:tcW w:w="960" w:type="dxa"/>
-            <w:shd w:val="clear" w:color="auto" w:fill="FFFF00"/>
-            <w:tcMar>
-              <w:left w:w="105" w:type="dxa"/>
-              <w:right w:w="105" w:type="dxa"/>
-            </w:tcMar>
-          </w:tcPr>
-          <w:p>
-            <w:pPr>
-              <w:spacing w:after="0" w:line="240" w:lineRule="auto"/>
-              <w:rPr>
-                <w:rFonts w:ascii="Times New Roman" w:eastAsia="Times New Roman" w:hAnsi="Times New Roman" w:cs="Times New Roman"/>
-              </w:rPr>
-            </w:pPr>
-            <w:r>
-              <w:rPr>
-                <w:rFonts w:ascii="Times New Roman" w:eastAsia="Times New Roman" w:hAnsi="Times New Roman" w:cs="Times New Roman"/>
+            <w:shd w:val="clear" w:color="auto" w:fill="auto"/>
+            <w:tcMar>
+              <w:left w:w="105" w:type="dxa"/>
+              <w:right w:w="105" w:type="dxa"/>
+            </w:tcMar>
+          </w:tcPr>
+          <w:p>
+            <w:pPr>
+              <w:spacing w:after="0" w:line="240" w:lineRule="auto"/>
+              <w:rPr>
+                <w:rFonts w:ascii="Times New Roman" w:eastAsia="Times New Roman" w:hAnsi="Times New Roman" w:cs="Times New Roman"/>
+                <w:color w:val="000000" w:themeColor="text1"/>
+              </w:rPr>
+            </w:pPr>
+            <w:r>
+              <w:rPr>
+                <w:rFonts w:ascii="Times New Roman" w:eastAsia="Times New Roman" w:hAnsi="Times New Roman" w:cs="Times New Roman"/>
+                <w:color w:val="000000" w:themeColor="text1"/>
               </w:rPr>
               <w:t>Y</w:t>
             </w:r>
@@ -17628,22 +17703,24 @@
         <w:tc>
           <w:tcPr>
             <w:tcW w:w="1485" w:type="dxa"/>
-            <w:shd w:val="clear" w:color="auto" w:fill="FFFF00"/>
-            <w:tcMar>
-              <w:left w:w="105" w:type="dxa"/>
-              <w:right w:w="105" w:type="dxa"/>
-            </w:tcMar>
-          </w:tcPr>
-          <w:p>
-            <w:pPr>
-              <w:spacing w:after="0" w:line="240" w:lineRule="auto"/>
-              <w:rPr>
-                <w:rFonts w:ascii="Times New Roman" w:eastAsia="Times New Roman" w:hAnsi="Times New Roman" w:cs="Times New Roman"/>
-              </w:rPr>
-            </w:pPr>
-            <w:r>
-              <w:rPr>
-                <w:rFonts w:ascii="Times New Roman" w:eastAsia="Times New Roman" w:hAnsi="Times New Roman" w:cs="Times New Roman"/>
+            <w:shd w:val="clear" w:color="auto" w:fill="auto"/>
+            <w:tcMar>
+              <w:left w:w="105" w:type="dxa"/>
+              <w:right w:w="105" w:type="dxa"/>
+            </w:tcMar>
+          </w:tcPr>
+          <w:p>
+            <w:pPr>
+              <w:spacing w:after="0" w:line="240" w:lineRule="auto"/>
+              <w:rPr>
+                <w:rFonts w:ascii="Times New Roman" w:eastAsia="Times New Roman" w:hAnsi="Times New Roman" w:cs="Times New Roman"/>
+                <w:color w:val="000000" w:themeColor="text1"/>
+              </w:rPr>
+            </w:pPr>
+            <w:r>
+              <w:rPr>
+                <w:rFonts w:ascii="Times New Roman" w:eastAsia="Times New Roman" w:hAnsi="Times New Roman" w:cs="Times New Roman"/>
+                <w:color w:val="000000" w:themeColor="text1"/>
               </w:rPr>
               <w:t>String</w:t>
             </w:r>
@@ -17652,22 +17729,24 @@
         <w:tc>
           <w:tcPr>
             <w:tcW w:w="3645" w:type="dxa"/>
-            <w:shd w:val="clear" w:color="auto" w:fill="FFFF00"/>
-            <w:tcMar>
-              <w:left w:w="105" w:type="dxa"/>
-              <w:right w:w="105" w:type="dxa"/>
-            </w:tcMar>
-          </w:tcPr>
-          <w:p>
-            <w:pPr>
-              <w:spacing w:after="0" w:line="240" w:lineRule="auto"/>
-              <w:rPr>
-                <w:rFonts w:ascii="Times New Roman" w:eastAsia="Times New Roman" w:hAnsi="Times New Roman" w:cs="Times New Roman"/>
-              </w:rPr>
-            </w:pPr>
-            <w:r>
-              <w:rPr>
-                <w:rFonts w:ascii="Times New Roman" w:eastAsia="Times New Roman" w:hAnsi="Times New Roman" w:cs="Times New Roman"/>
+            <w:shd w:val="clear" w:color="auto" w:fill="auto"/>
+            <w:tcMar>
+              <w:left w:w="105" w:type="dxa"/>
+              <w:right w:w="105" w:type="dxa"/>
+            </w:tcMar>
+          </w:tcPr>
+          <w:p>
+            <w:pPr>
+              <w:spacing w:after="0" w:line="240" w:lineRule="auto"/>
+              <w:rPr>
+                <w:rFonts w:ascii="Times New Roman" w:eastAsia="Times New Roman" w:hAnsi="Times New Roman" w:cs="Times New Roman"/>
+                <w:color w:val="000000" w:themeColor="text1"/>
+              </w:rPr>
+            </w:pPr>
+            <w:r>
+              <w:rPr>
+                <w:rFonts w:ascii="Times New Roman" w:eastAsia="Times New Roman" w:hAnsi="Times New Roman" w:cs="Times New Roman"/>
+                <w:color w:val="000000" w:themeColor="text1"/>
               </w:rPr>
               <w:t>Mã tra cứu hóa đơn</w:t>
             </w:r>
@@ -17681,21 +17760,24 @@
         <w:tc>
           <w:tcPr>
             <w:tcW w:w="1065" w:type="dxa"/>
-            <w:tcMar>
-              <w:left w:w="105" w:type="dxa"/>
-              <w:right w:w="105" w:type="dxa"/>
-            </w:tcMar>
-          </w:tcPr>
-          <w:p>
-            <w:pPr>
-              <w:spacing w:after="0" w:line="240" w:lineRule="auto"/>
-              <w:rPr>
-                <w:rFonts w:ascii="Times New Roman" w:eastAsia="Times New Roman" w:hAnsi="Times New Roman" w:cs="Times New Roman"/>
-              </w:rPr>
-            </w:pPr>
-            <w:r>
-              <w:rPr>
-                <w:rFonts w:ascii="Times New Roman" w:eastAsia="Times New Roman" w:hAnsi="Times New Roman" w:cs="Times New Roman"/>
+            <w:shd w:val="clear" w:color="auto" w:fill="auto"/>
+            <w:tcMar>
+              <w:left w:w="105" w:type="dxa"/>
+              <w:right w:w="105" w:type="dxa"/>
+            </w:tcMar>
+          </w:tcPr>
+          <w:p>
+            <w:pPr>
+              <w:spacing w:after="0" w:line="240" w:lineRule="auto"/>
+              <w:rPr>
+                <w:rFonts w:ascii="Times New Roman" w:eastAsia="Times New Roman" w:hAnsi="Times New Roman" w:cs="Times New Roman"/>
+                <w:color w:val="000000" w:themeColor="text1"/>
+              </w:rPr>
+            </w:pPr>
+            <w:r>
+              <w:rPr>
+                <w:rFonts w:ascii="Times New Roman" w:eastAsia="Times New Roman" w:hAnsi="Times New Roman" w:cs="Times New Roman"/>
+                <w:color w:val="000000" w:themeColor="text1"/>
               </w:rPr>
               <w:t>2</w:t>
             </w:r>
@@ -17704,6 +17786,7 @@
         <w:tc>
           <w:tcPr>
             <w:tcW w:w="2610" w:type="dxa"/>
+            <w:shd w:val="clear" w:color="auto" w:fill="auto"/>
             <w:tcMar>
               <w:left w:w="105" w:type="dxa"/>
               <w:right w:w="105" w:type="dxa"/>
@@ -17715,11 +17798,13 @@
               <w:ind w:left="270"/>
               <w:rPr>
                 <w:rFonts w:hint="eastAsia"/>
-              </w:rPr>
-            </w:pPr>
-            <w:r>
-              <w:rPr>
-                <w:rFonts w:ascii="Times New Roman" w:eastAsia="Times New Roman" w:hAnsi="Times New Roman" w:cs="Times New Roman"/>
+                <w:color w:val="000000" w:themeColor="text1"/>
+              </w:rPr>
+            </w:pPr>
+            <w:r>
+              <w:rPr>
+                <w:rFonts w:ascii="Times New Roman" w:eastAsia="Times New Roman" w:hAnsi="Times New Roman" w:cs="Times New Roman"/>
+                <w:color w:val="000000" w:themeColor="text1"/>
               </w:rPr>
               <w:t>TaxAuthorityCode</w:t>
             </w:r>
@@ -17728,21 +17813,24 @@
         <w:tc>
           <w:tcPr>
             <w:tcW w:w="960" w:type="dxa"/>
-            <w:tcMar>
-              <w:left w:w="105" w:type="dxa"/>
-              <w:right w:w="105" w:type="dxa"/>
-            </w:tcMar>
-          </w:tcPr>
-          <w:p>
-            <w:pPr>
-              <w:spacing w:after="0" w:line="240" w:lineRule="auto"/>
-              <w:rPr>
-                <w:rFonts w:ascii="Times New Roman" w:eastAsia="Times New Roman" w:hAnsi="Times New Roman" w:cs="Times New Roman"/>
-              </w:rPr>
-            </w:pPr>
-            <w:r>
-              <w:rPr>
-                <w:rFonts w:ascii="Times New Roman" w:eastAsia="Times New Roman" w:hAnsi="Times New Roman" w:cs="Times New Roman"/>
+            <w:shd w:val="clear" w:color="auto" w:fill="auto"/>
+            <w:tcMar>
+              <w:left w:w="105" w:type="dxa"/>
+              <w:right w:w="105" w:type="dxa"/>
+            </w:tcMar>
+          </w:tcPr>
+          <w:p>
+            <w:pPr>
+              <w:spacing w:after="0" w:line="240" w:lineRule="auto"/>
+              <w:rPr>
+                <w:rFonts w:ascii="Times New Roman" w:eastAsia="Times New Roman" w:hAnsi="Times New Roman" w:cs="Times New Roman"/>
+                <w:color w:val="000000" w:themeColor="text1"/>
+              </w:rPr>
+            </w:pPr>
+            <w:r>
+              <w:rPr>
+                <w:rFonts w:ascii="Times New Roman" w:eastAsia="Times New Roman" w:hAnsi="Times New Roman" w:cs="Times New Roman"/>
+                <w:color w:val="000000" w:themeColor="text1"/>
               </w:rPr>
               <w:t>Y</w:t>
             </w:r>
@@ -17751,21 +17839,24 @@
         <w:tc>
           <w:tcPr>
             <w:tcW w:w="1485" w:type="dxa"/>
-            <w:tcMar>
-              <w:left w:w="105" w:type="dxa"/>
-              <w:right w:w="105" w:type="dxa"/>
-            </w:tcMar>
-          </w:tcPr>
-          <w:p>
-            <w:pPr>
-              <w:spacing w:after="0" w:line="240" w:lineRule="auto"/>
-              <w:rPr>
-                <w:rFonts w:ascii="Times New Roman" w:eastAsia="Times New Roman" w:hAnsi="Times New Roman" w:cs="Times New Roman"/>
-              </w:rPr>
-            </w:pPr>
-            <w:r>
-              <w:rPr>
-                <w:rFonts w:ascii="Times New Roman" w:eastAsia="Times New Roman" w:hAnsi="Times New Roman" w:cs="Times New Roman"/>
+            <w:shd w:val="clear" w:color="auto" w:fill="auto"/>
+            <w:tcMar>
+              <w:left w:w="105" w:type="dxa"/>
+              <w:right w:w="105" w:type="dxa"/>
+            </w:tcMar>
+          </w:tcPr>
+          <w:p>
+            <w:pPr>
+              <w:spacing w:after="0" w:line="240" w:lineRule="auto"/>
+              <w:rPr>
+                <w:rFonts w:ascii="Times New Roman" w:eastAsia="Times New Roman" w:hAnsi="Times New Roman" w:cs="Times New Roman"/>
+                <w:color w:val="000000" w:themeColor="text1"/>
+              </w:rPr>
+            </w:pPr>
+            <w:r>
+              <w:rPr>
+                <w:rFonts w:ascii="Times New Roman" w:eastAsia="Times New Roman" w:hAnsi="Times New Roman" w:cs="Times New Roman"/>
+                <w:color w:val="000000" w:themeColor="text1"/>
               </w:rPr>
               <w:t>String</w:t>
             </w:r>
@@ -17774,6 +17865,7 @@
         <w:tc>
           <w:tcPr>
             <w:tcW w:w="3645" w:type="dxa"/>
+            <w:shd w:val="clear" w:color="auto" w:fill="auto"/>
             <w:tcMar>
               <w:left w:w="105" w:type="dxa"/>
               <w:right w:w="105" w:type="dxa"/>
@@ -17784,11 +17876,13 @@
               <w:spacing w:after="0" w:line="240" w:lineRule="auto"/>
               <w:rPr>
                 <w:rFonts w:hint="eastAsia"/>
-              </w:rPr>
-            </w:pPr>
-            <w:r>
-              <w:rPr>
-                <w:rFonts w:ascii="Times New Roman" w:eastAsia="Times New Roman" w:hAnsi="Times New Roman" w:cs="Times New Roman"/>
+                <w:color w:val="000000" w:themeColor="text1"/>
+              </w:rPr>
+            </w:pPr>
+            <w:r>
+              <w:rPr>
+                <w:rFonts w:ascii="Times New Roman" w:eastAsia="Times New Roman" w:hAnsi="Times New Roman" w:cs="Times New Roman"/>
+                <w:color w:val="000000" w:themeColor="text1"/>
               </w:rPr>
               <w:t>Mã của Cơ quan thuế</w:t>
             </w:r>
@@ -17802,22 +17896,24 @@
         <w:tc>
           <w:tcPr>
             <w:tcW w:w="1065" w:type="dxa"/>
-            <w:shd w:val="clear" w:color="auto" w:fill="FFFF00"/>
-            <w:tcMar>
-              <w:left w:w="105" w:type="dxa"/>
-              <w:right w:w="105" w:type="dxa"/>
-            </w:tcMar>
-          </w:tcPr>
-          <w:p>
-            <w:pPr>
-              <w:spacing w:after="0" w:line="240" w:lineRule="auto"/>
-              <w:rPr>
-                <w:rFonts w:ascii="Times New Roman" w:eastAsia="Times New Roman" w:hAnsi="Times New Roman" w:cs="Times New Roman"/>
-              </w:rPr>
-            </w:pPr>
-            <w:r>
-              <w:rPr>
-                <w:rFonts w:ascii="Times New Roman" w:eastAsia="Times New Roman" w:hAnsi="Times New Roman" w:cs="Times New Roman"/>
+            <w:shd w:val="clear" w:color="auto" w:fill="auto"/>
+            <w:tcMar>
+              <w:left w:w="105" w:type="dxa"/>
+              <w:right w:w="105" w:type="dxa"/>
+            </w:tcMar>
+          </w:tcPr>
+          <w:p>
+            <w:pPr>
+              <w:spacing w:after="0" w:line="240" w:lineRule="auto"/>
+              <w:rPr>
+                <w:rFonts w:ascii="Times New Roman" w:eastAsia="Times New Roman" w:hAnsi="Times New Roman" w:cs="Times New Roman"/>
+                <w:color w:val="000000" w:themeColor="text1"/>
+              </w:rPr>
+            </w:pPr>
+            <w:r>
+              <w:rPr>
+                <w:rFonts w:ascii="Times New Roman" w:eastAsia="Times New Roman" w:hAnsi="Times New Roman" w:cs="Times New Roman"/>
+                <w:color w:val="000000" w:themeColor="text1"/>
               </w:rPr>
               <w:t>2</w:t>
             </w:r>
@@ -17826,7 +17922,7 @@
         <w:tc>
           <w:tcPr>
             <w:tcW w:w="2610" w:type="dxa"/>
-            <w:shd w:val="clear" w:color="auto" w:fill="FFFF00"/>
+            <w:shd w:val="clear" w:color="auto" w:fill="auto"/>
             <w:tcMar>
               <w:left w:w="105" w:type="dxa"/>
               <w:right w:w="105" w:type="dxa"/>
@@ -17838,11 +17934,13 @@
               <w:ind w:left="270"/>
               <w:rPr>
                 <w:rFonts w:hint="eastAsia"/>
-              </w:rPr>
-            </w:pPr>
-            <w:r>
-              <w:rPr>
-                <w:rFonts w:ascii="Times New Roman" w:eastAsia="Times New Roman" w:hAnsi="Times New Roman" w:cs="Times New Roman"/>
+                <w:color w:val="000000" w:themeColor="text1"/>
+              </w:rPr>
+            </w:pPr>
+            <w:r>
+              <w:rPr>
+                <w:rFonts w:ascii="Times New Roman" w:eastAsia="Times New Roman" w:hAnsi="Times New Roman" w:cs="Times New Roman"/>
+                <w:color w:val="000000" w:themeColor="text1"/>
               </w:rPr>
               <w:t>Provider</w:t>
             </w:r>
@@ -17851,22 +17949,24 @@
         <w:tc>
           <w:tcPr>
             <w:tcW w:w="960" w:type="dxa"/>
-            <w:shd w:val="clear" w:color="auto" w:fill="FFFF00"/>
-            <w:tcMar>
-              <w:left w:w="105" w:type="dxa"/>
-              <w:right w:w="105" w:type="dxa"/>
-            </w:tcMar>
-          </w:tcPr>
-          <w:p>
-            <w:pPr>
-              <w:spacing w:after="0" w:line="240" w:lineRule="auto"/>
-              <w:rPr>
-                <w:rFonts w:ascii="Times New Roman" w:eastAsia="Times New Roman" w:hAnsi="Times New Roman" w:cs="Times New Roman"/>
-              </w:rPr>
-            </w:pPr>
-            <w:r>
-              <w:rPr>
-                <w:rFonts w:ascii="Times New Roman" w:eastAsia="Times New Roman" w:hAnsi="Times New Roman" w:cs="Times New Roman"/>
+            <w:shd w:val="clear" w:color="auto" w:fill="auto"/>
+            <w:tcMar>
+              <w:left w:w="105" w:type="dxa"/>
+              <w:right w:w="105" w:type="dxa"/>
+            </w:tcMar>
+          </w:tcPr>
+          <w:p>
+            <w:pPr>
+              <w:spacing w:after="0" w:line="240" w:lineRule="auto"/>
+              <w:rPr>
+                <w:rFonts w:ascii="Times New Roman" w:eastAsia="Times New Roman" w:hAnsi="Times New Roman" w:cs="Times New Roman"/>
+                <w:color w:val="000000" w:themeColor="text1"/>
+              </w:rPr>
+            </w:pPr>
+            <w:r>
+              <w:rPr>
+                <w:rFonts w:ascii="Times New Roman" w:eastAsia="Times New Roman" w:hAnsi="Times New Roman" w:cs="Times New Roman"/>
+                <w:color w:val="000000" w:themeColor="text1"/>
               </w:rPr>
               <w:t>Y</w:t>
             </w:r>
@@ -17875,22 +17975,24 @@
         <w:tc>
           <w:tcPr>
             <w:tcW w:w="1485" w:type="dxa"/>
-            <w:shd w:val="clear" w:color="auto" w:fill="FFFF00"/>
-            <w:tcMar>
-              <w:left w:w="105" w:type="dxa"/>
-              <w:right w:w="105" w:type="dxa"/>
-            </w:tcMar>
-          </w:tcPr>
-          <w:p>
-            <w:pPr>
-              <w:spacing w:after="0" w:line="240" w:lineRule="auto"/>
-              <w:rPr>
-                <w:rFonts w:ascii="Times New Roman" w:eastAsia="Times New Roman" w:hAnsi="Times New Roman" w:cs="Times New Roman"/>
-              </w:rPr>
-            </w:pPr>
-            <w:r>
-              <w:rPr>
-                <w:rFonts w:ascii="Times New Roman" w:eastAsia="Times New Roman" w:hAnsi="Times New Roman" w:cs="Times New Roman"/>
+            <w:shd w:val="clear" w:color="auto" w:fill="auto"/>
+            <w:tcMar>
+              <w:left w:w="105" w:type="dxa"/>
+              <w:right w:w="105" w:type="dxa"/>
+            </w:tcMar>
+          </w:tcPr>
+          <w:p>
+            <w:pPr>
+              <w:spacing w:after="0" w:line="240" w:lineRule="auto"/>
+              <w:rPr>
+                <w:rFonts w:ascii="Times New Roman" w:eastAsia="Times New Roman" w:hAnsi="Times New Roman" w:cs="Times New Roman"/>
+                <w:color w:val="000000" w:themeColor="text1"/>
+              </w:rPr>
+            </w:pPr>
+            <w:r>
+              <w:rPr>
+                <w:rFonts w:ascii="Times New Roman" w:eastAsia="Times New Roman" w:hAnsi="Times New Roman" w:cs="Times New Roman"/>
+                <w:color w:val="000000" w:themeColor="text1"/>
               </w:rPr>
               <w:t>String</w:t>
             </w:r>
@@ -17899,7 +18001,7 @@
         <w:tc>
           <w:tcPr>
             <w:tcW w:w="3645" w:type="dxa"/>
-            <w:shd w:val="clear" w:color="auto" w:fill="FFFF00"/>
+            <w:shd w:val="clear" w:color="auto" w:fill="auto"/>
             <w:tcMar>
               <w:left w:w="105" w:type="dxa"/>
               <w:right w:w="105" w:type="dxa"/>
@@ -17910,11 +18012,13 @@
               <w:spacing w:after="0" w:line="240" w:lineRule="auto"/>
               <w:rPr>
                 <w:rFonts w:hint="eastAsia"/>
-              </w:rPr>
-            </w:pPr>
-            <w:r>
-              <w:rPr>
-                <w:rFonts w:ascii="Times New Roman" w:eastAsia="Times New Roman" w:hAnsi="Times New Roman" w:cs="Times New Roman"/>
+                <w:color w:val="000000" w:themeColor="text1"/>
+              </w:rPr>
+            </w:pPr>
+            <w:r>
+              <w:rPr>
+                <w:rFonts w:ascii="Times New Roman" w:eastAsia="Times New Roman" w:hAnsi="Times New Roman" w:cs="Times New Roman"/>
+                <w:color w:val="000000" w:themeColor="text1"/>
               </w:rPr>
               <w:t>Mã của NCC HĐĐT</w:t>
             </w:r>
@@ -17928,21 +18032,24 @@
         <w:tc>
           <w:tcPr>
             <w:tcW w:w="1065" w:type="dxa"/>
-            <w:tcMar>
-              <w:left w:w="105" w:type="dxa"/>
-              <w:right w:w="105" w:type="dxa"/>
-            </w:tcMar>
-          </w:tcPr>
-          <w:p>
-            <w:pPr>
-              <w:spacing w:after="0" w:line="240" w:lineRule="auto"/>
-              <w:rPr>
-                <w:rFonts w:ascii="Times New Roman" w:eastAsia="Times New Roman" w:hAnsi="Times New Roman" w:cs="Times New Roman"/>
-              </w:rPr>
-            </w:pPr>
-            <w:r>
-              <w:rPr>
-                <w:rFonts w:ascii="Times New Roman" w:eastAsia="Times New Roman" w:hAnsi="Times New Roman" w:cs="Times New Roman"/>
+            <w:shd w:val="clear" w:color="auto" w:fill="auto"/>
+            <w:tcMar>
+              <w:left w:w="105" w:type="dxa"/>
+              <w:right w:w="105" w:type="dxa"/>
+            </w:tcMar>
+          </w:tcPr>
+          <w:p>
+            <w:pPr>
+              <w:spacing w:after="0" w:line="240" w:lineRule="auto"/>
+              <w:rPr>
+                <w:rFonts w:ascii="Times New Roman" w:eastAsia="Times New Roman" w:hAnsi="Times New Roman" w:cs="Times New Roman"/>
+                <w:color w:val="000000" w:themeColor="text1"/>
+              </w:rPr>
+            </w:pPr>
+            <w:r>
+              <w:rPr>
+                <w:rFonts w:ascii="Times New Roman" w:eastAsia="Times New Roman" w:hAnsi="Times New Roman" w:cs="Times New Roman"/>
+                <w:color w:val="000000" w:themeColor="text1"/>
               </w:rPr>
               <w:t>2</w:t>
             </w:r>
@@ -17951,6 +18058,7 @@
         <w:tc>
           <w:tcPr>
             <w:tcW w:w="2610" w:type="dxa"/>
+            <w:shd w:val="clear" w:color="auto" w:fill="auto"/>
             <w:tcMar>
               <w:left w:w="105" w:type="dxa"/>
               <w:right w:w="105" w:type="dxa"/>
@@ -17962,11 +18070,13 @@
               <w:ind w:left="270"/>
               <w:rPr>
                 <w:rFonts w:hint="eastAsia"/>
-              </w:rPr>
-            </w:pPr>
-            <w:r>
-              <w:rPr>
-                <w:rFonts w:ascii="Times New Roman" w:eastAsia="Times New Roman" w:hAnsi="Times New Roman" w:cs="Times New Roman"/>
+                <w:color w:val="000000" w:themeColor="text1"/>
+              </w:rPr>
+            </w:pPr>
+            <w:r>
+              <w:rPr>
+                <w:rFonts w:ascii="Times New Roman" w:eastAsia="Times New Roman" w:hAnsi="Times New Roman" w:cs="Times New Roman"/>
+                <w:color w:val="000000" w:themeColor="text1"/>
               </w:rPr>
               <w:t>ProviderInvoiceID</w:t>
             </w:r>
@@ -17975,21 +18085,24 @@
         <w:tc>
           <w:tcPr>
             <w:tcW w:w="960" w:type="dxa"/>
-            <w:tcMar>
-              <w:left w:w="105" w:type="dxa"/>
-              <w:right w:w="105" w:type="dxa"/>
-            </w:tcMar>
-          </w:tcPr>
-          <w:p>
-            <w:pPr>
-              <w:spacing w:after="0" w:line="240" w:lineRule="auto"/>
-              <w:rPr>
-                <w:rFonts w:ascii="Times New Roman" w:eastAsia="Times New Roman" w:hAnsi="Times New Roman" w:cs="Times New Roman"/>
-              </w:rPr>
-            </w:pPr>
-            <w:r>
-              <w:rPr>
-                <w:rFonts w:ascii="Times New Roman" w:eastAsia="Times New Roman" w:hAnsi="Times New Roman" w:cs="Times New Roman"/>
+            <w:shd w:val="clear" w:color="auto" w:fill="auto"/>
+            <w:tcMar>
+              <w:left w:w="105" w:type="dxa"/>
+              <w:right w:w="105" w:type="dxa"/>
+            </w:tcMar>
+          </w:tcPr>
+          <w:p>
+            <w:pPr>
+              <w:spacing w:after="0" w:line="240" w:lineRule="auto"/>
+              <w:rPr>
+                <w:rFonts w:ascii="Times New Roman" w:eastAsia="Times New Roman" w:hAnsi="Times New Roman" w:cs="Times New Roman"/>
+                <w:color w:val="000000" w:themeColor="text1"/>
+              </w:rPr>
+            </w:pPr>
+            <w:r>
+              <w:rPr>
+                <w:rFonts w:ascii="Times New Roman" w:eastAsia="Times New Roman" w:hAnsi="Times New Roman" w:cs="Times New Roman"/>
+                <w:color w:val="000000" w:themeColor="text1"/>
               </w:rPr>
               <w:t>Y</w:t>
             </w:r>
@@ -17998,21 +18111,24 @@
         <w:tc>
           <w:tcPr>
             <w:tcW w:w="1485" w:type="dxa"/>
-            <w:tcMar>
-              <w:left w:w="105" w:type="dxa"/>
-              <w:right w:w="105" w:type="dxa"/>
-            </w:tcMar>
-          </w:tcPr>
-          <w:p>
-            <w:pPr>
-              <w:spacing w:after="0" w:line="240" w:lineRule="auto"/>
-              <w:rPr>
-                <w:rFonts w:ascii="Times New Roman" w:eastAsia="Times New Roman" w:hAnsi="Times New Roman" w:cs="Times New Roman"/>
-              </w:rPr>
-            </w:pPr>
-            <w:r>
-              <w:rPr>
-                <w:rFonts w:ascii="Times New Roman" w:eastAsia="Times New Roman" w:hAnsi="Times New Roman" w:cs="Times New Roman"/>
+            <w:shd w:val="clear" w:color="auto" w:fill="auto"/>
+            <w:tcMar>
+              <w:left w:w="105" w:type="dxa"/>
+              <w:right w:w="105" w:type="dxa"/>
+            </w:tcMar>
+          </w:tcPr>
+          <w:p>
+            <w:pPr>
+              <w:spacing w:after="0" w:line="240" w:lineRule="auto"/>
+              <w:rPr>
+                <w:rFonts w:ascii="Times New Roman" w:eastAsia="Times New Roman" w:hAnsi="Times New Roman" w:cs="Times New Roman"/>
+                <w:color w:val="000000" w:themeColor="text1"/>
+              </w:rPr>
+            </w:pPr>
+            <w:r>
+              <w:rPr>
+                <w:rFonts w:ascii="Times New Roman" w:eastAsia="Times New Roman" w:hAnsi="Times New Roman" w:cs="Times New Roman"/>
+                <w:color w:val="000000" w:themeColor="text1"/>
               </w:rPr>
               <w:t>String</w:t>
             </w:r>
@@ -18021,21 +18137,24 @@
         <w:tc>
           <w:tcPr>
             <w:tcW w:w="3645" w:type="dxa"/>
-            <w:tcMar>
-              <w:left w:w="105" w:type="dxa"/>
-              <w:right w:w="105" w:type="dxa"/>
-            </w:tcMar>
-          </w:tcPr>
-          <w:p>
-            <w:pPr>
-              <w:spacing w:after="0" w:line="240" w:lineRule="auto"/>
-              <w:rPr>
-                <w:rFonts w:ascii="Times New Roman" w:eastAsia="Times New Roman" w:hAnsi="Times New Roman" w:cs="Times New Roman"/>
-              </w:rPr>
-            </w:pPr>
-            <w:r>
-              <w:rPr>
-                <w:rFonts w:ascii="Times New Roman" w:eastAsia="Times New Roman" w:hAnsi="Times New Roman" w:cs="Times New Roman"/>
+            <w:shd w:val="clear" w:color="auto" w:fill="auto"/>
+            <w:tcMar>
+              <w:left w:w="105" w:type="dxa"/>
+              <w:right w:w="105" w:type="dxa"/>
+            </w:tcMar>
+          </w:tcPr>
+          <w:p>
+            <w:pPr>
+              <w:spacing w:after="0" w:line="240" w:lineRule="auto"/>
+              <w:rPr>
+                <w:rFonts w:ascii="Times New Roman" w:eastAsia="Times New Roman" w:hAnsi="Times New Roman" w:cs="Times New Roman"/>
+                <w:color w:val="000000" w:themeColor="text1"/>
+              </w:rPr>
+            </w:pPr>
+            <w:r>
+              <w:rPr>
+                <w:rFonts w:ascii="Times New Roman" w:eastAsia="Times New Roman" w:hAnsi="Times New Roman" w:cs="Times New Roman"/>
+                <w:color w:val="000000" w:themeColor="text1"/>
               </w:rPr>
               <w:t>ID hóa đơn của NCC HĐĐT</w:t>
             </w:r>
@@ -18049,24 +18168,24 @@
         <w:tc>
           <w:tcPr>
             <w:tcW w:w="1065" w:type="dxa"/>
-            <w:shd w:val="clear" w:color="auto" w:fill="FFFF00"/>
-            <w:tcMar>
-              <w:left w:w="105" w:type="dxa"/>
-              <w:right w:w="105" w:type="dxa"/>
-            </w:tcMar>
-          </w:tcPr>
-          <w:p>
-            <w:pPr>
-              <w:spacing w:after="0" w:line="240" w:lineRule="auto"/>
-              <w:rPr>
-                <w:rFonts w:ascii="Times New Roman" w:eastAsia="Times New Roman" w:hAnsi="Times New Roman" w:cs="Times New Roman"/>
-                <w:highlight w:val="yellow"/>
-              </w:rPr>
-            </w:pPr>
-            <w:r>
-              <w:rPr>
-                <w:rFonts w:ascii="Times New Roman" w:eastAsia="Times New Roman" w:hAnsi="Times New Roman" w:cs="Times New Roman"/>
-                <w:highlight w:val="yellow"/>
+            <w:shd w:val="clear" w:color="auto" w:fill="auto"/>
+            <w:tcMar>
+              <w:left w:w="105" w:type="dxa"/>
+              <w:right w:w="105" w:type="dxa"/>
+            </w:tcMar>
+          </w:tcPr>
+          <w:p>
+            <w:pPr>
+              <w:spacing w:after="0" w:line="240" w:lineRule="auto"/>
+              <w:rPr>
+                <w:rFonts w:ascii="Times New Roman" w:eastAsia="Times New Roman" w:hAnsi="Times New Roman" w:cs="Times New Roman"/>
+                <w:color w:val="000000" w:themeColor="text1"/>
+              </w:rPr>
+            </w:pPr>
+            <w:r>
+              <w:rPr>
+                <w:rFonts w:ascii="Times New Roman" w:eastAsia="Times New Roman" w:hAnsi="Times New Roman" w:cs="Times New Roman"/>
+                <w:color w:val="000000" w:themeColor="text1"/>
               </w:rPr>
               <w:t>2</w:t>
             </w:r>
@@ -18075,7 +18194,7 @@
         <w:tc>
           <w:tcPr>
             <w:tcW w:w="2610" w:type="dxa"/>
-            <w:shd w:val="clear" w:color="auto" w:fill="FFFF00"/>
+            <w:shd w:val="clear" w:color="auto" w:fill="auto"/>
             <w:tcMar>
               <w:left w:w="105" w:type="dxa"/>
               <w:right w:w="105" w:type="dxa"/>
@@ -18087,13 +18206,13 @@
               <w:ind w:left="270"/>
               <w:rPr>
                 <w:rFonts w:ascii="Times New Roman" w:eastAsia="Times New Roman" w:hAnsi="Times New Roman" w:cs="Times New Roman"/>
-                <w:highlight w:val="yellow"/>
-              </w:rPr>
-            </w:pPr>
-            <w:r>
-              <w:rPr>
-                <w:rFonts w:ascii="Times New Roman" w:eastAsia="Times New Roman" w:hAnsi="Times New Roman" w:cs="Times New Roman"/>
-                <w:highlight w:val="yellow"/>
+                <w:color w:val="000000" w:themeColor="text1"/>
+              </w:rPr>
+            </w:pPr>
+            <w:r>
+              <w:rPr>
+                <w:rFonts w:ascii="Times New Roman" w:eastAsia="Times New Roman" w:hAnsi="Times New Roman" w:cs="Times New Roman"/>
+                <w:color w:val="000000" w:themeColor="text1"/>
               </w:rPr>
               <w:t>UrlLookup</w:t>
             </w:r>
@@ -18102,24 +18221,24 @@
         <w:tc>
           <w:tcPr>
             <w:tcW w:w="960" w:type="dxa"/>
-            <w:shd w:val="clear" w:color="auto" w:fill="FFFF00"/>
-            <w:tcMar>
-              <w:left w:w="105" w:type="dxa"/>
-              <w:right w:w="105" w:type="dxa"/>
-            </w:tcMar>
-          </w:tcPr>
-          <w:p>
-            <w:pPr>
-              <w:spacing w:after="0" w:line="240" w:lineRule="auto"/>
-              <w:rPr>
-                <w:rFonts w:ascii="Times New Roman" w:eastAsia="Times New Roman" w:hAnsi="Times New Roman" w:cs="Times New Roman"/>
-                <w:highlight w:val="yellow"/>
-              </w:rPr>
-            </w:pPr>
-            <w:r>
-              <w:rPr>
-                <w:rFonts w:ascii="Times New Roman" w:eastAsia="Times New Roman" w:hAnsi="Times New Roman" w:cs="Times New Roman"/>
-                <w:highlight w:val="yellow"/>
+            <w:shd w:val="clear" w:color="auto" w:fill="auto"/>
+            <w:tcMar>
+              <w:left w:w="105" w:type="dxa"/>
+              <w:right w:w="105" w:type="dxa"/>
+            </w:tcMar>
+          </w:tcPr>
+          <w:p>
+            <w:pPr>
+              <w:spacing w:after="0" w:line="240" w:lineRule="auto"/>
+              <w:rPr>
+                <w:rFonts w:ascii="Times New Roman" w:eastAsia="Times New Roman" w:hAnsi="Times New Roman" w:cs="Times New Roman"/>
+                <w:color w:val="000000" w:themeColor="text1"/>
+              </w:rPr>
+            </w:pPr>
+            <w:r>
+              <w:rPr>
+                <w:rFonts w:ascii="Times New Roman" w:eastAsia="Times New Roman" w:hAnsi="Times New Roman" w:cs="Times New Roman"/>
+                <w:color w:val="000000" w:themeColor="text1"/>
               </w:rPr>
               <w:t>Y</w:t>
             </w:r>
@@ -18128,24 +18247,24 @@
         <w:tc>
           <w:tcPr>
             <w:tcW w:w="1485" w:type="dxa"/>
-            <w:shd w:val="clear" w:color="auto" w:fill="FFFF00"/>
-            <w:tcMar>
-              <w:left w:w="105" w:type="dxa"/>
-              <w:right w:w="105" w:type="dxa"/>
-            </w:tcMar>
-          </w:tcPr>
-          <w:p>
-            <w:pPr>
-              <w:spacing w:after="0" w:line="240" w:lineRule="auto"/>
-              <w:rPr>
-                <w:rFonts w:ascii="Times New Roman" w:eastAsia="Times New Roman" w:hAnsi="Times New Roman" w:cs="Times New Roman"/>
-                <w:highlight w:val="yellow"/>
-              </w:rPr>
-            </w:pPr>
-            <w:r>
-              <w:rPr>
-                <w:rFonts w:ascii="Times New Roman" w:eastAsia="Times New Roman" w:hAnsi="Times New Roman" w:cs="Times New Roman"/>
-                <w:highlight w:val="yellow"/>
+            <w:shd w:val="clear" w:color="auto" w:fill="auto"/>
+            <w:tcMar>
+              <w:left w:w="105" w:type="dxa"/>
+              <w:right w:w="105" w:type="dxa"/>
+            </w:tcMar>
+          </w:tcPr>
+          <w:p>
+            <w:pPr>
+              <w:spacing w:after="0" w:line="240" w:lineRule="auto"/>
+              <w:rPr>
+                <w:rFonts w:ascii="Times New Roman" w:eastAsia="Times New Roman" w:hAnsi="Times New Roman" w:cs="Times New Roman"/>
+                <w:color w:val="000000" w:themeColor="text1"/>
+              </w:rPr>
+            </w:pPr>
+            <w:r>
+              <w:rPr>
+                <w:rFonts w:ascii="Times New Roman" w:eastAsia="Times New Roman" w:hAnsi="Times New Roman" w:cs="Times New Roman"/>
+                <w:color w:val="000000" w:themeColor="text1"/>
               </w:rPr>
               <w:t>String</w:t>
             </w:r>
@@ -18154,7 +18273,7 @@
         <w:tc>
           <w:tcPr>
             <w:tcW w:w="3645" w:type="dxa"/>
-            <w:shd w:val="clear" w:color="auto" w:fill="FFFF00"/>
+            <w:shd w:val="clear" w:color="auto" w:fill="auto"/>
             <w:tcMar>
               <w:left w:w="105" w:type="dxa"/>
               <w:right w:w="105" w:type="dxa"/>
@@ -18165,13 +18284,13 @@
               <w:spacing w:after="0" w:line="240" w:lineRule="auto"/>
               <w:rPr>
                 <w:rFonts w:hint="eastAsia"/>
-                <w:highlight w:val="yellow"/>
-              </w:rPr>
-            </w:pPr>
-            <w:r>
-              <w:rPr>
-                <w:rFonts w:ascii="Times New Roman" w:eastAsia="Times New Roman" w:hAnsi="Times New Roman" w:cs="Times New Roman"/>
-                <w:highlight w:val="yellow"/>
+                <w:color w:val="000000" w:themeColor="text1"/>
+              </w:rPr>
+            </w:pPr>
+            <w:r>
+              <w:rPr>
+                <w:rFonts w:ascii="Times New Roman" w:eastAsia="Times New Roman" w:hAnsi="Times New Roman" w:cs="Times New Roman"/>
+                <w:color w:val="000000" w:themeColor="text1"/>
               </w:rPr>
               <w:t>Link tra cứu của NCC HĐĐT</w:t>
             </w:r>
@@ -18185,21 +18304,24 @@
         <w:tc>
           <w:tcPr>
             <w:tcW w:w="1065" w:type="dxa"/>
-            <w:tcMar>
-              <w:left w:w="105" w:type="dxa"/>
-              <w:right w:w="105" w:type="dxa"/>
-            </w:tcMar>
-          </w:tcPr>
-          <w:p>
-            <w:pPr>
-              <w:spacing w:after="0" w:line="240" w:lineRule="auto"/>
-              <w:rPr>
-                <w:rFonts w:ascii="Times New Roman" w:eastAsia="Times New Roman" w:hAnsi="Times New Roman" w:cs="Times New Roman"/>
-              </w:rPr>
-            </w:pPr>
-            <w:r>
-              <w:rPr>
-                <w:rFonts w:ascii="Times New Roman" w:eastAsia="Times New Roman" w:hAnsi="Times New Roman" w:cs="Times New Roman"/>
+            <w:shd w:val="clear" w:color="auto" w:fill="auto"/>
+            <w:tcMar>
+              <w:left w:w="105" w:type="dxa"/>
+              <w:right w:w="105" w:type="dxa"/>
+            </w:tcMar>
+          </w:tcPr>
+          <w:p>
+            <w:pPr>
+              <w:spacing w:after="0" w:line="240" w:lineRule="auto"/>
+              <w:rPr>
+                <w:rFonts w:ascii="Times New Roman" w:eastAsia="Times New Roman" w:hAnsi="Times New Roman" w:cs="Times New Roman"/>
+                <w:color w:val="000000" w:themeColor="text1"/>
+              </w:rPr>
+            </w:pPr>
+            <w:r>
+              <w:rPr>
+                <w:rFonts w:ascii="Times New Roman" w:eastAsia="Times New Roman" w:hAnsi="Times New Roman" w:cs="Times New Roman"/>
+                <w:color w:val="000000" w:themeColor="text1"/>
               </w:rPr>
               <w:t>2</w:t>
             </w:r>
@@ -18208,6 +18330,7 @@
         <w:tc>
           <w:tcPr>
             <w:tcW w:w="2610" w:type="dxa"/>
+            <w:shd w:val="clear" w:color="auto" w:fill="auto"/>
             <w:tcMar>
               <w:left w:w="105" w:type="dxa"/>
               <w:right w:w="105" w:type="dxa"/>
@@ -18219,11 +18342,13 @@
               <w:ind w:left="270"/>
               <w:rPr>
                 <w:rFonts w:ascii="Times New Roman" w:eastAsia="Times New Roman" w:hAnsi="Times New Roman" w:cs="Times New Roman"/>
-              </w:rPr>
-            </w:pPr>
-            <w:r>
-              <w:rPr>
-                <w:rFonts w:ascii="Times New Roman" w:eastAsia="Times New Roman" w:hAnsi="Times New Roman" w:cs="Times New Roman"/>
+                <w:color w:val="000000" w:themeColor="text1"/>
+              </w:rPr>
+            </w:pPr>
+            <w:r>
+              <w:rPr>
+                <w:rFonts w:ascii="Times New Roman" w:eastAsia="Times New Roman" w:hAnsi="Times New Roman" w:cs="Times New Roman"/>
+                <w:color w:val="000000" w:themeColor="text1"/>
               </w:rPr>
               <w:t xml:space="preserve">GrossAmount  </w:t>
             </w:r>
@@ -18232,6 +18357,7 @@
         <w:tc>
           <w:tcPr>
             <w:tcW w:w="960" w:type="dxa"/>
+            <w:shd w:val="clear" w:color="auto" w:fill="auto"/>
             <w:tcMar>
               <w:left w:w="105" w:type="dxa"/>
               <w:right w:w="105" w:type="dxa"/>
@@ -18242,11 +18368,13 @@
               <w:spacing w:after="0"/>
               <w:rPr>
                 <w:rFonts w:ascii="Times New Roman" w:eastAsia="Times New Roman" w:hAnsi="Times New Roman" w:cs="Times New Roman"/>
-              </w:rPr>
-            </w:pPr>
-            <w:r>
-              <w:rPr>
-                <w:rFonts w:ascii="Times New Roman" w:eastAsia="Times New Roman" w:hAnsi="Times New Roman" w:cs="Times New Roman"/>
+                <w:color w:val="000000" w:themeColor="text1"/>
+              </w:rPr>
+            </w:pPr>
+            <w:r>
+              <w:rPr>
+                <w:rFonts w:ascii="Times New Roman" w:eastAsia="Times New Roman" w:hAnsi="Times New Roman" w:cs="Times New Roman"/>
+                <w:color w:val="000000" w:themeColor="text1"/>
               </w:rPr>
               <w:t>N</w:t>
             </w:r>
@@ -18255,21 +18383,24 @@
         <w:tc>
           <w:tcPr>
             <w:tcW w:w="1485" w:type="dxa"/>
-            <w:tcMar>
-              <w:left w:w="105" w:type="dxa"/>
-              <w:right w:w="105" w:type="dxa"/>
-            </w:tcMar>
-          </w:tcPr>
-          <w:p>
-            <w:pPr>
-              <w:spacing w:after="0" w:line="240" w:lineRule="auto"/>
-              <w:rPr>
-                <w:rFonts w:ascii="Times New Roman" w:eastAsia="Times New Roman" w:hAnsi="Times New Roman" w:cs="Times New Roman"/>
-              </w:rPr>
-            </w:pPr>
-            <w:r>
-              <w:rPr>
-                <w:rFonts w:ascii="Times New Roman" w:eastAsia="Times New Roman" w:hAnsi="Times New Roman" w:cs="Times New Roman"/>
+            <w:shd w:val="clear" w:color="auto" w:fill="auto"/>
+            <w:tcMar>
+              <w:left w:w="105" w:type="dxa"/>
+              <w:right w:w="105" w:type="dxa"/>
+            </w:tcMar>
+          </w:tcPr>
+          <w:p>
+            <w:pPr>
+              <w:spacing w:after="0" w:line="240" w:lineRule="auto"/>
+              <w:rPr>
+                <w:rFonts w:ascii="Times New Roman" w:eastAsia="Times New Roman" w:hAnsi="Times New Roman" w:cs="Times New Roman"/>
+                <w:color w:val="000000" w:themeColor="text1"/>
+              </w:rPr>
+            </w:pPr>
+            <w:r>
+              <w:rPr>
+                <w:rFonts w:ascii="Times New Roman" w:eastAsia="Times New Roman" w:hAnsi="Times New Roman" w:cs="Times New Roman"/>
+                <w:color w:val="000000" w:themeColor="text1"/>
               </w:rPr>
               <w:t>Number</w:t>
             </w:r>
@@ -18278,16 +18409,18 @@
         <w:tc>
           <w:tcPr>
             <w:tcW w:w="3645" w:type="dxa"/>
-            <w:tcMar>
-              <w:left w:w="105" w:type="dxa"/>
-              <w:right w:w="105" w:type="dxa"/>
-            </w:tcMar>
-          </w:tcPr>
-          <w:p>
-            <w:pPr>
-              <w:spacing w:after="0" w:line="240" w:lineRule="auto"/>
-              <w:rPr>
-                <w:rFonts w:ascii="Times New Roman" w:eastAsia="Times New Roman" w:hAnsi="Times New Roman" w:cs="Times New Roman"/>
+            <w:shd w:val="clear" w:color="auto" w:fill="auto"/>
+            <w:tcMar>
+              <w:left w:w="105" w:type="dxa"/>
+              <w:right w:w="105" w:type="dxa"/>
+            </w:tcMar>
+          </w:tcPr>
+          <w:p>
+            <w:pPr>
+              <w:spacing w:after="0" w:line="240" w:lineRule="auto"/>
+              <w:rPr>
+                <w:rFonts w:ascii="Times New Roman" w:eastAsia="Times New Roman" w:hAnsi="Times New Roman" w:cs="Times New Roman"/>
+                <w:color w:val="000000" w:themeColor="text1"/>
               </w:rPr>
             </w:pPr>
           </w:p>
@@ -18300,22 +18433,24 @@
         <w:tc>
           <w:tcPr>
             <w:tcW w:w="1065" w:type="dxa"/>
-            <w:shd w:val="clear" w:color="auto" w:fill="FFFF00"/>
-            <w:tcMar>
-              <w:left w:w="105" w:type="dxa"/>
-              <w:right w:w="105" w:type="dxa"/>
-            </w:tcMar>
-          </w:tcPr>
-          <w:p>
-            <w:pPr>
-              <w:spacing w:after="0" w:line="240" w:lineRule="auto"/>
-              <w:rPr>
-                <w:rFonts w:ascii="Times New Roman" w:eastAsia="Times New Roman" w:hAnsi="Times New Roman" w:cs="Times New Roman"/>
-              </w:rPr>
-            </w:pPr>
-            <w:r>
-              <w:rPr>
-                <w:rFonts w:ascii="Times New Roman" w:eastAsia="Times New Roman" w:hAnsi="Times New Roman" w:cs="Times New Roman"/>
+            <w:shd w:val="clear" w:color="auto" w:fill="auto"/>
+            <w:tcMar>
+              <w:left w:w="105" w:type="dxa"/>
+              <w:right w:w="105" w:type="dxa"/>
+            </w:tcMar>
+          </w:tcPr>
+          <w:p>
+            <w:pPr>
+              <w:spacing w:after="0" w:line="240" w:lineRule="auto"/>
+              <w:rPr>
+                <w:rFonts w:ascii="Times New Roman" w:eastAsia="Times New Roman" w:hAnsi="Times New Roman" w:cs="Times New Roman"/>
+                <w:color w:val="000000" w:themeColor="text1"/>
+              </w:rPr>
+            </w:pPr>
+            <w:r>
+              <w:rPr>
+                <w:rFonts w:ascii="Times New Roman" w:eastAsia="Times New Roman" w:hAnsi="Times New Roman" w:cs="Times New Roman"/>
+                <w:color w:val="000000" w:themeColor="text1"/>
               </w:rPr>
               <w:t>2</w:t>
             </w:r>
@@ -18324,7 +18459,7 @@
         <w:tc>
           <w:tcPr>
             <w:tcW w:w="2610" w:type="dxa"/>
-            <w:shd w:val="clear" w:color="auto" w:fill="FFFF00"/>
+            <w:shd w:val="clear" w:color="auto" w:fill="auto"/>
             <w:tcMar>
               <w:left w:w="105" w:type="dxa"/>
               <w:right w:w="105" w:type="dxa"/>
@@ -18336,11 +18471,13 @@
               <w:ind w:left="270"/>
               <w:rPr>
                 <w:rFonts w:ascii="Times New Roman" w:eastAsia="Times New Roman" w:hAnsi="Times New Roman" w:cs="Times New Roman"/>
-              </w:rPr>
-            </w:pPr>
-            <w:r>
-              <w:rPr>
-                <w:rFonts w:ascii="Times New Roman" w:eastAsia="Times New Roman" w:hAnsi="Times New Roman" w:cs="Times New Roman"/>
+                <w:color w:val="000000" w:themeColor="text1"/>
+              </w:rPr>
+            </w:pPr>
+            <w:r>
+              <w:rPr>
+                <w:rFonts w:ascii="Times New Roman" w:eastAsia="Times New Roman" w:hAnsi="Times New Roman" w:cs="Times New Roman"/>
+                <w:color w:val="000000" w:themeColor="text1"/>
               </w:rPr>
               <w:t xml:space="preserve">DiscountAmount  </w:t>
             </w:r>
@@ -18349,7 +18486,7 @@
         <w:tc>
           <w:tcPr>
             <w:tcW w:w="960" w:type="dxa"/>
-            <w:shd w:val="clear" w:color="auto" w:fill="FFFF00"/>
+            <w:shd w:val="clear" w:color="auto" w:fill="auto"/>
             <w:tcMar>
               <w:left w:w="105" w:type="dxa"/>
               <w:right w:w="105" w:type="dxa"/>
@@ -18360,11 +18497,13 @@
               <w:spacing w:after="0"/>
               <w:rPr>
                 <w:rFonts w:ascii="Times New Roman" w:eastAsia="Times New Roman" w:hAnsi="Times New Roman" w:cs="Times New Roman"/>
-              </w:rPr>
-            </w:pPr>
-            <w:r>
-              <w:rPr>
-                <w:rFonts w:ascii="Times New Roman" w:eastAsia="Times New Roman" w:hAnsi="Times New Roman" w:cs="Times New Roman"/>
+                <w:color w:val="000000" w:themeColor="text1"/>
+              </w:rPr>
+            </w:pPr>
+            <w:r>
+              <w:rPr>
+                <w:rFonts w:ascii="Times New Roman" w:eastAsia="Times New Roman" w:hAnsi="Times New Roman" w:cs="Times New Roman"/>
+                <w:color w:val="000000" w:themeColor="text1"/>
               </w:rPr>
               <w:t>N</w:t>
             </w:r>
@@ -18373,22 +18512,24 @@
         <w:tc>
           <w:tcPr>
             <w:tcW w:w="1485" w:type="dxa"/>
-            <w:shd w:val="clear" w:color="auto" w:fill="FFFF00"/>
-            <w:tcMar>
-              <w:left w:w="105" w:type="dxa"/>
-              <w:right w:w="105" w:type="dxa"/>
-            </w:tcMar>
-          </w:tcPr>
-          <w:p>
-            <w:pPr>
-              <w:spacing w:after="0" w:line="240" w:lineRule="auto"/>
-              <w:rPr>
-                <w:rFonts w:ascii="Times New Roman" w:eastAsia="Times New Roman" w:hAnsi="Times New Roman" w:cs="Times New Roman"/>
-              </w:rPr>
-            </w:pPr>
-            <w:r>
-              <w:rPr>
-                <w:rFonts w:ascii="Times New Roman" w:eastAsia="Times New Roman" w:hAnsi="Times New Roman" w:cs="Times New Roman"/>
+            <w:shd w:val="clear" w:color="auto" w:fill="auto"/>
+            <w:tcMar>
+              <w:left w:w="105" w:type="dxa"/>
+              <w:right w:w="105" w:type="dxa"/>
+            </w:tcMar>
+          </w:tcPr>
+          <w:p>
+            <w:pPr>
+              <w:spacing w:after="0" w:line="240" w:lineRule="auto"/>
+              <w:rPr>
+                <w:rFonts w:ascii="Times New Roman" w:eastAsia="Times New Roman" w:hAnsi="Times New Roman" w:cs="Times New Roman"/>
+                <w:color w:val="000000" w:themeColor="text1"/>
+              </w:rPr>
+            </w:pPr>
+            <w:r>
+              <w:rPr>
+                <w:rFonts w:ascii="Times New Roman" w:eastAsia="Times New Roman" w:hAnsi="Times New Roman" w:cs="Times New Roman"/>
+                <w:color w:val="000000" w:themeColor="text1"/>
               </w:rPr>
               <w:t>Number</w:t>
             </w:r>
@@ -18397,17 +18538,18 @@
         <w:tc>
           <w:tcPr>
             <w:tcW w:w="3645" w:type="dxa"/>
-            <w:shd w:val="clear" w:color="auto" w:fill="FFFF00"/>
-            <w:tcMar>
-              <w:left w:w="105" w:type="dxa"/>
-              <w:right w:w="105" w:type="dxa"/>
-            </w:tcMar>
-          </w:tcPr>
-          <w:p>
-            <w:pPr>
-              <w:spacing w:after="0" w:line="240" w:lineRule="auto"/>
-              <w:rPr>
-                <w:rFonts w:ascii="Times New Roman" w:eastAsia="Times New Roman" w:hAnsi="Times New Roman" w:cs="Times New Roman"/>
+            <w:shd w:val="clear" w:color="auto" w:fill="auto"/>
+            <w:tcMar>
+              <w:left w:w="105" w:type="dxa"/>
+              <w:right w:w="105" w:type="dxa"/>
+            </w:tcMar>
+          </w:tcPr>
+          <w:p>
+            <w:pPr>
+              <w:spacing w:after="0" w:line="240" w:lineRule="auto"/>
+              <w:rPr>
+                <w:rFonts w:ascii="Times New Roman" w:eastAsia="Times New Roman" w:hAnsi="Times New Roman" w:cs="Times New Roman"/>
+                <w:color w:val="000000" w:themeColor="text1"/>
               </w:rPr>
             </w:pPr>
           </w:p>
@@ -18420,22 +18562,24 @@
         <w:tc>
           <w:tcPr>
             <w:tcW w:w="1065" w:type="dxa"/>
-            <w:shd w:val="clear" w:color="auto" w:fill="FFFF00"/>
-            <w:tcMar>
-              <w:left w:w="105" w:type="dxa"/>
-              <w:right w:w="105" w:type="dxa"/>
-            </w:tcMar>
-          </w:tcPr>
-          <w:p>
-            <w:pPr>
-              <w:spacing w:after="0" w:line="240" w:lineRule="auto"/>
-              <w:rPr>
-                <w:rFonts w:ascii="Times New Roman" w:eastAsia="Times New Roman" w:hAnsi="Times New Roman" w:cs="Times New Roman"/>
-              </w:rPr>
-            </w:pPr>
-            <w:r>
-              <w:rPr>
-                <w:rFonts w:ascii="Times New Roman" w:eastAsia="Times New Roman" w:hAnsi="Times New Roman" w:cs="Times New Roman"/>
+            <w:shd w:val="clear" w:color="auto" w:fill="auto"/>
+            <w:tcMar>
+              <w:left w:w="105" w:type="dxa"/>
+              <w:right w:w="105" w:type="dxa"/>
+            </w:tcMar>
+          </w:tcPr>
+          <w:p>
+            <w:pPr>
+              <w:spacing w:after="0" w:line="240" w:lineRule="auto"/>
+              <w:rPr>
+                <w:rFonts w:ascii="Times New Roman" w:eastAsia="Times New Roman" w:hAnsi="Times New Roman" w:cs="Times New Roman"/>
+                <w:color w:val="000000" w:themeColor="text1"/>
+              </w:rPr>
+            </w:pPr>
+            <w:r>
+              <w:rPr>
+                <w:rFonts w:ascii="Times New Roman" w:eastAsia="Times New Roman" w:hAnsi="Times New Roman" w:cs="Times New Roman"/>
+                <w:color w:val="000000" w:themeColor="text1"/>
               </w:rPr>
               <w:t>2</w:t>
             </w:r>
@@ -18444,7 +18588,7 @@
         <w:tc>
           <w:tcPr>
             <w:tcW w:w="2610" w:type="dxa"/>
-            <w:shd w:val="clear" w:color="auto" w:fill="FFFF00"/>
+            <w:shd w:val="clear" w:color="auto" w:fill="auto"/>
             <w:tcMar>
               <w:left w:w="105" w:type="dxa"/>
               <w:right w:w="105" w:type="dxa"/>
@@ -18456,11 +18600,13 @@
               <w:ind w:left="270"/>
               <w:rPr>
                 <w:rFonts w:ascii="Times New Roman" w:eastAsia="Times New Roman" w:hAnsi="Times New Roman" w:cs="Times New Roman"/>
-              </w:rPr>
-            </w:pPr>
-            <w:r>
-              <w:rPr>
-                <w:rFonts w:ascii="Times New Roman" w:eastAsia="Times New Roman" w:hAnsi="Times New Roman" w:cs="Times New Roman"/>
+                <w:color w:val="000000" w:themeColor="text1"/>
+              </w:rPr>
+            </w:pPr>
+            <w:r>
+              <w:rPr>
+                <w:rFonts w:ascii="Times New Roman" w:eastAsia="Times New Roman" w:hAnsi="Times New Roman" w:cs="Times New Roman"/>
+                <w:color w:val="000000" w:themeColor="text1"/>
               </w:rPr>
               <w:t xml:space="preserve">TaxAmount  </w:t>
             </w:r>
@@ -18469,7 +18615,7 @@
         <w:tc>
           <w:tcPr>
             <w:tcW w:w="960" w:type="dxa"/>
-            <w:shd w:val="clear" w:color="auto" w:fill="FFFF00"/>
+            <w:shd w:val="clear" w:color="auto" w:fill="auto"/>
             <w:tcMar>
               <w:left w:w="105" w:type="dxa"/>
               <w:right w:w="105" w:type="dxa"/>
@@ -18480,11 +18626,13 @@
               <w:spacing w:after="0"/>
               <w:rPr>
                 <w:rFonts w:ascii="Times New Roman" w:eastAsia="Times New Roman" w:hAnsi="Times New Roman" w:cs="Times New Roman"/>
-              </w:rPr>
-            </w:pPr>
-            <w:r>
-              <w:rPr>
-                <w:rFonts w:ascii="Times New Roman" w:eastAsia="Times New Roman" w:hAnsi="Times New Roman" w:cs="Times New Roman"/>
+                <w:color w:val="000000" w:themeColor="text1"/>
+              </w:rPr>
+            </w:pPr>
+            <w:r>
+              <w:rPr>
+                <w:rFonts w:ascii="Times New Roman" w:eastAsia="Times New Roman" w:hAnsi="Times New Roman" w:cs="Times New Roman"/>
+                <w:color w:val="000000" w:themeColor="text1"/>
               </w:rPr>
               <w:t>N</w:t>
             </w:r>
@@ -18493,22 +18641,24 @@
         <w:tc>
           <w:tcPr>
             <w:tcW w:w="1485" w:type="dxa"/>
-            <w:shd w:val="clear" w:color="auto" w:fill="FFFF00"/>
-            <w:tcMar>
-              <w:left w:w="105" w:type="dxa"/>
-              <w:right w:w="105" w:type="dxa"/>
-            </w:tcMar>
-          </w:tcPr>
-          <w:p>
-            <w:pPr>
-              <w:spacing w:after="0" w:line="240" w:lineRule="auto"/>
-              <w:rPr>
-                <w:rFonts w:ascii="Times New Roman" w:eastAsia="Times New Roman" w:hAnsi="Times New Roman" w:cs="Times New Roman"/>
-              </w:rPr>
-            </w:pPr>
-            <w:r>
-              <w:rPr>
-                <w:rFonts w:ascii="Times New Roman" w:eastAsia="Times New Roman" w:hAnsi="Times New Roman" w:cs="Times New Roman"/>
+            <w:shd w:val="clear" w:color="auto" w:fill="auto"/>
+            <w:tcMar>
+              <w:left w:w="105" w:type="dxa"/>
+              <w:right w:w="105" w:type="dxa"/>
+            </w:tcMar>
+          </w:tcPr>
+          <w:p>
+            <w:pPr>
+              <w:spacing w:after="0" w:line="240" w:lineRule="auto"/>
+              <w:rPr>
+                <w:rFonts w:ascii="Times New Roman" w:eastAsia="Times New Roman" w:hAnsi="Times New Roman" w:cs="Times New Roman"/>
+                <w:color w:val="000000" w:themeColor="text1"/>
+              </w:rPr>
+            </w:pPr>
+            <w:r>
+              <w:rPr>
+                <w:rFonts w:ascii="Times New Roman" w:eastAsia="Times New Roman" w:hAnsi="Times New Roman" w:cs="Times New Roman"/>
+                <w:color w:val="000000" w:themeColor="text1"/>
               </w:rPr>
               <w:t>Number</w:t>
             </w:r>
@@ -18517,17 +18667,18 @@
         <w:tc>
           <w:tcPr>
             <w:tcW w:w="3645" w:type="dxa"/>
-            <w:shd w:val="clear" w:color="auto" w:fill="FFFF00"/>
-            <w:tcMar>
-              <w:left w:w="105" w:type="dxa"/>
-              <w:right w:w="105" w:type="dxa"/>
-            </w:tcMar>
-          </w:tcPr>
-          <w:p>
-            <w:pPr>
-              <w:spacing w:after="0" w:line="240" w:lineRule="auto"/>
-              <w:rPr>
-                <w:rFonts w:ascii="Times New Roman" w:eastAsia="Times New Roman" w:hAnsi="Times New Roman" w:cs="Times New Roman"/>
+            <w:shd w:val="clear" w:color="auto" w:fill="auto"/>
+            <w:tcMar>
+              <w:left w:w="105" w:type="dxa"/>
+              <w:right w:w="105" w:type="dxa"/>
+            </w:tcMar>
+          </w:tcPr>
+          <w:p>
+            <w:pPr>
+              <w:spacing w:after="0" w:line="240" w:lineRule="auto"/>
+              <w:rPr>
+                <w:rFonts w:ascii="Times New Roman" w:eastAsia="Times New Roman" w:hAnsi="Times New Roman" w:cs="Times New Roman"/>
+                <w:color w:val="000000" w:themeColor="text1"/>
               </w:rPr>
             </w:pPr>
           </w:p>
@@ -18540,21 +18691,24 @@
         <w:tc>
           <w:tcPr>
             <w:tcW w:w="1065" w:type="dxa"/>
-            <w:tcMar>
-              <w:left w:w="105" w:type="dxa"/>
-              <w:right w:w="105" w:type="dxa"/>
-            </w:tcMar>
-          </w:tcPr>
-          <w:p>
-            <w:pPr>
-              <w:spacing w:after="0" w:line="240" w:lineRule="auto"/>
-              <w:rPr>
-                <w:rFonts w:ascii="Times New Roman" w:eastAsia="Times New Roman" w:hAnsi="Times New Roman" w:cs="Times New Roman"/>
-              </w:rPr>
-            </w:pPr>
-            <w:r>
-              <w:rPr>
-                <w:rFonts w:ascii="Times New Roman" w:eastAsia="Times New Roman" w:hAnsi="Times New Roman" w:cs="Times New Roman"/>
+            <w:shd w:val="clear" w:color="auto" w:fill="auto"/>
+            <w:tcMar>
+              <w:left w:w="105" w:type="dxa"/>
+              <w:right w:w="105" w:type="dxa"/>
+            </w:tcMar>
+          </w:tcPr>
+          <w:p>
+            <w:pPr>
+              <w:spacing w:after="0" w:line="240" w:lineRule="auto"/>
+              <w:rPr>
+                <w:rFonts w:ascii="Times New Roman" w:eastAsia="Times New Roman" w:hAnsi="Times New Roman" w:cs="Times New Roman"/>
+                <w:color w:val="000000" w:themeColor="text1"/>
+              </w:rPr>
+            </w:pPr>
+            <w:r>
+              <w:rPr>
+                <w:rFonts w:ascii="Times New Roman" w:eastAsia="Times New Roman" w:hAnsi="Times New Roman" w:cs="Times New Roman"/>
+                <w:color w:val="000000" w:themeColor="text1"/>
               </w:rPr>
               <w:t>2</w:t>
             </w:r>
@@ -18563,6 +18717,7 @@
         <w:tc>
           <w:tcPr>
             <w:tcW w:w="2610" w:type="dxa"/>
+            <w:shd w:val="clear" w:color="auto" w:fill="auto"/>
             <w:tcMar>
               <w:left w:w="105" w:type="dxa"/>
               <w:right w:w="105" w:type="dxa"/>
@@ -18574,11 +18729,13 @@
               <w:ind w:left="270"/>
               <w:rPr>
                 <w:rFonts w:hint="eastAsia"/>
-              </w:rPr>
-            </w:pPr>
-            <w:r>
-              <w:rPr>
-                <w:rFonts w:ascii="Times New Roman" w:eastAsia="Times New Roman" w:hAnsi="Times New Roman" w:cs="Times New Roman"/>
+                <w:color w:val="000000" w:themeColor="text1"/>
+              </w:rPr>
+            </w:pPr>
+            <w:r>
+              <w:rPr>
+                <w:rFonts w:ascii="Times New Roman" w:eastAsia="Times New Roman" w:hAnsi="Times New Roman" w:cs="Times New Roman"/>
+                <w:color w:val="000000" w:themeColor="text1"/>
               </w:rPr>
               <w:t>TotalAmount</w:t>
             </w:r>
@@ -18587,6 +18744,7 @@
         <w:tc>
           <w:tcPr>
             <w:tcW w:w="960" w:type="dxa"/>
+            <w:shd w:val="clear" w:color="auto" w:fill="auto"/>
             <w:tcMar>
               <w:left w:w="105" w:type="dxa"/>
               <w:right w:w="105" w:type="dxa"/>
@@ -18597,11 +18755,13 @@
               <w:spacing w:after="0"/>
               <w:rPr>
                 <w:rFonts w:ascii="Times New Roman" w:eastAsia="Times New Roman" w:hAnsi="Times New Roman" w:cs="Times New Roman"/>
-              </w:rPr>
-            </w:pPr>
-            <w:r>
-              <w:rPr>
-                <w:rFonts w:ascii="Times New Roman" w:eastAsia="Times New Roman" w:hAnsi="Times New Roman" w:cs="Times New Roman"/>
+                <w:color w:val="000000" w:themeColor="text1"/>
+              </w:rPr>
+            </w:pPr>
+            <w:r>
+              <w:rPr>
+                <w:rFonts w:ascii="Times New Roman" w:eastAsia="Times New Roman" w:hAnsi="Times New Roman" w:cs="Times New Roman"/>
+                <w:color w:val="000000" w:themeColor="text1"/>
               </w:rPr>
               <w:t>N</w:t>
             </w:r>
@@ -18610,21 +18770,24 @@
         <w:tc>
           <w:tcPr>
             <w:tcW w:w="1485" w:type="dxa"/>
-            <w:tcMar>
-              <w:left w:w="105" w:type="dxa"/>
-              <w:right w:w="105" w:type="dxa"/>
-            </w:tcMar>
-          </w:tcPr>
-          <w:p>
-            <w:pPr>
-              <w:spacing w:after="0" w:line="240" w:lineRule="auto"/>
-              <w:rPr>
-                <w:rFonts w:ascii="Times New Roman" w:eastAsia="Times New Roman" w:hAnsi="Times New Roman" w:cs="Times New Roman"/>
-              </w:rPr>
-            </w:pPr>
-            <w:r>
-              <w:rPr>
-                <w:rFonts w:ascii="Times New Roman" w:eastAsia="Times New Roman" w:hAnsi="Times New Roman" w:cs="Times New Roman"/>
+            <w:shd w:val="clear" w:color="auto" w:fill="auto"/>
+            <w:tcMar>
+              <w:left w:w="105" w:type="dxa"/>
+              <w:right w:w="105" w:type="dxa"/>
+            </w:tcMar>
+          </w:tcPr>
+          <w:p>
+            <w:pPr>
+              <w:spacing w:after="0" w:line="240" w:lineRule="auto"/>
+              <w:rPr>
+                <w:rFonts w:ascii="Times New Roman" w:eastAsia="Times New Roman" w:hAnsi="Times New Roman" w:cs="Times New Roman"/>
+                <w:color w:val="000000" w:themeColor="text1"/>
+              </w:rPr>
+            </w:pPr>
+            <w:r>
+              <w:rPr>
+                <w:rFonts w:ascii="Times New Roman" w:eastAsia="Times New Roman" w:hAnsi="Times New Roman" w:cs="Times New Roman"/>
+                <w:color w:val="000000" w:themeColor="text1"/>
               </w:rPr>
               <w:t>Number</w:t>
             </w:r>
@@ -18633,16 +18796,18 @@
         <w:tc>
           <w:tcPr>
             <w:tcW w:w="3645" w:type="dxa"/>
-            <w:tcMar>
-              <w:left w:w="105" w:type="dxa"/>
-              <w:right w:w="105" w:type="dxa"/>
-            </w:tcMar>
-          </w:tcPr>
-          <w:p>
-            <w:pPr>
-              <w:spacing w:after="0" w:line="240" w:lineRule="auto"/>
-              <w:rPr>
-                <w:rFonts w:ascii="Times New Roman" w:eastAsia="Times New Roman" w:hAnsi="Times New Roman" w:cs="Times New Roman"/>
+            <w:shd w:val="clear" w:color="auto" w:fill="auto"/>
+            <w:tcMar>
+              <w:left w:w="105" w:type="dxa"/>
+              <w:right w:w="105" w:type="dxa"/>
+            </w:tcMar>
+          </w:tcPr>
+          <w:p>
+            <w:pPr>
+              <w:spacing w:after="0" w:line="240" w:lineRule="auto"/>
+              <w:rPr>
+                <w:rFonts w:ascii="Times New Roman" w:eastAsia="Times New Roman" w:hAnsi="Times New Roman" w:cs="Times New Roman"/>
+                <w:color w:val="000000" w:themeColor="text1"/>
               </w:rPr>
             </w:pPr>
           </w:p>
@@ -18655,21 +18820,24 @@
         <w:tc>
           <w:tcPr>
             <w:tcW w:w="1065" w:type="dxa"/>
-            <w:tcMar>
-              <w:left w:w="105" w:type="dxa"/>
-              <w:right w:w="105" w:type="dxa"/>
-            </w:tcMar>
-          </w:tcPr>
-          <w:p>
-            <w:pPr>
-              <w:spacing w:after="0" w:line="240" w:lineRule="auto"/>
-              <w:rPr>
-                <w:rFonts w:ascii="Times New Roman" w:eastAsia="Times New Roman" w:hAnsi="Times New Roman" w:cs="Times New Roman"/>
-              </w:rPr>
-            </w:pPr>
-            <w:r>
-              <w:rPr>
-                <w:rFonts w:ascii="Times New Roman" w:eastAsia="Times New Roman" w:hAnsi="Times New Roman" w:cs="Times New Roman"/>
+            <w:shd w:val="clear" w:color="auto" w:fill="auto"/>
+            <w:tcMar>
+              <w:left w:w="105" w:type="dxa"/>
+              <w:right w:w="105" w:type="dxa"/>
+            </w:tcMar>
+          </w:tcPr>
+          <w:p>
+            <w:pPr>
+              <w:spacing w:after="0" w:line="240" w:lineRule="auto"/>
+              <w:rPr>
+                <w:rFonts w:ascii="Times New Roman" w:eastAsia="Times New Roman" w:hAnsi="Times New Roman" w:cs="Times New Roman"/>
+                <w:color w:val="000000" w:themeColor="text1"/>
+              </w:rPr>
+            </w:pPr>
+            <w:r>
+              <w:rPr>
+                <w:rFonts w:ascii="Times New Roman" w:eastAsia="Times New Roman" w:hAnsi="Times New Roman" w:cs="Times New Roman"/>
+                <w:color w:val="000000" w:themeColor="text1"/>
               </w:rPr>
               <w:t>2</w:t>
             </w:r>
@@ -18678,6 +18846,7 @@
         <w:tc>
           <w:tcPr>
             <w:tcW w:w="2610" w:type="dxa"/>
+            <w:shd w:val="clear" w:color="auto" w:fill="auto"/>
             <w:tcMar>
               <w:left w:w="105" w:type="dxa"/>
               <w:right w:w="105" w:type="dxa"/>
@@ -18689,11 +18858,13 @@
               <w:ind w:left="270"/>
               <w:rPr>
                 <w:rFonts w:hint="eastAsia"/>
-              </w:rPr>
-            </w:pPr>
-            <w:r>
-              <w:rPr>
-                <w:rFonts w:ascii="Times New Roman" w:eastAsia="Times New Roman" w:hAnsi="Times New Roman" w:cs="Times New Roman"/>
+                <w:color w:val="000000" w:themeColor="text1"/>
+              </w:rPr>
+            </w:pPr>
+            <w:r>
+              <w:rPr>
+                <w:rFonts w:ascii="Times New Roman" w:eastAsia="Times New Roman" w:hAnsi="Times New Roman" w:cs="Times New Roman"/>
+                <w:color w:val="000000" w:themeColor="text1"/>
               </w:rPr>
               <w:t>SignedDate</w:t>
             </w:r>
@@ -18702,6 +18873,7 @@
         <w:tc>
           <w:tcPr>
             <w:tcW w:w="960" w:type="dxa"/>
+            <w:shd w:val="clear" w:color="auto" w:fill="auto"/>
             <w:tcMar>
               <w:left w:w="105" w:type="dxa"/>
               <w:right w:w="105" w:type="dxa"/>
@@ -18712,11 +18884,13 @@
               <w:spacing w:after="0"/>
               <w:rPr>
                 <w:rFonts w:ascii="Times New Roman" w:eastAsia="Times New Roman" w:hAnsi="Times New Roman" w:cs="Times New Roman"/>
-              </w:rPr>
-            </w:pPr>
-            <w:r>
-              <w:rPr>
-                <w:rFonts w:ascii="Times New Roman" w:eastAsia="Times New Roman" w:hAnsi="Times New Roman" w:cs="Times New Roman"/>
+                <w:color w:val="000000" w:themeColor="text1"/>
+              </w:rPr>
+            </w:pPr>
+            <w:r>
+              <w:rPr>
+                <w:rFonts w:ascii="Times New Roman" w:eastAsia="Times New Roman" w:hAnsi="Times New Roman" w:cs="Times New Roman"/>
+                <w:color w:val="000000" w:themeColor="text1"/>
               </w:rPr>
               <w:t>N</w:t>
             </w:r>
@@ -18725,6 +18899,7 @@
         <w:tc>
           <w:tcPr>
             <w:tcW w:w="1485" w:type="dxa"/>
+            <w:shd w:val="clear" w:color="auto" w:fill="auto"/>
             <w:tcMar>
               <w:left w:w="105" w:type="dxa"/>
               <w:right w:w="105" w:type="dxa"/>
@@ -18735,11 +18910,13 @@
               <w:spacing w:after="0" w:line="240" w:lineRule="auto"/>
               <w:rPr>
                 <w:rFonts w:hint="eastAsia"/>
-              </w:rPr>
-            </w:pPr>
-            <w:r>
-              <w:rPr>
-                <w:rFonts w:ascii="Times New Roman" w:eastAsia="Times New Roman" w:hAnsi="Times New Roman" w:cs="Times New Roman"/>
+                <w:color w:val="000000" w:themeColor="text1"/>
+              </w:rPr>
+            </w:pPr>
+            <w:r>
+              <w:rPr>
+                <w:rFonts w:ascii="Times New Roman" w:eastAsia="Times New Roman" w:hAnsi="Times New Roman" w:cs="Times New Roman"/>
+                <w:color w:val="000000" w:themeColor="text1"/>
               </w:rPr>
               <w:t>String</w:t>
             </w:r>
@@ -18748,21 +18925,24 @@
         <w:tc>
           <w:tcPr>
             <w:tcW w:w="3645" w:type="dxa"/>
-            <w:tcMar>
-              <w:left w:w="105" w:type="dxa"/>
-              <w:right w:w="105" w:type="dxa"/>
-            </w:tcMar>
-          </w:tcPr>
-          <w:p>
-            <w:pPr>
-              <w:spacing w:after="0" w:line="240" w:lineRule="auto"/>
-              <w:rPr>
-                <w:rFonts w:ascii="Times New Roman" w:eastAsia="Times New Roman" w:hAnsi="Times New Roman" w:cs="Times New Roman"/>
-              </w:rPr>
-            </w:pPr>
-            <w:r>
-              <w:rPr>
-                <w:rFonts w:ascii="Times New Roman" w:eastAsia="Times New Roman" w:hAnsi="Times New Roman" w:cs="Times New Roman"/>
+            <w:shd w:val="clear" w:color="auto" w:fill="auto"/>
+            <w:tcMar>
+              <w:left w:w="105" w:type="dxa"/>
+              <w:right w:w="105" w:type="dxa"/>
+            </w:tcMar>
+          </w:tcPr>
+          <w:p>
+            <w:pPr>
+              <w:spacing w:after="0" w:line="240" w:lineRule="auto"/>
+              <w:rPr>
+                <w:rFonts w:ascii="Times New Roman" w:eastAsia="Times New Roman" w:hAnsi="Times New Roman" w:cs="Times New Roman"/>
+                <w:color w:val="000000" w:themeColor="text1"/>
+              </w:rPr>
+            </w:pPr>
+            <w:r>
+              <w:rPr>
+                <w:rFonts w:ascii="Times New Roman" w:eastAsia="Times New Roman" w:hAnsi="Times New Roman" w:cs="Times New Roman"/>
+                <w:color w:val="000000" w:themeColor="text1"/>
               </w:rPr>
               <w:t>YYYY-MM-DD</w:t>
             </w:r>
@@ -18776,22 +18956,24 @@
         <w:tc>
           <w:tcPr>
             <w:tcW w:w="1065" w:type="dxa"/>
-            <w:shd w:val="clear" w:color="auto" w:fill="FFFF00"/>
-            <w:tcMar>
-              <w:left w:w="105" w:type="dxa"/>
-              <w:right w:w="105" w:type="dxa"/>
-            </w:tcMar>
-          </w:tcPr>
-          <w:p>
-            <w:pPr>
-              <w:spacing w:after="0" w:line="240" w:lineRule="auto"/>
-              <w:rPr>
-                <w:rFonts w:ascii="Times New Roman" w:eastAsia="Times New Roman" w:hAnsi="Times New Roman" w:cs="Times New Roman"/>
-              </w:rPr>
-            </w:pPr>
-            <w:r>
-              <w:rPr>
-                <w:rFonts w:ascii="Times New Roman" w:eastAsia="Times New Roman" w:hAnsi="Times New Roman" w:cs="Times New Roman"/>
+            <w:shd w:val="clear" w:color="auto" w:fill="auto"/>
+            <w:tcMar>
+              <w:left w:w="105" w:type="dxa"/>
+              <w:right w:w="105" w:type="dxa"/>
+            </w:tcMar>
+          </w:tcPr>
+          <w:p>
+            <w:pPr>
+              <w:spacing w:after="0" w:line="240" w:lineRule="auto"/>
+              <w:rPr>
+                <w:rFonts w:ascii="Times New Roman" w:eastAsia="Times New Roman" w:hAnsi="Times New Roman" w:cs="Times New Roman"/>
+                <w:color w:val="000000" w:themeColor="text1"/>
+              </w:rPr>
+            </w:pPr>
+            <w:r>
+              <w:rPr>
+                <w:rFonts w:ascii="Times New Roman" w:eastAsia="Times New Roman" w:hAnsi="Times New Roman" w:cs="Times New Roman"/>
+                <w:color w:val="000000" w:themeColor="text1"/>
               </w:rPr>
               <w:t>2</w:t>
             </w:r>
@@ -18800,7 +18982,7 @@
         <w:tc>
           <w:tcPr>
             <w:tcW w:w="2610" w:type="dxa"/>
-            <w:shd w:val="clear" w:color="auto" w:fill="FFFF00"/>
+            <w:shd w:val="clear" w:color="auto" w:fill="auto"/>
             <w:tcMar>
               <w:left w:w="105" w:type="dxa"/>
               <w:right w:w="105" w:type="dxa"/>
@@ -18812,11 +18994,13 @@
               <w:ind w:left="270"/>
               <w:rPr>
                 <w:rFonts w:hint="eastAsia"/>
-              </w:rPr>
-            </w:pPr>
-            <w:r>
-              <w:rPr>
-                <w:rFonts w:ascii="Times New Roman" w:eastAsia="Times New Roman" w:hAnsi="Times New Roman" w:cs="Times New Roman"/>
+                <w:color w:val="000000" w:themeColor="text1"/>
+              </w:rPr>
+            </w:pPr>
+            <w:r>
+              <w:rPr>
+                <w:rFonts w:ascii="Times New Roman" w:eastAsia="Times New Roman" w:hAnsi="Times New Roman" w:cs="Times New Roman"/>
+                <w:color w:val="000000" w:themeColor="text1"/>
               </w:rPr>
               <w:t>InvoiceStatusID</w:t>
             </w:r>
@@ -18825,7 +19009,7 @@
         <w:tc>
           <w:tcPr>
             <w:tcW w:w="960" w:type="dxa"/>
-            <w:shd w:val="clear" w:color="auto" w:fill="FFFF00"/>
+            <w:shd w:val="clear" w:color="auto" w:fill="auto"/>
             <w:tcMar>
               <w:left w:w="105" w:type="dxa"/>
               <w:right w:w="105" w:type="dxa"/>
@@ -18836,11 +19020,13 @@
               <w:spacing w:after="0"/>
               <w:rPr>
                 <w:rFonts w:ascii="Times New Roman" w:eastAsia="Times New Roman" w:hAnsi="Times New Roman" w:cs="Times New Roman"/>
-              </w:rPr>
-            </w:pPr>
-            <w:r>
-              <w:rPr>
-                <w:rFonts w:ascii="Times New Roman" w:eastAsia="Times New Roman" w:hAnsi="Times New Roman" w:cs="Times New Roman"/>
+                <w:color w:val="000000" w:themeColor="text1"/>
+              </w:rPr>
+            </w:pPr>
+            <w:r>
+              <w:rPr>
+                <w:rFonts w:ascii="Times New Roman" w:eastAsia="Times New Roman" w:hAnsi="Times New Roman" w:cs="Times New Roman"/>
+                <w:color w:val="000000" w:themeColor="text1"/>
               </w:rPr>
               <w:t>N</w:t>
             </w:r>
@@ -18850,31 +19036,32 @@
               <w:spacing w:after="0"/>
               <w:rPr>
                 <w:rFonts w:ascii="Times New Roman" w:eastAsia="Times New Roman" w:hAnsi="Times New Roman" w:cs="Times New Roman"/>
-              </w:rPr>
-            </w:pPr>
-            <w:bookmarkStart w:id="30" w:name="_GoBack"/>
-            <w:bookmarkEnd w:id="30"/>
+                <w:color w:val="000000" w:themeColor="text1"/>
+              </w:rPr>
+            </w:pPr>
           </w:p>
         </w:tc>
         <w:tc>
           <w:tcPr>
             <w:tcW w:w="1485" w:type="dxa"/>
-            <w:shd w:val="clear" w:color="auto" w:fill="FFFF00"/>
-            <w:tcMar>
-              <w:left w:w="105" w:type="dxa"/>
-              <w:right w:w="105" w:type="dxa"/>
-            </w:tcMar>
-          </w:tcPr>
-          <w:p>
-            <w:pPr>
-              <w:spacing w:after="0" w:line="240" w:lineRule="auto"/>
-              <w:rPr>
-                <w:rFonts w:ascii="Times New Roman" w:eastAsia="Times New Roman" w:hAnsi="Times New Roman" w:cs="Times New Roman"/>
-              </w:rPr>
-            </w:pPr>
-            <w:r>
-              <w:rPr>
-                <w:rFonts w:ascii="Times New Roman" w:eastAsia="Times New Roman" w:hAnsi="Times New Roman" w:cs="Times New Roman"/>
+            <w:shd w:val="clear" w:color="auto" w:fill="auto"/>
+            <w:tcMar>
+              <w:left w:w="105" w:type="dxa"/>
+              <w:right w:w="105" w:type="dxa"/>
+            </w:tcMar>
+          </w:tcPr>
+          <w:p>
+            <w:pPr>
+              <w:spacing w:after="0" w:line="240" w:lineRule="auto"/>
+              <w:rPr>
+                <w:rFonts w:ascii="Times New Roman" w:eastAsia="Times New Roman" w:hAnsi="Times New Roman" w:cs="Times New Roman"/>
+                <w:color w:val="000000" w:themeColor="text1"/>
+              </w:rPr>
+            </w:pPr>
+            <w:r>
+              <w:rPr>
+                <w:rFonts w:ascii="Times New Roman" w:eastAsia="Times New Roman" w:hAnsi="Times New Roman" w:cs="Times New Roman"/>
+                <w:color w:val="000000" w:themeColor="text1"/>
               </w:rPr>
               <w:t>Number</w:t>
             </w:r>
@@ -18883,7 +19070,7 @@
         <w:tc>
           <w:tcPr>
             <w:tcW w:w="3645" w:type="dxa"/>
-            <w:shd w:val="clear" w:color="auto" w:fill="FFFF00"/>
+            <w:shd w:val="clear" w:color="auto" w:fill="auto"/>
             <w:tcMar>
               <w:left w:w="105" w:type="dxa"/>
               <w:right w:w="105" w:type="dxa"/>
@@ -18896,6 +19083,7 @@
                 <w:rFonts w:ascii="Times New Roman" w:eastAsia="Times New Roman" w:hAnsi="Times New Roman" w:cs="Times New Roman"/>
                 <w:i/>
                 <w:iCs/>
+                <w:color w:val="000000" w:themeColor="text1"/>
               </w:rPr>
             </w:pPr>
             <w:r>
@@ -18903,6 +19091,7 @@
                 <w:rFonts w:ascii="Times New Roman" w:eastAsia="Times New Roman" w:hAnsi="Times New Roman" w:cs="Times New Roman"/>
                 <w:i/>
                 <w:iCs/>
+                <w:color w:val="000000" w:themeColor="text1"/>
               </w:rPr>
               <w:t>Xem bảng InvoiceStatusID</w:t>
             </w:r>
@@ -18916,22 +19105,24 @@
         <w:tc>
           <w:tcPr>
             <w:tcW w:w="1065" w:type="dxa"/>
-            <w:shd w:val="clear" w:color="auto" w:fill="FFFF00"/>
-            <w:tcMar>
-              <w:left w:w="105" w:type="dxa"/>
-              <w:right w:w="105" w:type="dxa"/>
-            </w:tcMar>
-          </w:tcPr>
-          <w:p>
-            <w:pPr>
-              <w:spacing w:after="0" w:line="240" w:lineRule="auto"/>
-              <w:rPr>
-                <w:rFonts w:ascii="Times New Roman" w:eastAsia="Times New Roman" w:hAnsi="Times New Roman" w:cs="Times New Roman"/>
-              </w:rPr>
-            </w:pPr>
-            <w:r>
-              <w:rPr>
-                <w:rFonts w:ascii="Times New Roman" w:eastAsia="Times New Roman" w:hAnsi="Times New Roman" w:cs="Times New Roman"/>
+            <w:shd w:val="clear" w:color="auto" w:fill="auto"/>
+            <w:tcMar>
+              <w:left w:w="105" w:type="dxa"/>
+              <w:right w:w="105" w:type="dxa"/>
+            </w:tcMar>
+          </w:tcPr>
+          <w:p>
+            <w:pPr>
+              <w:spacing w:after="0" w:line="240" w:lineRule="auto"/>
+              <w:rPr>
+                <w:rFonts w:ascii="Times New Roman" w:eastAsia="Times New Roman" w:hAnsi="Times New Roman" w:cs="Times New Roman"/>
+                <w:color w:val="000000" w:themeColor="text1"/>
+              </w:rPr>
+            </w:pPr>
+            <w:r>
+              <w:rPr>
+                <w:rFonts w:ascii="Times New Roman" w:eastAsia="Times New Roman" w:hAnsi="Times New Roman" w:cs="Times New Roman"/>
+                <w:color w:val="000000" w:themeColor="text1"/>
               </w:rPr>
               <w:t>2</w:t>
             </w:r>
@@ -18940,7 +19131,7 @@
         <w:tc>
           <w:tcPr>
             <w:tcW w:w="2610" w:type="dxa"/>
-            <w:shd w:val="clear" w:color="auto" w:fill="FFFF00"/>
+            <w:shd w:val="clear" w:color="auto" w:fill="auto"/>
             <w:tcMar>
               <w:left w:w="105" w:type="dxa"/>
               <w:right w:w="105" w:type="dxa"/>
@@ -18952,11 +19143,13 @@
               <w:ind w:left="270"/>
               <w:rPr>
                 <w:rFonts w:ascii="Times New Roman" w:eastAsia="Times New Roman" w:hAnsi="Times New Roman" w:cs="Times New Roman"/>
-              </w:rPr>
-            </w:pPr>
-            <w:r>
-              <w:rPr>
-                <w:rFonts w:ascii="Times New Roman" w:eastAsia="Times New Roman" w:hAnsi="Times New Roman" w:cs="Times New Roman"/>
+                <w:color w:val="000000" w:themeColor="text1"/>
+              </w:rPr>
+            </w:pPr>
+            <w:r>
+              <w:rPr>
+                <w:rFonts w:ascii="Times New Roman" w:eastAsia="Times New Roman" w:hAnsi="Times New Roman" w:cs="Times New Roman"/>
+                <w:color w:val="000000" w:themeColor="text1"/>
               </w:rPr>
               <w:t>Notes</w:t>
             </w:r>
@@ -18965,7 +19158,7 @@
         <w:tc>
           <w:tcPr>
             <w:tcW w:w="960" w:type="dxa"/>
-            <w:shd w:val="clear" w:color="auto" w:fill="FFFF00"/>
+            <w:shd w:val="clear" w:color="auto" w:fill="auto"/>
             <w:tcMar>
               <w:left w:w="105" w:type="dxa"/>
               <w:right w:w="105" w:type="dxa"/>
@@ -18976,11 +19169,13 @@
               <w:spacing w:after="0"/>
               <w:rPr>
                 <w:rFonts w:ascii="Times New Roman" w:eastAsia="Times New Roman" w:hAnsi="Times New Roman" w:cs="Times New Roman"/>
-              </w:rPr>
-            </w:pPr>
-            <w:r>
-              <w:rPr>
-                <w:rFonts w:ascii="Times New Roman" w:eastAsia="Times New Roman" w:hAnsi="Times New Roman" w:cs="Times New Roman"/>
+                <w:color w:val="000000" w:themeColor="text1"/>
+              </w:rPr>
+            </w:pPr>
+            <w:r>
+              <w:rPr>
+                <w:rFonts w:ascii="Times New Roman" w:eastAsia="Times New Roman" w:hAnsi="Times New Roman" w:cs="Times New Roman"/>
+                <w:color w:val="000000" w:themeColor="text1"/>
               </w:rPr>
               <w:t>N</w:t>
             </w:r>
@@ -18989,22 +19184,24 @@
         <w:tc>
           <w:tcPr>
             <w:tcW w:w="1485" w:type="dxa"/>
-            <w:shd w:val="clear" w:color="auto" w:fill="FFFF00"/>
-            <w:tcMar>
-              <w:left w:w="105" w:type="dxa"/>
-              <w:right w:w="105" w:type="dxa"/>
-            </w:tcMar>
-          </w:tcPr>
-          <w:p>
-            <w:pPr>
-              <w:spacing w:after="0" w:line="240" w:lineRule="auto"/>
-              <w:rPr>
-                <w:rFonts w:ascii="Times New Roman" w:eastAsia="Times New Roman" w:hAnsi="Times New Roman" w:cs="Times New Roman"/>
-              </w:rPr>
-            </w:pPr>
-            <w:r>
-              <w:rPr>
-                <w:rFonts w:ascii="Times New Roman" w:eastAsia="Times New Roman" w:hAnsi="Times New Roman" w:cs="Times New Roman"/>
+            <w:shd w:val="clear" w:color="auto" w:fill="auto"/>
+            <w:tcMar>
+              <w:left w:w="105" w:type="dxa"/>
+              <w:right w:w="105" w:type="dxa"/>
+            </w:tcMar>
+          </w:tcPr>
+          <w:p>
+            <w:pPr>
+              <w:spacing w:after="0" w:line="240" w:lineRule="auto"/>
+              <w:rPr>
+                <w:rFonts w:ascii="Times New Roman" w:eastAsia="Times New Roman" w:hAnsi="Times New Roman" w:cs="Times New Roman"/>
+                <w:color w:val="000000" w:themeColor="text1"/>
+              </w:rPr>
+            </w:pPr>
+            <w:r>
+              <w:rPr>
+                <w:rFonts w:ascii="Times New Roman" w:eastAsia="Times New Roman" w:hAnsi="Times New Roman" w:cs="Times New Roman"/>
+                <w:color w:val="000000" w:themeColor="text1"/>
               </w:rPr>
               <w:t>String</w:t>
             </w:r>
@@ -19013,17 +19210,18 @@
         <w:tc>
           <w:tcPr>
             <w:tcW w:w="3645" w:type="dxa"/>
-            <w:shd w:val="clear" w:color="auto" w:fill="FFFF00"/>
-            <w:tcMar>
-              <w:left w:w="105" w:type="dxa"/>
-              <w:right w:w="105" w:type="dxa"/>
-            </w:tcMar>
-          </w:tcPr>
-          <w:p>
-            <w:pPr>
-              <w:spacing w:after="0" w:line="240" w:lineRule="auto"/>
-              <w:rPr>
-                <w:rFonts w:ascii="Times New Roman" w:eastAsia="Times New Roman" w:hAnsi="Times New Roman" w:cs="Times New Roman"/>
+            <w:shd w:val="clear" w:color="auto" w:fill="auto"/>
+            <w:tcMar>
+              <w:left w:w="105" w:type="dxa"/>
+              <w:right w:w="105" w:type="dxa"/>
+            </w:tcMar>
+          </w:tcPr>
+          <w:p>
+            <w:pPr>
+              <w:spacing w:after="0" w:line="240" w:lineRule="auto"/>
+              <w:rPr>
+                <w:rFonts w:ascii="Times New Roman" w:eastAsia="Times New Roman" w:hAnsi="Times New Roman" w:cs="Times New Roman"/>
+                <w:color w:val="000000" w:themeColor="text1"/>
               </w:rPr>
             </w:pPr>
           </w:p>
@@ -19036,21 +19234,24 @@
         <w:tc>
           <w:tcPr>
             <w:tcW w:w="1065" w:type="dxa"/>
-            <w:tcMar>
-              <w:left w:w="105" w:type="dxa"/>
-              <w:right w:w="105" w:type="dxa"/>
-            </w:tcMar>
-          </w:tcPr>
-          <w:p>
-            <w:pPr>
-              <w:spacing w:after="0" w:line="240" w:lineRule="auto"/>
-              <w:rPr>
-                <w:rFonts w:ascii="Times New Roman" w:eastAsia="Times New Roman" w:hAnsi="Times New Roman" w:cs="Times New Roman"/>
-              </w:rPr>
-            </w:pPr>
-            <w:r>
-              <w:rPr>
-                <w:rFonts w:ascii="Times New Roman" w:eastAsia="Times New Roman" w:hAnsi="Times New Roman" w:cs="Times New Roman"/>
+            <w:shd w:val="clear" w:color="auto" w:fill="auto"/>
+            <w:tcMar>
+              <w:left w:w="105" w:type="dxa"/>
+              <w:right w:w="105" w:type="dxa"/>
+            </w:tcMar>
+          </w:tcPr>
+          <w:p>
+            <w:pPr>
+              <w:spacing w:after="0" w:line="240" w:lineRule="auto"/>
+              <w:rPr>
+                <w:rFonts w:ascii="Times New Roman" w:eastAsia="Times New Roman" w:hAnsi="Times New Roman" w:cs="Times New Roman"/>
+                <w:color w:val="000000" w:themeColor="text1"/>
+              </w:rPr>
+            </w:pPr>
+            <w:r>
+              <w:rPr>
+                <w:rFonts w:ascii="Times New Roman" w:eastAsia="Times New Roman" w:hAnsi="Times New Roman" w:cs="Times New Roman"/>
+                <w:color w:val="000000" w:themeColor="text1"/>
               </w:rPr>
               <w:t>2</w:t>
             </w:r>
@@ -19059,6 +19260,7 @@
         <w:tc>
           <w:tcPr>
             <w:tcW w:w="2610" w:type="dxa"/>
+            <w:shd w:val="clear" w:color="auto" w:fill="auto"/>
             <w:tcMar>
               <w:left w:w="105" w:type="dxa"/>
               <w:right w:w="105" w:type="dxa"/>
@@ -19072,6 +19274,7 @@
                 <w:rFonts w:ascii="Times New Roman" w:eastAsia="Times New Roman" w:hAnsi="Times New Roman" w:cs="Times New Roman"/>
                 <w:b/>
                 <w:bCs/>
+                <w:color w:val="000000" w:themeColor="text1"/>
               </w:rPr>
             </w:pPr>
             <w:r>
@@ -19079,6 +19282,7 @@
                 <w:rFonts w:ascii="Times New Roman" w:eastAsia="Times New Roman" w:hAnsi="Times New Roman" w:cs="Times New Roman"/>
                 <w:b/>
                 <w:bCs/>
+                <w:color w:val="000000" w:themeColor="text1"/>
               </w:rPr>
               <w:t>Details</w:t>
             </w:r>
@@ -19087,21 +19291,24 @@
         <w:tc>
           <w:tcPr>
             <w:tcW w:w="960" w:type="dxa"/>
-            <w:tcMar>
-              <w:left w:w="105" w:type="dxa"/>
-              <w:right w:w="105" w:type="dxa"/>
-            </w:tcMar>
-          </w:tcPr>
-          <w:p>
-            <w:pPr>
-              <w:spacing w:after="0" w:line="240" w:lineRule="auto"/>
-              <w:rPr>
-                <w:rFonts w:ascii="Times New Roman" w:eastAsia="Times New Roman" w:hAnsi="Times New Roman" w:cs="Times New Roman"/>
-              </w:rPr>
-            </w:pPr>
-            <w:r>
-              <w:rPr>
-                <w:rFonts w:ascii="Times New Roman" w:eastAsia="Times New Roman" w:hAnsi="Times New Roman" w:cs="Times New Roman"/>
+            <w:shd w:val="clear" w:color="auto" w:fill="auto"/>
+            <w:tcMar>
+              <w:left w:w="105" w:type="dxa"/>
+              <w:right w:w="105" w:type="dxa"/>
+            </w:tcMar>
+          </w:tcPr>
+          <w:p>
+            <w:pPr>
+              <w:spacing w:after="0" w:line="240" w:lineRule="auto"/>
+              <w:rPr>
+                <w:rFonts w:ascii="Times New Roman" w:eastAsia="Times New Roman" w:hAnsi="Times New Roman" w:cs="Times New Roman"/>
+                <w:color w:val="000000" w:themeColor="text1"/>
+              </w:rPr>
+            </w:pPr>
+            <w:r>
+              <w:rPr>
+                <w:rFonts w:ascii="Times New Roman" w:eastAsia="Times New Roman" w:hAnsi="Times New Roman" w:cs="Times New Roman"/>
+                <w:color w:val="000000" w:themeColor="text1"/>
               </w:rPr>
               <w:t>Y</w:t>
             </w:r>
@@ -19110,21 +19317,24 @@
         <w:tc>
           <w:tcPr>
             <w:tcW w:w="1485" w:type="dxa"/>
-            <w:tcMar>
-              <w:left w:w="105" w:type="dxa"/>
-              <w:right w:w="105" w:type="dxa"/>
-            </w:tcMar>
-          </w:tcPr>
-          <w:p>
-            <w:pPr>
-              <w:spacing w:after="0" w:line="240" w:lineRule="auto"/>
-              <w:rPr>
-                <w:rFonts w:ascii="Times New Roman" w:eastAsia="Times New Roman" w:hAnsi="Times New Roman" w:cs="Times New Roman"/>
-              </w:rPr>
-            </w:pPr>
-            <w:r>
-              <w:rPr>
-                <w:rFonts w:ascii="Times New Roman" w:eastAsia="Times New Roman" w:hAnsi="Times New Roman" w:cs="Times New Roman"/>
+            <w:shd w:val="clear" w:color="auto" w:fill="auto"/>
+            <w:tcMar>
+              <w:left w:w="105" w:type="dxa"/>
+              <w:right w:w="105" w:type="dxa"/>
+            </w:tcMar>
+          </w:tcPr>
+          <w:p>
+            <w:pPr>
+              <w:spacing w:after="0" w:line="240" w:lineRule="auto"/>
+              <w:rPr>
+                <w:rFonts w:ascii="Times New Roman" w:eastAsia="Times New Roman" w:hAnsi="Times New Roman" w:cs="Times New Roman"/>
+                <w:color w:val="000000" w:themeColor="text1"/>
+              </w:rPr>
+            </w:pPr>
+            <w:r>
+              <w:rPr>
+                <w:rFonts w:ascii="Times New Roman" w:eastAsia="Times New Roman" w:hAnsi="Times New Roman" w:cs="Times New Roman"/>
+                <w:color w:val="000000" w:themeColor="text1"/>
               </w:rPr>
               <w:t>JSONArray</w:t>
             </w:r>
@@ -19133,16 +19343,18 @@
         <w:tc>
           <w:tcPr>
             <w:tcW w:w="3645" w:type="dxa"/>
-            <w:tcMar>
-              <w:left w:w="105" w:type="dxa"/>
-              <w:right w:w="105" w:type="dxa"/>
-            </w:tcMar>
-          </w:tcPr>
-          <w:p>
-            <w:pPr>
-              <w:spacing w:after="0" w:line="240" w:lineRule="auto"/>
-              <w:rPr>
-                <w:rFonts w:ascii="Times New Roman" w:eastAsia="Times New Roman" w:hAnsi="Times New Roman" w:cs="Times New Roman"/>
+            <w:shd w:val="clear" w:color="auto" w:fill="auto"/>
+            <w:tcMar>
+              <w:left w:w="105" w:type="dxa"/>
+              <w:right w:w="105" w:type="dxa"/>
+            </w:tcMar>
+          </w:tcPr>
+          <w:p>
+            <w:pPr>
+              <w:spacing w:after="0" w:line="240" w:lineRule="auto"/>
+              <w:rPr>
+                <w:rFonts w:ascii="Times New Roman" w:eastAsia="Times New Roman" w:hAnsi="Times New Roman" w:cs="Times New Roman"/>
+                <w:color w:val="000000" w:themeColor="text1"/>
               </w:rPr>
             </w:pPr>
           </w:p>
@@ -19155,21 +19367,24 @@
         <w:tc>
           <w:tcPr>
             <w:tcW w:w="1065" w:type="dxa"/>
-            <w:tcMar>
-              <w:left w:w="105" w:type="dxa"/>
-              <w:right w:w="105" w:type="dxa"/>
-            </w:tcMar>
-          </w:tcPr>
-          <w:p>
-            <w:pPr>
-              <w:spacing w:after="0" w:line="240" w:lineRule="auto"/>
-              <w:rPr>
-                <w:rFonts w:ascii="Times New Roman" w:eastAsia="Times New Roman" w:hAnsi="Times New Roman" w:cs="Times New Roman"/>
-              </w:rPr>
-            </w:pPr>
-            <w:r>
-              <w:rPr>
-                <w:rFonts w:ascii="Times New Roman" w:eastAsia="Times New Roman" w:hAnsi="Times New Roman" w:cs="Times New Roman"/>
+            <w:shd w:val="clear" w:color="auto" w:fill="auto"/>
+            <w:tcMar>
+              <w:left w:w="105" w:type="dxa"/>
+              <w:right w:w="105" w:type="dxa"/>
+            </w:tcMar>
+          </w:tcPr>
+          <w:p>
+            <w:pPr>
+              <w:spacing w:after="0" w:line="240" w:lineRule="auto"/>
+              <w:rPr>
+                <w:rFonts w:ascii="Times New Roman" w:eastAsia="Times New Roman" w:hAnsi="Times New Roman" w:cs="Times New Roman"/>
+                <w:color w:val="000000" w:themeColor="text1"/>
+              </w:rPr>
+            </w:pPr>
+            <w:r>
+              <w:rPr>
+                <w:rFonts w:ascii="Times New Roman" w:eastAsia="Times New Roman" w:hAnsi="Times New Roman" w:cs="Times New Roman"/>
+                <w:color w:val="000000" w:themeColor="text1"/>
               </w:rPr>
               <w:t>3</w:t>
             </w:r>
@@ -19178,6 +19393,7 @@
         <w:tc>
           <w:tcPr>
             <w:tcW w:w="2610" w:type="dxa"/>
+            <w:shd w:val="clear" w:color="auto" w:fill="auto"/>
             <w:tcMar>
               <w:left w:w="105" w:type="dxa"/>
               <w:right w:w="105" w:type="dxa"/>
@@ -19189,11 +19405,13 @@
               <w:ind w:left="540"/>
               <w:rPr>
                 <w:rFonts w:ascii="Times New Roman" w:eastAsia="Times New Roman" w:hAnsi="Times New Roman" w:cs="Times New Roman"/>
-              </w:rPr>
-            </w:pPr>
-            <w:r>
-              <w:rPr>
-                <w:rFonts w:ascii="Times New Roman" w:eastAsia="Times New Roman" w:hAnsi="Times New Roman" w:cs="Times New Roman"/>
+                <w:color w:val="000000" w:themeColor="text1"/>
+              </w:rPr>
+            </w:pPr>
+            <w:r>
+              <w:rPr>
+                <w:rFonts w:ascii="Times New Roman" w:eastAsia="Times New Roman" w:hAnsi="Times New Roman" w:cs="Times New Roman"/>
+                <w:color w:val="000000" w:themeColor="text1"/>
               </w:rPr>
               <w:t>ItemTypeID</w:t>
             </w:r>
@@ -19202,21 +19420,24 @@
         <w:tc>
           <w:tcPr>
             <w:tcW w:w="960" w:type="dxa"/>
-            <w:tcMar>
-              <w:left w:w="105" w:type="dxa"/>
-              <w:right w:w="105" w:type="dxa"/>
-            </w:tcMar>
-          </w:tcPr>
-          <w:p>
-            <w:pPr>
-              <w:spacing w:after="0" w:line="240" w:lineRule="auto"/>
-              <w:rPr>
-                <w:rFonts w:ascii="Times New Roman" w:eastAsia="Times New Roman" w:hAnsi="Times New Roman" w:cs="Times New Roman"/>
-              </w:rPr>
-            </w:pPr>
-            <w:r>
-              <w:rPr>
-                <w:rFonts w:ascii="Times New Roman" w:eastAsia="Times New Roman" w:hAnsi="Times New Roman" w:cs="Times New Roman"/>
+            <w:shd w:val="clear" w:color="auto" w:fill="auto"/>
+            <w:tcMar>
+              <w:left w:w="105" w:type="dxa"/>
+              <w:right w:w="105" w:type="dxa"/>
+            </w:tcMar>
+          </w:tcPr>
+          <w:p>
+            <w:pPr>
+              <w:spacing w:after="0" w:line="240" w:lineRule="auto"/>
+              <w:rPr>
+                <w:rFonts w:ascii="Times New Roman" w:eastAsia="Times New Roman" w:hAnsi="Times New Roman" w:cs="Times New Roman"/>
+                <w:color w:val="000000" w:themeColor="text1"/>
+              </w:rPr>
+            </w:pPr>
+            <w:r>
+              <w:rPr>
+                <w:rFonts w:ascii="Times New Roman" w:eastAsia="Times New Roman" w:hAnsi="Times New Roman" w:cs="Times New Roman"/>
+                <w:color w:val="000000" w:themeColor="text1"/>
               </w:rPr>
               <w:t>N</w:t>
             </w:r>
@@ -19225,21 +19446,24 @@
         <w:tc>
           <w:tcPr>
             <w:tcW w:w="1485" w:type="dxa"/>
-            <w:tcMar>
-              <w:left w:w="105" w:type="dxa"/>
-              <w:right w:w="105" w:type="dxa"/>
-            </w:tcMar>
-          </w:tcPr>
-          <w:p>
-            <w:pPr>
-              <w:spacing w:after="0" w:line="240" w:lineRule="auto"/>
-              <w:rPr>
-                <w:rFonts w:ascii="Times New Roman" w:eastAsia="Times New Roman" w:hAnsi="Times New Roman" w:cs="Times New Roman"/>
-              </w:rPr>
-            </w:pPr>
-            <w:r>
-              <w:rPr>
-                <w:rFonts w:ascii="Times New Roman" w:eastAsia="Times New Roman" w:hAnsi="Times New Roman" w:cs="Times New Roman"/>
+            <w:shd w:val="clear" w:color="auto" w:fill="auto"/>
+            <w:tcMar>
+              <w:left w:w="105" w:type="dxa"/>
+              <w:right w:w="105" w:type="dxa"/>
+            </w:tcMar>
+          </w:tcPr>
+          <w:p>
+            <w:pPr>
+              <w:spacing w:after="0" w:line="240" w:lineRule="auto"/>
+              <w:rPr>
+                <w:rFonts w:ascii="Times New Roman" w:eastAsia="Times New Roman" w:hAnsi="Times New Roman" w:cs="Times New Roman"/>
+                <w:color w:val="000000" w:themeColor="text1"/>
+              </w:rPr>
+            </w:pPr>
+            <w:r>
+              <w:rPr>
+                <w:rFonts w:ascii="Times New Roman" w:eastAsia="Times New Roman" w:hAnsi="Times New Roman" w:cs="Times New Roman"/>
+                <w:color w:val="000000" w:themeColor="text1"/>
               </w:rPr>
               <w:t>Number</w:t>
             </w:r>
@@ -19248,16 +19472,18 @@
         <w:tc>
           <w:tcPr>
             <w:tcW w:w="3645" w:type="dxa"/>
-            <w:tcMar>
-              <w:left w:w="105" w:type="dxa"/>
-              <w:right w:w="105" w:type="dxa"/>
-            </w:tcMar>
-          </w:tcPr>
-          <w:p>
-            <w:pPr>
-              <w:spacing w:after="0" w:line="240" w:lineRule="auto"/>
-              <w:rPr>
-                <w:rFonts w:ascii="Times New Roman" w:eastAsia="Times New Roman" w:hAnsi="Times New Roman" w:cs="Times New Roman"/>
+            <w:shd w:val="clear" w:color="auto" w:fill="auto"/>
+            <w:tcMar>
+              <w:left w:w="105" w:type="dxa"/>
+              <w:right w:w="105" w:type="dxa"/>
+            </w:tcMar>
+          </w:tcPr>
+          <w:p>
+            <w:pPr>
+              <w:spacing w:after="0" w:line="240" w:lineRule="auto"/>
+              <w:rPr>
+                <w:rFonts w:ascii="Times New Roman" w:eastAsia="Times New Roman" w:hAnsi="Times New Roman" w:cs="Times New Roman"/>
+                <w:color w:val="000000" w:themeColor="text1"/>
               </w:rPr>
             </w:pPr>
             <w:r>
@@ -19265,6 +19491,7 @@
                 <w:rFonts w:ascii="Times New Roman" w:eastAsia="Times New Roman" w:hAnsi="Times New Roman" w:cs="Times New Roman"/>
                 <w:i/>
                 <w:iCs/>
+                <w:color w:val="000000" w:themeColor="text1"/>
               </w:rPr>
               <w:t>Xem bảng ItemTypeID</w:t>
             </w:r>
@@ -19278,24 +19505,24 @@
         <w:tc>
           <w:tcPr>
             <w:tcW w:w="1065" w:type="dxa"/>
-            <w:shd w:val="clear" w:color="auto" w:fill="FFFF00"/>
-            <w:tcMar>
-              <w:left w:w="105" w:type="dxa"/>
-              <w:right w:w="105" w:type="dxa"/>
-            </w:tcMar>
-          </w:tcPr>
-          <w:p>
-            <w:pPr>
-              <w:spacing w:after="0" w:line="240" w:lineRule="auto"/>
-              <w:rPr>
-                <w:rFonts w:ascii="Times New Roman" w:eastAsia="Times New Roman" w:hAnsi="Times New Roman" w:cs="Times New Roman"/>
-                <w:highlight w:val="yellow"/>
-              </w:rPr>
-            </w:pPr>
-            <w:r>
-              <w:rPr>
-                <w:rFonts w:ascii="Times New Roman" w:eastAsia="Times New Roman" w:hAnsi="Times New Roman" w:cs="Times New Roman"/>
-                <w:highlight w:val="yellow"/>
+            <w:shd w:val="clear" w:color="auto" w:fill="auto"/>
+            <w:tcMar>
+              <w:left w:w="105" w:type="dxa"/>
+              <w:right w:w="105" w:type="dxa"/>
+            </w:tcMar>
+          </w:tcPr>
+          <w:p>
+            <w:pPr>
+              <w:spacing w:after="0" w:line="240" w:lineRule="auto"/>
+              <w:rPr>
+                <w:rFonts w:ascii="Times New Roman" w:eastAsia="Times New Roman" w:hAnsi="Times New Roman" w:cs="Times New Roman"/>
+                <w:color w:val="000000" w:themeColor="text1"/>
+              </w:rPr>
+            </w:pPr>
+            <w:r>
+              <w:rPr>
+                <w:rFonts w:ascii="Times New Roman" w:eastAsia="Times New Roman" w:hAnsi="Times New Roman" w:cs="Times New Roman"/>
+                <w:color w:val="000000" w:themeColor="text1"/>
               </w:rPr>
               <w:t>3</w:t>
             </w:r>
@@ -19304,7 +19531,7 @@
         <w:tc>
           <w:tcPr>
             <w:tcW w:w="2610" w:type="dxa"/>
-            <w:shd w:val="clear" w:color="auto" w:fill="FFFF00"/>
+            <w:shd w:val="clear" w:color="auto" w:fill="auto"/>
             <w:tcMar>
               <w:left w:w="105" w:type="dxa"/>
               <w:right w:w="105" w:type="dxa"/>
@@ -19316,13 +19543,13 @@
               <w:ind w:left="540"/>
               <w:rPr>
                 <w:rFonts w:ascii="Times New Roman" w:eastAsia="Times New Roman" w:hAnsi="Times New Roman" w:cs="Times New Roman"/>
-                <w:highlight w:val="yellow"/>
-              </w:rPr>
-            </w:pPr>
-            <w:r>
-              <w:rPr>
-                <w:rFonts w:ascii="Times New Roman" w:eastAsia="Times New Roman" w:hAnsi="Times New Roman" w:cs="Times New Roman"/>
-                <w:highlight w:val="yellow"/>
+                <w:color w:val="000000" w:themeColor="text1"/>
+              </w:rPr>
+            </w:pPr>
+            <w:r>
+              <w:rPr>
+                <w:rFonts w:ascii="Times New Roman" w:eastAsia="Times New Roman" w:hAnsi="Times New Roman" w:cs="Times New Roman"/>
+                <w:color w:val="000000" w:themeColor="text1"/>
               </w:rPr>
               <w:t>ItemCode</w:t>
             </w:r>
@@ -19331,7 +19558,7 @@
         <w:tc>
           <w:tcPr>
             <w:tcW w:w="960" w:type="dxa"/>
-            <w:shd w:val="clear" w:color="auto" w:fill="FFFF00"/>
+            <w:shd w:val="clear" w:color="auto" w:fill="auto"/>
             <w:tcMar>
               <w:left w:w="105" w:type="dxa"/>
               <w:right w:w="105" w:type="dxa"/>
@@ -19342,13 +19569,13 @@
               <w:spacing w:after="0"/>
               <w:rPr>
                 <w:rFonts w:ascii="Times New Roman" w:eastAsia="Times New Roman" w:hAnsi="Times New Roman" w:cs="Times New Roman"/>
-                <w:highlight w:val="yellow"/>
-              </w:rPr>
-            </w:pPr>
-            <w:r>
-              <w:rPr>
-                <w:rFonts w:ascii="Times New Roman" w:eastAsia="Times New Roman" w:hAnsi="Times New Roman" w:cs="Times New Roman"/>
-                <w:highlight w:val="yellow"/>
+                <w:color w:val="000000" w:themeColor="text1"/>
+              </w:rPr>
+            </w:pPr>
+            <w:r>
+              <w:rPr>
+                <w:rFonts w:ascii="Times New Roman" w:eastAsia="Times New Roman" w:hAnsi="Times New Roman" w:cs="Times New Roman"/>
+                <w:color w:val="000000" w:themeColor="text1"/>
               </w:rPr>
               <w:t>N</w:t>
             </w:r>
@@ -19357,24 +19584,24 @@
         <w:tc>
           <w:tcPr>
             <w:tcW w:w="1485" w:type="dxa"/>
-            <w:shd w:val="clear" w:color="auto" w:fill="FFFF00"/>
-            <w:tcMar>
-              <w:left w:w="105" w:type="dxa"/>
-              <w:right w:w="105" w:type="dxa"/>
-            </w:tcMar>
-          </w:tcPr>
-          <w:p>
-            <w:pPr>
-              <w:spacing w:after="0" w:line="240" w:lineRule="auto"/>
-              <w:rPr>
-                <w:rFonts w:ascii="Times New Roman" w:eastAsia="Times New Roman" w:hAnsi="Times New Roman" w:cs="Times New Roman"/>
-                <w:highlight w:val="yellow"/>
-              </w:rPr>
-            </w:pPr>
-            <w:r>
-              <w:rPr>
-                <w:rFonts w:ascii="Times New Roman" w:eastAsia="Times New Roman" w:hAnsi="Times New Roman" w:cs="Times New Roman"/>
-                <w:highlight w:val="yellow"/>
+            <w:shd w:val="clear" w:color="auto" w:fill="auto"/>
+            <w:tcMar>
+              <w:left w:w="105" w:type="dxa"/>
+              <w:right w:w="105" w:type="dxa"/>
+            </w:tcMar>
+          </w:tcPr>
+          <w:p>
+            <w:pPr>
+              <w:spacing w:after="0" w:line="240" w:lineRule="auto"/>
+              <w:rPr>
+                <w:rFonts w:ascii="Times New Roman" w:eastAsia="Times New Roman" w:hAnsi="Times New Roman" w:cs="Times New Roman"/>
+                <w:color w:val="000000" w:themeColor="text1"/>
+              </w:rPr>
+            </w:pPr>
+            <w:r>
+              <w:rPr>
+                <w:rFonts w:ascii="Times New Roman" w:eastAsia="Times New Roman" w:hAnsi="Times New Roman" w:cs="Times New Roman"/>
+                <w:color w:val="000000" w:themeColor="text1"/>
               </w:rPr>
               <w:t>String</w:t>
             </w:r>
@@ -19383,18 +19610,18 @@
         <w:tc>
           <w:tcPr>
             <w:tcW w:w="3645" w:type="dxa"/>
-            <w:shd w:val="clear" w:color="auto" w:fill="FFFF00"/>
-            <w:tcMar>
-              <w:left w:w="105" w:type="dxa"/>
-              <w:right w:w="105" w:type="dxa"/>
-            </w:tcMar>
-          </w:tcPr>
-          <w:p>
-            <w:pPr>
-              <w:spacing w:after="0" w:line="240" w:lineRule="auto"/>
-              <w:rPr>
-                <w:rFonts w:ascii="Times New Roman" w:eastAsia="Times New Roman" w:hAnsi="Times New Roman" w:cs="Times New Roman"/>
-                <w:highlight w:val="yellow"/>
+            <w:shd w:val="clear" w:color="auto" w:fill="auto"/>
+            <w:tcMar>
+              <w:left w:w="105" w:type="dxa"/>
+              <w:right w:w="105" w:type="dxa"/>
+            </w:tcMar>
+          </w:tcPr>
+          <w:p>
+            <w:pPr>
+              <w:spacing w:after="0" w:line="240" w:lineRule="auto"/>
+              <w:rPr>
+                <w:rFonts w:ascii="Times New Roman" w:eastAsia="Times New Roman" w:hAnsi="Times New Roman" w:cs="Times New Roman"/>
+                <w:color w:val="000000" w:themeColor="text1"/>
               </w:rPr>
             </w:pPr>
           </w:p>
@@ -28145,8 +28372,8 @@
           <w:szCs w:val="32"/>
         </w:rPr>
       </w:pPr>
-      <w:bookmarkStart w:id="31" w:name="_Toc1544483708"/>
-      <w:bookmarkStart w:id="32" w:name="_Toc1698826110"/>
+      <w:bookmarkStart w:id="30" w:name="_Toc1544483708"/>
+      <w:bookmarkStart w:id="31" w:name="_Toc1698826110"/>
       <w:r>
         <w:rPr>
           <w:rFonts w:ascii="Times New Roman" w:eastAsia="Times New Roman" w:hAnsi="Times New Roman" w:cs="Times New Roman"/>
@@ -28158,8 +28385,8 @@
         <w:lastRenderedPageBreak/>
         <w:t>PHỤ LỤC</w:t>
       </w:r>
+      <w:bookmarkEnd w:id="30"/>
       <w:bookmarkEnd w:id="31"/>
-      <w:bookmarkEnd w:id="32"/>
     </w:p>
     <w:p>
       <w:pPr>
@@ -28177,8 +28404,8 @@
           <w:szCs w:val="28"/>
         </w:rPr>
       </w:pPr>
-      <w:bookmarkStart w:id="33" w:name="_Toc1337699139"/>
-      <w:bookmarkStart w:id="34" w:name="_Toc1958410063"/>
+      <w:bookmarkStart w:id="32" w:name="_Toc1337699139"/>
+      <w:bookmarkStart w:id="33" w:name="_Toc1958410063"/>
       <w:r>
         <w:rPr>
           <w:rFonts w:ascii="Times New Roman" w:eastAsia="Times New Roman" w:hAnsi="Times New Roman" w:cs="Times New Roman"/>
@@ -28189,8 +28416,8 @@
         </w:rPr>
         <w:t>Danh sách ProviderID</w:t>
       </w:r>
+      <w:bookmarkEnd w:id="32"/>
       <w:bookmarkEnd w:id="33"/>
-      <w:bookmarkEnd w:id="34"/>
     </w:p>
     <w:tbl>
       <w:tblPr>
@@ -28380,8 +28607,8 @@
           <w:szCs w:val="28"/>
         </w:rPr>
       </w:pPr>
-      <w:bookmarkStart w:id="35" w:name="_Toc1221856056"/>
-      <w:bookmarkStart w:id="36" w:name="_Toc1639510834"/>
+      <w:bookmarkStart w:id="34" w:name="_Toc1221856056"/>
+      <w:bookmarkStart w:id="35" w:name="_Toc1639510834"/>
       <w:r>
         <w:rPr>
           <w:rFonts w:ascii="Times New Roman" w:eastAsia="Times New Roman" w:hAnsi="Times New Roman" w:cs="Times New Roman"/>
@@ -28412,8 +28639,8 @@
         </w:rPr>
         <w:t>InvoiceType</w:t>
       </w:r>
+      <w:bookmarkEnd w:id="34"/>
       <w:bookmarkEnd w:id="35"/>
-      <w:bookmarkEnd w:id="36"/>
     </w:p>
     <w:tbl>
       <w:tblPr>
@@ -28903,8 +29130,8 @@
           <w:szCs w:val="28"/>
         </w:rPr>
       </w:pPr>
-      <w:bookmarkStart w:id="37" w:name="_Toc235536391"/>
-      <w:bookmarkStart w:id="38" w:name="_Toc832703619"/>
+      <w:bookmarkStart w:id="36" w:name="_Toc235536391"/>
+      <w:bookmarkStart w:id="37" w:name="_Toc832703619"/>
       <w:r>
         <w:rPr>
           <w:rFonts w:ascii="Times New Roman" w:eastAsia="Times New Roman" w:hAnsi="Times New Roman" w:cs="Times New Roman"/>
@@ -28935,8 +29162,8 @@
         </w:rPr>
         <w:t>renceTypeID</w:t>
       </w:r>
+      <w:bookmarkEnd w:id="36"/>
       <w:bookmarkEnd w:id="37"/>
-      <w:bookmarkEnd w:id="38"/>
     </w:p>
     <w:tbl>
       <w:tblPr>
@@ -29160,8 +29387,8 @@
           <w:szCs w:val="28"/>
         </w:rPr>
       </w:pPr>
-      <w:bookmarkStart w:id="39" w:name="_Toc403724983"/>
-      <w:bookmarkStart w:id="40" w:name="_Toc1524045179"/>
+      <w:bookmarkStart w:id="38" w:name="_Toc403724983"/>
+      <w:bookmarkStart w:id="39" w:name="_Toc1524045179"/>
       <w:r>
         <w:rPr>
           <w:rFonts w:ascii="Times New Roman" w:eastAsia="Times New Roman" w:hAnsi="Times New Roman" w:cs="Times New Roman"/>
@@ -29172,8 +29399,8 @@
         </w:rPr>
         <w:t>Danh sách InvoiceTypeID</w:t>
       </w:r>
+      <w:bookmarkEnd w:id="38"/>
       <w:bookmarkEnd w:id="39"/>
-      <w:bookmarkEnd w:id="40"/>
     </w:p>
     <w:tbl>
       <w:tblPr>
@@ -29391,8 +29618,8 @@
           <w:szCs w:val="28"/>
         </w:rPr>
       </w:pPr>
-      <w:bookmarkStart w:id="41" w:name="_Toc1487505947"/>
-      <w:bookmarkStart w:id="42" w:name="_Toc1521860547"/>
+      <w:bookmarkStart w:id="40" w:name="_Toc1487505947"/>
+      <w:bookmarkStart w:id="41" w:name="_Toc1521860547"/>
       <w:r>
         <w:rPr>
           <w:rFonts w:ascii="Times New Roman" w:eastAsia="Times New Roman" w:hAnsi="Times New Roman" w:cs="Times New Roman"/>
@@ -29413,8 +29640,8 @@
         </w:rPr>
         <w:t>PaymentMethodID</w:t>
       </w:r>
+      <w:bookmarkEnd w:id="40"/>
       <w:bookmarkEnd w:id="41"/>
-      <w:bookmarkEnd w:id="42"/>
     </w:p>
     <w:tbl>
       <w:tblPr>
@@ -29963,8 +30190,8 @@
           <w:szCs w:val="28"/>
         </w:rPr>
       </w:pPr>
-      <w:bookmarkStart w:id="43" w:name="_Toc2091215952"/>
-      <w:bookmarkStart w:id="44" w:name="_Toc1843886740"/>
+      <w:bookmarkStart w:id="42" w:name="_Toc2091215952"/>
+      <w:bookmarkStart w:id="43" w:name="_Toc1843886740"/>
       <w:r>
         <w:rPr>
           <w:rFonts w:ascii="Times New Roman" w:eastAsia="Times New Roman" w:hAnsi="Times New Roman" w:cs="Times New Roman"/>
@@ -29985,8 +30212,8 @@
         </w:rPr>
         <w:t>ReceiveTypeID</w:t>
       </w:r>
+      <w:bookmarkEnd w:id="42"/>
       <w:bookmarkEnd w:id="43"/>
-      <w:bookmarkEnd w:id="44"/>
     </w:p>
     <w:tbl>
       <w:tblPr>
@@ -30204,8 +30431,8 @@
           <w:szCs w:val="28"/>
         </w:rPr>
       </w:pPr>
-      <w:bookmarkStart w:id="45" w:name="_Toc475422091"/>
-      <w:bookmarkStart w:id="46" w:name="_Toc1230228226"/>
+      <w:bookmarkStart w:id="44" w:name="_Toc475422091"/>
+      <w:bookmarkStart w:id="45" w:name="_Toc1230228226"/>
       <w:r>
         <w:rPr>
           <w:rFonts w:ascii="Times New Roman" w:eastAsia="Times New Roman" w:hAnsi="Times New Roman" w:cs="Times New Roman"/>
@@ -30216,8 +30443,8 @@
         </w:rPr>
         <w:t>Danh sách ItemTypeID</w:t>
       </w:r>
+      <w:bookmarkEnd w:id="44"/>
       <w:bookmarkEnd w:id="45"/>
-      <w:bookmarkEnd w:id="46"/>
     </w:p>
     <w:tbl>
       <w:tblPr>
@@ -30549,8 +30776,8 @@
           <w:szCs w:val="28"/>
         </w:rPr>
       </w:pPr>
-      <w:bookmarkStart w:id="47" w:name="_Toc706934055"/>
-      <w:bookmarkStart w:id="48" w:name="_Toc870859898"/>
+      <w:bookmarkStart w:id="46" w:name="_Toc706934055"/>
+      <w:bookmarkStart w:id="47" w:name="_Toc870859898"/>
       <w:r>
         <w:rPr>
           <w:rFonts w:ascii="Times New Roman" w:eastAsia="Times New Roman" w:hAnsi="Times New Roman" w:cs="Times New Roman"/>
@@ -30571,8 +30798,8 @@
         </w:rPr>
         <w:t>TaxTypeID</w:t>
       </w:r>
+      <w:bookmarkEnd w:id="46"/>
       <w:bookmarkEnd w:id="47"/>
-      <w:bookmarkEnd w:id="48"/>
     </w:p>
     <w:tbl>
       <w:tblPr>
@@ -30933,8 +31160,8 @@
           <w:szCs w:val="28"/>
         </w:rPr>
       </w:pPr>
-      <w:bookmarkStart w:id="49" w:name="_Toc511319806"/>
-      <w:bookmarkStart w:id="50" w:name="_Toc2146251789"/>
+      <w:bookmarkStart w:id="48" w:name="_Toc511319806"/>
+      <w:bookmarkStart w:id="49" w:name="_Toc2146251789"/>
       <w:r>
         <w:rPr>
           <w:rFonts w:ascii="Times New Roman" w:eastAsia="Times New Roman" w:hAnsi="Times New Roman" w:cs="Times New Roman"/>
@@ -30955,8 +31182,8 @@
         </w:rPr>
         <w:t>InvoiceStatusID</w:t>
       </w:r>
+      <w:bookmarkEnd w:id="48"/>
       <w:bookmarkEnd w:id="49"/>
-      <w:bookmarkEnd w:id="50"/>
     </w:p>
     <w:tbl>
       <w:tblPr>
@@ -31572,8 +31799,8 @@
           <w:szCs w:val="28"/>
         </w:rPr>
       </w:pPr>
-      <w:bookmarkStart w:id="51" w:name="_Toc1062179077"/>
-      <w:bookmarkStart w:id="52" w:name="_Toc44041938"/>
+      <w:bookmarkStart w:id="50" w:name="_Toc1062179077"/>
+      <w:bookmarkStart w:id="51" w:name="_Toc44041938"/>
       <w:r>
         <w:rPr>
           <w:rFonts w:ascii="Times New Roman" w:eastAsia="Times New Roman" w:hAnsi="Times New Roman" w:cs="Times New Roman"/>
@@ -31584,6 +31811,7 @@
         </w:rPr>
         <w:t xml:space="preserve">Danh sách </w:t>
       </w:r>
+      <w:bookmarkStart w:id="52" w:name="_GoBack"/>
       <w:r>
         <w:rPr>
           <w:rFonts w:ascii="Times New Roman" w:eastAsia="Times New Roman" w:hAnsi="Times New Roman" w:cs="Times New Roman"/>
@@ -31594,6 +31822,7 @@
         </w:rPr>
         <w:t>TaxStatusID</w:t>
       </w:r>
+      <w:bookmarkEnd w:id="50"/>
       <w:bookmarkEnd w:id="51"/>
       <w:bookmarkEnd w:id="52"/>
     </w:p>
@@ -31830,7 +32059,7 @@
         <w:noProof/>
         <w:color w:val="156082" w:themeColor="accent1"/>
       </w:rPr>
-      <w:t>11</w:t>
+      <w:t>15</w:t>
     </w:r>
     <w:r>
       <w:rPr>
@@ -35699,6 +35928,21 @@
 </file>
 
 <file path=customXml/item1.xml><?xml version="1.0" encoding="utf-8"?>
+<?mso-contentType ?>
+<FormTemplates xmlns="http://schemas.microsoft.com/sharepoint/v3/contenttype/forms">
+  <Display>DocumentLibraryForm</Display>
+  <Edit>DocumentLibraryForm</Edit>
+  <New>DocumentLibraryForm</New>
+</FormTemplates>
+</file>
+
+<file path=customXml/item2.xml><?xml version="1.0" encoding="utf-8"?>
+<p:properties xmlns:p="http://schemas.microsoft.com/office/2006/metadata/properties" xmlns:xsi="http://www.w3.org/2001/XMLSchema-instance" xmlns:pc="http://schemas.microsoft.com/office/infopath/2007/PartnerControls">
+  <documentManagement/>
+</p:properties>
+</file>
+
+<file path=customXml/item3.xml><?xml version="1.0" encoding="utf-8"?>
 <ct:contentTypeSchema xmlns:ct="http://schemas.microsoft.com/office/2006/metadata/contentType" xmlns:ma="http://schemas.microsoft.com/office/2006/metadata/properties/metaAttributes" ct:_="" ma:_="" ma:contentTypeName="Document" ma:contentTypeID="0x0101002D3ACDDDBD8A5C4593575E3E01142631" ma:contentTypeVersion="4" ma:contentTypeDescription="Create a new document." ma:contentTypeScope="" ma:versionID="538c3f010460172b2c3b3a761b26b18a">
   <xsd:schema xmlns:xsd="http://www.w3.org/2001/XMLSchema" xmlns:xs="http://www.w3.org/2001/XMLSchema" xmlns:p="http://schemas.microsoft.com/office/2006/metadata/properties" xmlns:ns2="236434ac-9621-4ff5-a838-39e894409630" targetNamespace="http://schemas.microsoft.com/office/2006/metadata/properties" ma:root="true" ma:fieldsID="6b2872689390328bfa53a59887382698" ns2:_="">
     <xsd:import namespace="236434ac-9621-4ff5-a838-39e894409630"/>
@@ -35842,26 +36086,28 @@
 </ct:contentTypeSchema>
 </file>
 
-<file path=customXml/item2.xml><?xml version="1.0" encoding="utf-8"?>
-<p:properties xmlns:p="http://schemas.microsoft.com/office/2006/metadata/properties" xmlns:xsi="http://www.w3.org/2001/XMLSchema-instance" xmlns:pc="http://schemas.microsoft.com/office/infopath/2007/PartnerControls">
-  <documentManagement/>
-</p:properties>
-</file>
-
-<file path=customXml/item3.xml><?xml version="1.0" encoding="utf-8"?>
-<?mso-contentType ?>
-<FormTemplates xmlns="http://schemas.microsoft.com/sharepoint/v3/contenttype/forms">
-  <Display>DocumentLibraryForm</Display>
-  <Edit>DocumentLibraryForm</Edit>
-  <New>DocumentLibraryForm</New>
-</FormTemplates>
-</file>
-
 <file path=customXml/item4.xml><?xml version="1.0" encoding="utf-8"?>
 <b:Sources xmlns:b="http://schemas.openxmlformats.org/officeDocument/2006/bibliography" xmlns="http://schemas.openxmlformats.org/officeDocument/2006/bibliography" SelectedStyle="\APASixthEditionOfficeOnline.xsl" StyleName="APA" Version="6"/>
 </file>
 
 <file path=customXml/itemProps1.xml><?xml version="1.0" encoding="utf-8"?>
+<ds:datastoreItem xmlns:ds="http://schemas.openxmlformats.org/officeDocument/2006/customXml" ds:itemID="{75217111-EF66-490A-AE2E-7DEEAE35B52D}">
+  <ds:schemaRefs>
+    <ds:schemaRef ds:uri="http://schemas.microsoft.com/sharepoint/v3/contenttype/forms"/>
+  </ds:schemaRefs>
+</ds:datastoreItem>
+</file>
+
+<file path=customXml/itemProps2.xml><?xml version="1.0" encoding="utf-8"?>
+<ds:datastoreItem xmlns:ds="http://schemas.openxmlformats.org/officeDocument/2006/customXml" ds:itemID="{54410817-2212-41E2-B5C7-10866F49E1A1}">
+  <ds:schemaRefs>
+    <ds:schemaRef ds:uri="http://schemas.microsoft.com/office/2006/metadata/properties"/>
+    <ds:schemaRef ds:uri="http://schemas.microsoft.com/office/infopath/2007/PartnerControls"/>
+  </ds:schemaRefs>
+</ds:datastoreItem>
+</file>
+
+<file path=customXml/itemProps3.xml><?xml version="1.0" encoding="utf-8"?>
 <ds:datastoreItem xmlns:ds="http://schemas.openxmlformats.org/officeDocument/2006/customXml" ds:itemID="{6309671B-11C7-4F41-B20A-67D638E8D19C}">
   <ds:schemaRefs>
     <ds:schemaRef ds:uri="http://schemas.microsoft.com/office/2006/metadata/contentType"/>
@@ -35879,25 +36125,8 @@
 </ds:datastoreItem>
 </file>
 
-<file path=customXml/itemProps2.xml><?xml version="1.0" encoding="utf-8"?>
-<ds:datastoreItem xmlns:ds="http://schemas.openxmlformats.org/officeDocument/2006/customXml" ds:itemID="{54410817-2212-41E2-B5C7-10866F49E1A1}">
-  <ds:schemaRefs>
-    <ds:schemaRef ds:uri="http://schemas.microsoft.com/office/2006/metadata/properties"/>
-    <ds:schemaRef ds:uri="http://schemas.microsoft.com/office/infopath/2007/PartnerControls"/>
-  </ds:schemaRefs>
-</ds:datastoreItem>
-</file>
-
-<file path=customXml/itemProps3.xml><?xml version="1.0" encoding="utf-8"?>
-<ds:datastoreItem xmlns:ds="http://schemas.openxmlformats.org/officeDocument/2006/customXml" ds:itemID="{75217111-EF66-490A-AE2E-7DEEAE35B52D}">
-  <ds:schemaRefs>
-    <ds:schemaRef ds:uri="http://schemas.microsoft.com/sharepoint/v3/contenttype/forms"/>
-  </ds:schemaRefs>
-</ds:datastoreItem>
-</file>
-
 <file path=customXml/itemProps4.xml><?xml version="1.0" encoding="utf-8"?>
-<ds:datastoreItem xmlns:ds="http://schemas.openxmlformats.org/officeDocument/2006/customXml" ds:itemID="{E138D88C-870B-4D87-9DC6-D79B21AFF53E}">
+<ds:datastoreItem xmlns:ds="http://schemas.openxmlformats.org/officeDocument/2006/customXml" ds:itemID="{27F3F91E-BA76-4949-8F42-E16A31112497}">
   <ds:schemaRefs>
     <ds:schemaRef ds:uri="http://schemas.openxmlformats.org/officeDocument/2006/bibliography"/>
   </ds:schemaRefs>
